--- a/netbot-rapport.docx
+++ b/netbot-rapport.docx
@@ -1,6 +1,6 @@
 
 <file path=word/document.xml><?xml version="1.0" encoding="utf-8"?>
-<w:document xmlns:wpc="http://schemas.microsoft.com/office/word/2010/wordprocessingCanvas" xmlns:cx="http://schemas.microsoft.com/office/drawing/2014/chartex" xmlns:cx1="http://schemas.microsoft.com/office/drawing/2015/9/8/chartex" xmlns:cx2="http://schemas.microsoft.com/office/drawing/2015/10/21/chartex" xmlns:cx3="http://schemas.microsoft.com/office/drawing/2016/5/9/chartex" xmlns:cx4="http://schemas.microsoft.com/office/drawing/2016/5/10/chartex" xmlns:cx5="http://schemas.microsoft.com/office/drawing/2016/5/11/chartex" xmlns:cx6="http://schemas.microsoft.com/office/drawing/2016/5/12/chartex" xmlns:cx7="http://schemas.microsoft.com/office/drawing/2016/5/13/chartex" xmlns:cx8="http://schemas.microsoft.com/office/drawing/2016/5/14/chartex" xmlns:mc="http://schemas.openxmlformats.org/markup-compatibility/2006" xmlns:aink="http://schemas.microsoft.com/office/drawing/2016/ink" xmlns:am3d="http://schemas.microsoft.com/office/drawing/2017/model3d" xmlns:o="urn:schemas-microsoft-com:office:office" xmlns:r="http://schemas.openxmlformats.org/officeDocument/2006/relationships" xmlns:m="http://schemas.openxmlformats.org/officeDocument/2006/math" xmlns:v="urn:schemas-microsoft-com:vml" xmlns:wp14="http://schemas.microsoft.com/office/word/2010/wordprocessingDrawing" xmlns:wp="http://schemas.openxmlformats.org/drawingml/2006/wordprocessingDrawing" xmlns:w10="urn:schemas-microsoft-com:office:word" xmlns:w="http://schemas.openxmlformats.org/wordprocessingml/2006/main" xmlns:w14="http://schemas.microsoft.com/office/word/2010/wordml" xmlns:w15="http://schemas.microsoft.com/office/word/2012/wordml" xmlns:w16cex="http://schemas.microsoft.com/office/word/2018/wordml/cex" xmlns:w16cid="http://schemas.microsoft.com/office/word/2016/wordml/cid" xmlns:w16="http://schemas.microsoft.com/office/word/2018/wordml" xmlns:w16sdtdh="http://schemas.microsoft.com/office/word/2020/wordml/sdtdatahash" xmlns:w16se="http://schemas.microsoft.com/office/word/2015/wordml/symex" xmlns:wpg="http://schemas.microsoft.com/office/word/2010/wordprocessingGroup" xmlns:wpi="http://schemas.microsoft.com/office/word/2010/wordprocessingInk" xmlns:wne="http://schemas.microsoft.com/office/word/2006/wordml" xmlns:wps="http://schemas.microsoft.com/office/word/2010/wordprocessingShape" mc:Ignorable="w14 w15 w16se w16cid w16 w16cex w16sdtdh wp14">
+<w:document xmlns:wpc="http://schemas.microsoft.com/office/word/2010/wordprocessingCanvas" xmlns:cx="http://schemas.microsoft.com/office/drawing/2014/chartex" xmlns:cx1="http://schemas.microsoft.com/office/drawing/2015/9/8/chartex" xmlns:cx2="http://schemas.microsoft.com/office/drawing/2015/10/21/chartex" xmlns:cx3="http://schemas.microsoft.com/office/drawing/2016/5/9/chartex" xmlns:cx4="http://schemas.microsoft.com/office/drawing/2016/5/10/chartex" xmlns:cx5="http://schemas.microsoft.com/office/drawing/2016/5/11/chartex" xmlns:cx6="http://schemas.microsoft.com/office/drawing/2016/5/12/chartex" xmlns:cx7="http://schemas.microsoft.com/office/drawing/2016/5/13/chartex" xmlns:cx8="http://schemas.microsoft.com/office/drawing/2016/5/14/chartex" xmlns:mc="http://schemas.openxmlformats.org/markup-compatibility/2006" xmlns:aink="http://schemas.microsoft.com/office/drawing/2016/ink" xmlns:am3d="http://schemas.microsoft.com/office/drawing/2017/model3d" xmlns:o="urn:schemas-microsoft-com:office:office" xmlns:oel="http://schemas.microsoft.com/office/2019/extlst" xmlns:r="http://schemas.openxmlformats.org/officeDocument/2006/relationships" xmlns:m="http://schemas.openxmlformats.org/officeDocument/2006/math" xmlns:v="urn:schemas-microsoft-com:vml" xmlns:wp14="http://schemas.microsoft.com/office/word/2010/wordprocessingDrawing" xmlns:wp="http://schemas.openxmlformats.org/drawingml/2006/wordprocessingDrawing" xmlns:w10="urn:schemas-microsoft-com:office:word" xmlns:w="http://schemas.openxmlformats.org/wordprocessingml/2006/main" xmlns:w14="http://schemas.microsoft.com/office/word/2010/wordml" xmlns:w15="http://schemas.microsoft.com/office/word/2012/wordml" xmlns:w16cex="http://schemas.microsoft.com/office/word/2018/wordml/cex" xmlns:w16cid="http://schemas.microsoft.com/office/word/2016/wordml/cid" xmlns:w16="http://schemas.microsoft.com/office/word/2018/wordml" xmlns:w16du="http://schemas.microsoft.com/office/word/2023/wordml/word16du" xmlns:w16sdtdh="http://schemas.microsoft.com/office/word/2020/wordml/sdtdatahash" xmlns:w16sdtfl="http://schemas.microsoft.com/office/word/2024/wordml/sdtformatlock" xmlns:w16se="http://schemas.microsoft.com/office/word/2015/wordml/symex" xmlns:wpg="http://schemas.microsoft.com/office/word/2010/wordprocessingGroup" xmlns:wpi="http://schemas.microsoft.com/office/word/2010/wordprocessingInk" xmlns:wne="http://schemas.microsoft.com/office/word/2006/wordml" xmlns:wps="http://schemas.microsoft.com/office/word/2010/wordprocessingShape" mc:Ignorable="w14 w15 w16se w16cid w16 w16cex w16sdtdh w16sdtfl w16du wp14">
   <w:body>
     <w:tbl>
       <w:tblPr>
@@ -123,7 +123,7 @@
                     </wp:anchor>
                   </w:drawing>
                 </mc:Choice>
-                <mc:Fallback xmlns:w16sdtfl="http://schemas.microsoft.com/office/word/2024/wordml/sdtformatlock" xmlns:w16du="http://schemas.microsoft.com/office/word/2023/wordml/word16du" xmlns:oel="http://schemas.microsoft.com/office/2019/extlst">
+                <mc:Fallback>
                   <w:pict>
                     <v:line w14:anchorId="4FC3076F" id="Connecteur droit 5" o:spid="_x0000_s1026" style="position:absolute;flip:y;z-index:251659264;visibility:visible;mso-wrap-style:square;mso-width-percent:0;mso-height-percent:0;mso-wrap-distance-left:9pt;mso-wrap-distance-top:0;mso-wrap-distance-right:9pt;mso-wrap-distance-bottom:0;mso-position-horizontal:absolute;mso-position-horizontal-relative:text;mso-position-vertical:absolute;mso-position-vertical-relative:text;mso-width-percent:0;mso-height-percent:0;mso-width-relative:margin;mso-height-relative:margin" from="60.4pt,6.35pt" to="164.9pt,6.35pt" o:gfxdata="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" strokecolor="black [3200]"/>
                   </w:pict>
@@ -178,7 +178,7 @@
                 <w:lang w:val="en-US"/>
               </w:rPr>
               <w:drawing>
-                <wp:inline distT="0" distB="0" distL="0" distR="0" wp14:anchorId="3A659251" wp14:editId="620FEEEF">
+                <wp:inline distT="0" distB="0" distL="0" distR="0" wp14:anchorId="3A659251" wp14:editId="49809A44">
                   <wp:extent cx="889000" cy="889000"/>
                   <wp:effectExtent l="0" t="0" r="6350" b="6350"/>
                   <wp:docPr id="248945208" name="Image 2"/>
@@ -289,28 +289,15 @@
                 <w:rFonts w:cs="Times New Roman"/>
                 <w:sz w:val="20"/>
                 <w:szCs w:val="20"/>
-                <w:lang w:val="en-CA"/>
               </w:rPr>
             </w:pPr>
-            <w:proofErr w:type="spellStart"/>
             <w:r>
               <w:rPr>
                 <w:rFonts w:cs="Times New Roman"/>
                 <w:sz w:val="20"/>
                 <w:szCs w:val="20"/>
-                <w:lang w:val="en-CA"/>
-              </w:rPr>
-              <w:t>Tél</w:t>
-            </w:r>
-            <w:proofErr w:type="spellEnd"/>
-            <w:r>
-              <w:rPr>
-                <w:rFonts w:cs="Times New Roman"/>
-                <w:sz w:val="20"/>
-                <w:szCs w:val="20"/>
-                <w:lang w:val="en-CA"/>
-              </w:rPr>
-              <w:t>: (237) 22 21 11 43 / (237) 99 99 82 49</w:t>
+              </w:rPr>
+              <w:t>Tél: (237) 22 21 11 43 / (237) 99 99 82 49</w:t>
             </w:r>
           </w:p>
           <w:p>
@@ -463,7 +450,7 @@
                     </wp:anchor>
                   </w:drawing>
                 </mc:Choice>
-                <mc:Fallback xmlns:w16sdtfl="http://schemas.microsoft.com/office/word/2024/wordml/sdtformatlock" xmlns:w16du="http://schemas.microsoft.com/office/word/2023/wordml/word16du" xmlns:oel="http://schemas.microsoft.com/office/2019/extlst">
+                <mc:Fallback>
                   <w:pict>
                     <v:line w14:anchorId="7D1E82DB" id="Connecteur droit 5" o:spid="_x0000_s1026" style="position:absolute;flip:y;z-index:251661312;visibility:visible;mso-wrap-style:square;mso-width-percent:0;mso-height-percent:0;mso-wrap-distance-left:9pt;mso-wrap-distance-top:0;mso-wrap-distance-right:9pt;mso-wrap-distance-bottom:0;mso-position-horizontal:absolute;mso-position-horizontal-relative:text;mso-position-vertical:absolute;mso-position-vertical-relative:text;mso-width-percent:0;mso-height-percent:0;mso-width-relative:margin;mso-height-relative:margin" from="66.2pt,5.85pt" to="167.2pt,5.85pt" o:gfxdata="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" strokecolor="black [3200]"/>
                   </w:pict>
@@ -794,7 +781,7 @@
           </mc:Choice>
           <mc:Fallback>
             <w:pict>
-              <v:roundrect w14:anchorId="0563E9BE" id="Rectangle : coins arrondis 15" o:spid="_x0000_s1026" style="position:absolute;left:0;text-align:left;margin-left:0;margin-top:16.35pt;width:483.6pt;height:142.8pt;z-index:251669504;visibility:visible;mso-wrap-style:square;mso-width-percent:0;mso-height-percent:0;mso-wrap-distance-left:9pt;mso-wrap-distance-top:0;mso-wrap-distance-right:9pt;mso-wrap-distance-bottom:0;mso-position-horizontal:center;mso-position-horizontal-relative:margin;mso-position-vertical:absolute;mso-position-vertical-relative:text;mso-width-percent:0;mso-height-percent:0;mso-width-relative:margin;mso-height-relative:margin;v-text-anchor:middle" arcsize="10923f" o:gfxdata="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" fillcolor="#deeaf6 [664]" strokecolor="#09101d [484]" strokeweight="1.25pt">
+              <v:roundrect w14:anchorId="0563E9BE" id="Rectangle : coins arrondis 15" o:spid="_x0000_s1026" style="position:absolute;left:0;text-align:left;margin-left:0;margin-top:16.35pt;width:483.6pt;height:142.8pt;z-index:251669504;visibility:visible;mso-wrap-style:square;mso-width-percent:0;mso-height-percent:0;mso-wrap-distance-left:9pt;mso-wrap-distance-top:0;mso-wrap-distance-right:9pt;mso-wrap-distance-bottom:0;mso-position-horizontal:center;mso-position-horizontal-relative:margin;mso-position-vertical:absolute;mso-position-vertical-relative:text;mso-width-percent:0;mso-height-percent:0;mso-width-relative:margin;mso-height-relative:margin;v-text-anchor:middle" arcsize="10923f" o:gfxdata="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" fillcolor="#deeaf6 [664]" strokecolor="#09101d [484]" strokeweight="1.25pt">
                 <v:textbox>
                   <w:txbxContent>
                     <w:p>
@@ -1589,7 +1576,6 @@
                                 <w:lang w:val="en-US"/>
                               </w:rPr>
                             </w:pPr>
-                            <w:proofErr w:type="spellStart"/>
                             <w:r>
                               <w:rPr>
                                 <w:rFonts w:cs="Times New Roman"/>
@@ -1601,49 +1587,7 @@
                                 <w:szCs w:val="22"/>
                                 <w:lang w:val="en-US"/>
                               </w:rPr>
-                              <w:t>Année</w:t>
-                            </w:r>
-                            <w:proofErr w:type="spellEnd"/>
-                            <w:r>
-                              <w:rPr>
-                                <w:rFonts w:cs="Times New Roman"/>
-                                <w:b/>
-                                <w:bCs/>
-                                <w:i/>
-                                <w:iCs/>
-                                <w:sz w:val="22"/>
-                                <w:szCs w:val="22"/>
-                                <w:lang w:val="en-US"/>
-                              </w:rPr>
-                              <w:t xml:space="preserve"> </w:t>
-                            </w:r>
-                            <w:proofErr w:type="spellStart"/>
-                            <w:r>
-                              <w:rPr>
-                                <w:rFonts w:cs="Times New Roman"/>
-                                <w:b/>
-                                <w:bCs/>
-                                <w:i/>
-                                <w:iCs/>
-                                <w:sz w:val="22"/>
-                                <w:szCs w:val="22"/>
-                                <w:lang w:val="en-US"/>
-                              </w:rPr>
-                              <w:t>académique</w:t>
-                            </w:r>
-                            <w:proofErr w:type="spellEnd"/>
-                            <w:r>
-                              <w:rPr>
-                                <w:rFonts w:cs="Times New Roman"/>
-                                <w:b/>
-                                <w:bCs/>
-                                <w:i/>
-                                <w:iCs/>
-                                <w:sz w:val="22"/>
-                                <w:szCs w:val="22"/>
-                                <w:lang w:val="en-US"/>
-                              </w:rPr>
-                              <w:t xml:space="preserve"> 202</w:t>
+                              <w:t>Année académique 202</w:t>
                             </w:r>
                             <w:r>
                               <w:rPr>
@@ -1747,7 +1691,7 @@
                 </v:handles>
                 <o:complex v:ext="view"/>
               </v:shapetype>
-              <v:shape id="Ruban : incliné vers le haut 11" o:spid="_x0000_s1027" type="#_x0000_t54" style="position:absolute;left:0;text-align:left;margin-left:0;margin-top:49.5pt;width:356.5pt;height:29.5pt;z-index:251664384;visibility:visible;mso-wrap-style:square;mso-width-percent:0;mso-height-percent:0;mso-wrap-distance-left:9pt;mso-wrap-distance-top:0;mso-wrap-distance-right:9pt;mso-wrap-distance-bottom:0;mso-position-horizontal:center;mso-position-horizontal-relative:margin;mso-position-vertical:absolute;mso-position-vertical-relative:text;mso-width-percent:0;mso-height-percent:0;mso-width-relative:margin;mso-height-relative:margin;v-text-anchor:middle" o:gfxdata="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" adj=",18000" fillcolor="#1f4d78 [1608]" strokecolor="black [3213]" strokeweight="1.25pt">
+              <v:shape id="Ruban : incliné vers le haut 11" o:spid="_x0000_s1027" type="#_x0000_t54" style="position:absolute;left:0;text-align:left;margin-left:0;margin-top:49.5pt;width:356.5pt;height:29.5pt;z-index:251664384;visibility:visible;mso-wrap-style:square;mso-width-percent:0;mso-height-percent:0;mso-wrap-distance-left:9pt;mso-wrap-distance-top:0;mso-wrap-distance-right:9pt;mso-wrap-distance-bottom:0;mso-position-horizontal:center;mso-position-horizontal-relative:margin;mso-position-vertical:absolute;mso-position-vertical-relative:text;mso-width-percent:0;mso-height-percent:0;mso-width-relative:margin;mso-height-relative:margin;v-text-anchor:middle" o:gfxdata="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" adj=",18000" fillcolor="#1f4d78 [1608]" strokecolor="black [3213]" strokeweight="1.25pt">
                 <v:textbox>
                   <w:txbxContent>
                     <w:p>
@@ -1764,7 +1708,6 @@
                           <w:lang w:val="en-US"/>
                         </w:rPr>
                       </w:pPr>
-                      <w:proofErr w:type="spellStart"/>
                       <w:r>
                         <w:rPr>
                           <w:rFonts w:cs="Times New Roman"/>
@@ -1776,49 +1719,7 @@
                           <w:szCs w:val="22"/>
                           <w:lang w:val="en-US"/>
                         </w:rPr>
-                        <w:t>Année</w:t>
-                      </w:r>
-                      <w:proofErr w:type="spellEnd"/>
-                      <w:r>
-                        <w:rPr>
-                          <w:rFonts w:cs="Times New Roman"/>
-                          <w:b/>
-                          <w:bCs/>
-                          <w:i/>
-                          <w:iCs/>
-                          <w:sz w:val="22"/>
-                          <w:szCs w:val="22"/>
-                          <w:lang w:val="en-US"/>
-                        </w:rPr>
-                        <w:t xml:space="preserve"> </w:t>
-                      </w:r>
-                      <w:proofErr w:type="spellStart"/>
-                      <w:r>
-                        <w:rPr>
-                          <w:rFonts w:cs="Times New Roman"/>
-                          <w:b/>
-                          <w:bCs/>
-                          <w:i/>
-                          <w:iCs/>
-                          <w:sz w:val="22"/>
-                          <w:szCs w:val="22"/>
-                          <w:lang w:val="en-US"/>
-                        </w:rPr>
-                        <w:t>académique</w:t>
-                      </w:r>
-                      <w:proofErr w:type="spellEnd"/>
-                      <w:r>
-                        <w:rPr>
-                          <w:rFonts w:cs="Times New Roman"/>
-                          <w:b/>
-                          <w:bCs/>
-                          <w:i/>
-                          <w:iCs/>
-                          <w:sz w:val="22"/>
-                          <w:szCs w:val="22"/>
-                          <w:lang w:val="en-US"/>
-                        </w:rPr>
-                        <w:t xml:space="preserve"> 202</w:t>
+                        <w:t>Année académique 202</w:t>
                       </w:r>
                       <w:r>
                         <w:rPr>
@@ -2136,7 +2037,7 @@
                   <v:h position="#0,#1"/>
                 </v:handles>
               </v:shapetype>
-              <v:shape id="Bulle narrative : ronde 18" o:spid="_x0000_s1028" type="#_x0000_t63" style="position:absolute;left:0;text-align:left;margin-left:27.65pt;margin-top:22.9pt;width:358.2pt;height:312pt;z-index:251687936;visibility:visible;mso-wrap-style:square;mso-wrap-distance-left:9pt;mso-wrap-distance-top:0;mso-wrap-distance-right:9pt;mso-wrap-distance-bottom:0;mso-position-horizontal:absolute;mso-position-horizontal-relative:margin;mso-position-vertical:absolute;mso-position-vertical-relative:text;v-text-anchor:middle" o:gfxdata="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" adj="6300,24300" fillcolor="#ffc000 [3207]" strokecolor="#70ad47 [3209]" strokeweight="1.25pt">
+              <v:shape id="Bulle narrative : ronde 18" o:spid="_x0000_s1028" type="#_x0000_t63" style="position:absolute;left:0;text-align:left;margin-left:27.65pt;margin-top:22.9pt;width:358.2pt;height:312pt;z-index:251687936;visibility:visible;mso-wrap-style:square;mso-wrap-distance-left:9pt;mso-wrap-distance-top:0;mso-wrap-distance-right:9pt;mso-wrap-distance-bottom:0;mso-position-horizontal:absolute;mso-position-horizontal-relative:margin;mso-position-vertical:absolute;mso-position-vertical-relative:text;v-text-anchor:middle" o:gfxdata="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" adj="6300,24300" fillcolor="#ffc000 [3207]" strokecolor="#70ad47 [3209]" strokeweight="1.25pt">
                 <v:textbox>
                   <w:txbxContent>
                     <w:p>
@@ -2320,7 +2221,7 @@
                 </v:formulas>
                 <v:path gradientshapeok="t" limo="10800,10800" o:connecttype="custom" o:connectlocs="@8,0;0,@9;@8,@7;@6,@9" textboxrect="@3,@3,@4,@5"/>
               </v:shapetype>
-              <v:shape id="Organigramme : Alternative 25" o:spid="_x0000_s1029" type="#_x0000_t176" style="position:absolute;left:0;text-align:left;margin-left:161.3pt;margin-top:66.75pt;width:212.5pt;height:110.75pt;z-index:251665408;visibility:visible;mso-wrap-style:square;mso-width-percent:0;mso-height-percent:0;mso-wrap-distance-left:9pt;mso-wrap-distance-top:0;mso-wrap-distance-right:9pt;mso-wrap-distance-bottom:0;mso-position-horizontal:right;mso-position-horizontal-relative:margin;mso-position-vertical:absolute;mso-position-vertical-relative:text;mso-width-percent:0;mso-height-percent:0;mso-width-relative:margin;mso-height-relative:margin;v-text-anchor:middle" o:gfxdata="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" fillcolor="white [3201]" strokecolor="white [3212]" strokeweight="1.25pt">
+              <v:shape id="Organigramme : Alternative 25" o:spid="_x0000_s1029" type="#_x0000_t176" style="position:absolute;left:0;text-align:left;margin-left:161.3pt;margin-top:66.75pt;width:212.5pt;height:110.75pt;z-index:251665408;visibility:visible;mso-wrap-style:square;mso-width-percent:0;mso-height-percent:0;mso-wrap-distance-left:9pt;mso-wrap-distance-top:0;mso-wrap-distance-right:9pt;mso-wrap-distance-bottom:0;mso-position-horizontal:right;mso-position-horizontal-relative:margin;mso-position-vertical:absolute;mso-position-vertical-relative:text;mso-width-percent:0;mso-height-percent:0;mso-width-relative:margin;mso-height-relative:margin;v-text-anchor:middle" o:gfxdata="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" fillcolor="white [3201]" strokecolor="white [3212]" strokeweight="1.25pt">
                 <v:textbox>
                   <w:txbxContent>
                     <w:p>
@@ -4888,7 +4789,7 @@
                 </v:handles>
                 <o:complex v:ext="view"/>
               </v:shapetype>
-              <v:shape id="Rectangle : carré corné 12" o:spid="_x0000_s1030" type="#_x0000_t65" style="position:absolute;left:0;text-align:left;margin-left:.75pt;margin-top:15.3pt;width:425.4pt;height:380.4pt;z-index:251670528;visibility:visible;mso-wrap-style:square;mso-width-percent:0;mso-height-percent:0;mso-wrap-distance-left:9pt;mso-wrap-distance-top:0;mso-wrap-distance-right:9pt;mso-wrap-distance-bottom:0;mso-position-horizontal:absolute;mso-position-horizontal-relative:text;mso-position-vertical:absolute;mso-position-vertical-relative:text;mso-width-percent:0;mso-height-percent:0;mso-width-relative:margin;mso-height-relative:margin;v-text-anchor:middle" o:gfxdata="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" adj="18000" filled="f" strokecolor="#ffc000 [3207]" strokeweight="1pt">
+              <v:shape id="Rectangle : carré corné 12" o:spid="_x0000_s1030" type="#_x0000_t65" style="position:absolute;left:0;text-align:left;margin-left:.75pt;margin-top:15.3pt;width:425.4pt;height:380.4pt;z-index:251670528;visibility:visible;mso-wrap-style:square;mso-width-percent:0;mso-height-percent:0;mso-wrap-distance-left:9pt;mso-wrap-distance-top:0;mso-wrap-distance-right:9pt;mso-wrap-distance-bottom:0;mso-position-horizontal:absolute;mso-position-horizontal-relative:text;mso-position-vertical:absolute;mso-position-vertical-relative:text;mso-width-percent:0;mso-height-percent:0;mso-width-relative:margin;mso-height-relative:margin;v-text-anchor:middle" o:gfxdata="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" adj="18000" filled="f" strokecolor="#ffc000 [3207]" strokeweight="1pt">
                 <v:textbox>
                   <w:txbxContent>
                     <w:p>
@@ -5176,11 +5077,9 @@
       <w:r>
         <w:t xml:space="preserve"> située à </w:t>
       </w:r>
-      <w:proofErr w:type="spellStart"/>
       <w:r>
         <w:t>Nkomo</w:t>
       </w:r>
-      <w:proofErr w:type="spellEnd"/>
       <w:r>
         <w:t>. Nous avons bénéficié d’un accueil chaleureux et remarquable de la part de M</w:t>
       </w:r>
@@ -5592,13 +5491,11 @@
         <w:t xml:space="preserve">: organigramme de </w:t>
       </w:r>
       <w:r>
-        <w:t xml:space="preserve">batch smart </w:t>
-      </w:r>
-      <w:proofErr w:type="spellStart"/>
-      <w:r>
-        <w:t>technology</w:t>
-      </w:r>
-      <w:proofErr w:type="spellEnd"/>
+        <w:t>batch smart technolog</w:t>
+      </w:r>
+      <w:r>
+        <w:t>ies</w:t>
+      </w:r>
     </w:p>
     <w:p/>
     <w:p/>
@@ -5814,6 +5711,9 @@
       <w:bookmarkEnd w:id="261"/>
       <w:bookmarkEnd w:id="262"/>
       <w:bookmarkEnd w:id="263"/>
+      <w:r>
+        <w:t xml:space="preserve"> et partenaires</w:t>
+      </w:r>
     </w:p>
     <w:p/>
     <w:p>
@@ -6476,7 +6376,7 @@
           </mc:Choice>
           <mc:Fallback>
             <w:pict>
-              <v:shape w14:anchorId="6DFF2AE9" id="_x0000_s1031" type="#_x0000_t65" style="position:absolute;left:0;text-align:left;margin-left:0;margin-top:.3pt;width:413.6pt;height:351pt;z-index:251672576;visibility:visible;mso-wrap-style:square;mso-width-percent:0;mso-height-percent:0;mso-wrap-distance-left:9pt;mso-wrap-distance-top:0;mso-wrap-distance-right:9pt;mso-wrap-distance-bottom:0;mso-position-horizontal:left;mso-position-horizontal-relative:margin;mso-position-vertical:absolute;mso-position-vertical-relative:text;mso-width-percent:0;mso-height-percent:0;mso-width-relative:margin;mso-height-relative:margin;v-text-anchor:middle" o:gfxdata="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" adj="18000" filled="f" strokecolor="#ffc000 [3207]" strokeweight="1.5pt">
+              <v:shape w14:anchorId="6DFF2AE9" id="_x0000_s1031" type="#_x0000_t65" style="position:absolute;left:0;text-align:left;margin-left:0;margin-top:.3pt;width:413.6pt;height:351pt;z-index:251672576;visibility:visible;mso-wrap-style:square;mso-width-percent:0;mso-height-percent:0;mso-wrap-distance-left:9pt;mso-wrap-distance-top:0;mso-wrap-distance-right:9pt;mso-wrap-distance-bottom:0;mso-position-horizontal:left;mso-position-horizontal-relative:margin;mso-position-vertical:absolute;mso-position-vertical-relative:text;mso-width-percent:0;mso-height-percent:0;mso-width-relative:margin;mso-height-relative:margin;v-text-anchor:middle" o:gfxdata="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" adj="18000" filled="f" strokecolor="#ffc000 [3207]" strokeweight="1.5pt">
                 <v:textbox>
                   <w:txbxContent>
                     <w:p>
@@ -7066,7 +6966,7 @@
           </mc:Choice>
           <mc:Fallback>
             <w:pict>
-              <v:shape w14:anchorId="1EBBB1CD" id="_x0000_s1032" type="#_x0000_t65" style="position:absolute;left:0;text-align:left;margin-left:0;margin-top:13.95pt;width:413.6pt;height:381pt;z-index:251674624;visibility:visible;mso-wrap-style:square;mso-width-percent:0;mso-height-percent:0;mso-wrap-distance-left:9pt;mso-wrap-distance-top:0;mso-wrap-distance-right:9pt;mso-wrap-distance-bottom:0;mso-position-horizontal:left;mso-position-horizontal-relative:margin;mso-position-vertical:absolute;mso-position-vertical-relative:text;mso-width-percent:0;mso-height-percent:0;mso-width-relative:margin;mso-height-relative:margin;v-text-anchor:middle" o:gfxdata="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" adj="18000" fillcolor="white [3212]" strokecolor="#ffc000 [3207]" strokeweight="1.5pt">
+              <v:shape w14:anchorId="1EBBB1CD" id="_x0000_s1032" type="#_x0000_t65" style="position:absolute;left:0;text-align:left;margin-left:0;margin-top:13.95pt;width:413.6pt;height:381pt;z-index:251674624;visibility:visible;mso-wrap-style:square;mso-width-percent:0;mso-height-percent:0;mso-wrap-distance-left:9pt;mso-wrap-distance-top:0;mso-wrap-distance-right:9pt;mso-wrap-distance-bottom:0;mso-position-horizontal:left;mso-position-horizontal-relative:margin;mso-position-vertical:absolute;mso-position-vertical-relative:text;mso-width-percent:0;mso-height-percent:0;mso-width-relative:margin;mso-height-relative:margin;v-text-anchor:middle" o:gfxdata="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" adj="18000" fillcolor="white [3212]" strokecolor="#ffc000 [3207]" strokeweight="1.5pt">
                 <v:textbox>
                   <w:txbxContent>
                     <w:p>
@@ -7506,15 +7406,7 @@
         <w:ind w:left="1428"/>
       </w:pPr>
       <w:r>
-        <w:t xml:space="preserve">Cas 1 : Étude de Cisco </w:t>
-      </w:r>
-      <w:proofErr w:type="spellStart"/>
-      <w:r>
-        <w:t>Packet</w:t>
-      </w:r>
-      <w:proofErr w:type="spellEnd"/>
-      <w:r>
-        <w:t xml:space="preserve"> Tracer</w:t>
+        <w:t>Cas 1 : Étude de Cisco Packet Tracer</w:t>
       </w:r>
     </w:p>
     <w:p/>
@@ -7523,23 +7415,7 @@
         <w:ind w:firstLine="360"/>
       </w:pPr>
       <w:r>
-        <w:t xml:space="preserve">Cisco </w:t>
-      </w:r>
-      <w:proofErr w:type="spellStart"/>
-      <w:r>
-        <w:t>Packet</w:t>
-      </w:r>
-      <w:proofErr w:type="spellEnd"/>
-      <w:r>
-        <w:t xml:space="preserve"> Tracer constitue la solution de référence dans le domaine de la simulation réseau éducative. Développé par Cisco </w:t>
-      </w:r>
-      <w:proofErr w:type="spellStart"/>
-      <w:r>
-        <w:t>Systems</w:t>
-      </w:r>
-      <w:proofErr w:type="spellEnd"/>
-      <w:r>
-        <w:t>, cet outil permet aux étudiants de concevoir, configurer et dépanner des réseaux virtuels. Les fonctionnalités principales incluent :</w:t>
+        <w:t>Cisco Packet Tracer constitue la solution de référence dans le domaine de la simulation réseau éducative. Développé par Cisco Systems, cet outil permet aux étudiants de concevoir, configurer et dépanner des réseaux virtuels. Les fonctionnalités principales incluent :</w:t>
       </w:r>
     </w:p>
     <w:p>
@@ -7561,15 +7437,7 @@
         </w:numPr>
       </w:pPr>
       <w:r>
-        <w:t xml:space="preserve">Bibliothèque d'équipements virtuels (routeurs, </w:t>
-      </w:r>
-      <w:proofErr w:type="spellStart"/>
-      <w:r>
-        <w:t>switchs</w:t>
-      </w:r>
-      <w:proofErr w:type="spellEnd"/>
-      <w:r>
-        <w:t>, terminaux)</w:t>
+        <w:t>Bibliothèque d'équipements virtuels (routeurs, switchs, terminaux)</w:t>
       </w:r>
     </w:p>
     <w:p>
@@ -7636,15 +7504,7 @@
         </w:numPr>
       </w:pPr>
       <w:r>
-        <w:t xml:space="preserve">Teste la connectivité via des outils intégrés (ping, </w:t>
-      </w:r>
-      <w:proofErr w:type="spellStart"/>
-      <w:r>
-        <w:t>traceroute</w:t>
-      </w:r>
-      <w:proofErr w:type="spellEnd"/>
-      <w:r>
-        <w:t>)</w:t>
+        <w:t>Teste la connectivité via des outils intégrés (ping, traceroute)</w:t>
       </w:r>
     </w:p>
     <w:p>
@@ -7734,23 +7594,7 @@
         <w:ind w:firstLine="708"/>
       </w:pPr>
       <w:r>
-        <w:t xml:space="preserve">Les solutions professionnelles comme Ansible, </w:t>
-      </w:r>
-      <w:proofErr w:type="spellStart"/>
-      <w:r>
-        <w:t>Terraform</w:t>
-      </w:r>
-      <w:proofErr w:type="spellEnd"/>
-      <w:r>
-        <w:t xml:space="preserve"> et </w:t>
-      </w:r>
-      <w:proofErr w:type="spellStart"/>
-      <w:r>
-        <w:t>Batfish</w:t>
-      </w:r>
-      <w:proofErr w:type="spellEnd"/>
-      <w:r>
-        <w:t xml:space="preserve"> offrent des capacités avancées d'automatisation réseau :</w:t>
+        <w:t>Les solutions professionnelles comme Ansible, Terraform et Batfish offrent des capacités avancées d'automatisation réseau :</w:t>
       </w:r>
     </w:p>
     <w:p>
@@ -7773,15 +7617,7 @@
         </w:numPr>
       </w:pPr>
       <w:r>
-        <w:t xml:space="preserve">Automatisation des déploiements via </w:t>
-      </w:r>
-      <w:proofErr w:type="spellStart"/>
-      <w:r>
-        <w:t>playbooks</w:t>
-      </w:r>
-      <w:proofErr w:type="spellEnd"/>
-      <w:r>
-        <w:t xml:space="preserve"> YAML</w:t>
+        <w:t>Automatisation des déploiements via playbooks YAML</w:t>
       </w:r>
     </w:p>
     <w:p>
@@ -7793,23 +7629,7 @@
       </w:pPr>
       <w:r>
         <w:lastRenderedPageBreak/>
-        <w:t>Bibliothèque de modules réseaux (</w:t>
-      </w:r>
-      <w:proofErr w:type="spellStart"/>
-      <w:r>
-        <w:t>ios_config</w:t>
-      </w:r>
-      <w:proofErr w:type="spellEnd"/>
-      <w:r>
-        <w:t xml:space="preserve">, </w:t>
-      </w:r>
-      <w:proofErr w:type="spellStart"/>
-      <w:r>
-        <w:t>junos_config</w:t>
-      </w:r>
-      <w:proofErr w:type="spellEnd"/>
-      <w:r>
-        <w:t>)</w:t>
+        <w:t>Bibliothèque de modules réseaux (ios_config, junos_config)</w:t>
       </w:r>
     </w:p>
     <w:p>
@@ -7835,21 +7655,12 @@
       </w:r>
     </w:p>
     <w:p>
-      <w:proofErr w:type="spellStart"/>
       <w:r>
         <w:rPr>
           <w:b/>
           <w:bCs/>
         </w:rPr>
-        <w:t>Batfish</w:t>
-      </w:r>
-      <w:proofErr w:type="spellEnd"/>
-      <w:r>
-        <w:rPr>
-          <w:b/>
-          <w:bCs/>
-        </w:rPr>
-        <w:t xml:space="preserve"> (Open Source)</w:t>
+        <w:t>Batfish (Open Source)</w:t>
       </w:r>
       <w:r>
         <w:t xml:space="preserve"> :</w:t>
@@ -7904,23 +7715,7 @@
         <w:pStyle w:val="ds-markdown-paragraph"/>
       </w:pPr>
       <w:r>
-        <w:t xml:space="preserve">Les solutions professionnelles comme Ansible, </w:t>
-      </w:r>
-      <w:proofErr w:type="spellStart"/>
-      <w:r>
-        <w:t>Terraform</w:t>
-      </w:r>
-      <w:proofErr w:type="spellEnd"/>
-      <w:r>
-        <w:t xml:space="preserve"> et </w:t>
-      </w:r>
-      <w:proofErr w:type="spellStart"/>
-      <w:r>
-        <w:t>Batfish</w:t>
-      </w:r>
-      <w:proofErr w:type="spellEnd"/>
-      <w:r>
-        <w:t xml:space="preserve"> offrent des capacités avancées d'automatisation réseau :</w:t>
+        <w:t>Les solutions professionnelles comme Ansible, Terraform et Batfish offrent des capacités avancées d'automatisation réseau :</w:t>
       </w:r>
     </w:p>
     <w:p>
@@ -7947,15 +7742,7 @@
         </w:numPr>
       </w:pPr>
       <w:r>
-        <w:t xml:space="preserve">Automatisation des déploiements via </w:t>
-      </w:r>
-      <w:proofErr w:type="spellStart"/>
-      <w:r>
-        <w:t>playbooks</w:t>
-      </w:r>
-      <w:proofErr w:type="spellEnd"/>
-      <w:r>
-        <w:t xml:space="preserve"> YAML</w:t>
+        <w:t>Automatisation des déploiements via playbooks YAML</w:t>
       </w:r>
     </w:p>
     <w:p>
@@ -7967,23 +7754,7 @@
         </w:numPr>
       </w:pPr>
       <w:r>
-        <w:t>Bibliothèque de modules réseaux (</w:t>
-      </w:r>
-      <w:proofErr w:type="spellStart"/>
-      <w:r>
-        <w:t>ios_config</w:t>
-      </w:r>
-      <w:proofErr w:type="spellEnd"/>
-      <w:r>
-        <w:t xml:space="preserve">, </w:t>
-      </w:r>
-      <w:proofErr w:type="spellStart"/>
-      <w:r>
-        <w:t>junos_config</w:t>
-      </w:r>
-      <w:proofErr w:type="spellEnd"/>
-      <w:r>
-        <w:t>)</w:t>
+        <w:t>Bibliothèque de modules réseaux (ios_config, junos_config)</w:t>
       </w:r>
     </w:p>
     <w:p>
@@ -8014,21 +7785,12 @@
       <w:pPr>
         <w:pStyle w:val="ds-markdown-paragraph"/>
       </w:pPr>
-      <w:proofErr w:type="spellStart"/>
       <w:r>
         <w:rPr>
           <w:rStyle w:val="Strong"/>
           <w:rFonts w:eastAsiaTheme="majorEastAsia"/>
         </w:rPr>
-        <w:t>Batfish</w:t>
-      </w:r>
-      <w:proofErr w:type="spellEnd"/>
-      <w:r>
-        <w:rPr>
-          <w:rStyle w:val="Strong"/>
-          <w:rFonts w:eastAsiaTheme="majorEastAsia"/>
-        </w:rPr>
-        <w:t xml:space="preserve"> (Open Source)</w:t>
+        <w:t>Batfish (Open Source)</w:t>
       </w:r>
       <w:r>
         <w:t xml:space="preserve"> :</w:t>
@@ -8422,13 +8184,8 @@
               <w:t xml:space="preserve">Offre une expérience utilisateur intuitive et un environnement favorable visant à la simplification et </w:t>
             </w:r>
             <w:r>
-              <w:t>l’</w:t>
+              <w:t>l’hesence</w:t>
             </w:r>
-            <w:proofErr w:type="spellStart"/>
-            <w:r>
-              <w:t>hesence</w:t>
-            </w:r>
-            <w:proofErr w:type="spellEnd"/>
             <w:r>
               <w:t xml:space="preserve"> dans l’étude du fonctionnement du système.</w:t>
             </w:r>
@@ -8994,7 +8751,12 @@
         <w:tc>
           <w:tcPr>
             <w:tcW w:w="8252" w:type="dxa"/>
-            <w:shd w:val="clear" w:color="auto" w:fill="DEEAF6" w:themeFill="accent5" w:themeFillTint="33"/>
+            <w:tcBorders>
+              <w:top w:val="single" w:sz="12" w:space="0" w:color="FFC000" w:themeColor="accent4"/>
+              <w:left w:val="single" w:sz="12" w:space="0" w:color="FFC000" w:themeColor="accent4"/>
+              <w:bottom w:val="single" w:sz="12" w:space="0" w:color="FFC000" w:themeColor="accent4"/>
+              <w:right w:val="single" w:sz="12" w:space="0" w:color="FFC000" w:themeColor="accent4"/>
+            </w:tcBorders>
           </w:tcPr>
           <w:p>
             <w:r>
@@ -9028,7 +8790,7 @@
         <mc:AlternateContent>
           <mc:Choice Requires="wps">
             <w:drawing>
-              <wp:anchor distT="0" distB="0" distL="114300" distR="114300" simplePos="0" relativeHeight="251676672" behindDoc="0" locked="0" layoutInCell="1" allowOverlap="1" wp14:anchorId="3C7928E3" wp14:editId="0F226A5A">
+              <wp:anchor distT="0" distB="0" distL="114300" distR="114300" simplePos="0" relativeHeight="251676672" behindDoc="0" locked="0" layoutInCell="1" allowOverlap="1" wp14:anchorId="3C7928E3" wp14:editId="292B2E1E">
                 <wp:simplePos x="0" y="0"/>
                 <wp:positionH relativeFrom="margin">
                   <wp:align>left</wp:align>
@@ -9037,7 +8799,7 @@
                   <wp:posOffset>177165</wp:posOffset>
                 </wp:positionV>
                 <wp:extent cx="5252720" cy="4838700"/>
-                <wp:effectExtent l="0" t="0" r="62230" b="19050"/>
+                <wp:effectExtent l="0" t="0" r="24130" b="19050"/>
                 <wp:wrapNone/>
                 <wp:docPr id="670966477" name="Rectangle : carré corné 12"/>
                 <wp:cNvGraphicFramePr/>
@@ -9053,12 +8815,12 @@
                         <a:prstGeom prst="foldedCorner">
                           <a:avLst/>
                         </a:prstGeom>
-                        <a:solidFill>
-                          <a:schemeClr val="accent5">
-                            <a:lumMod val="20000"/>
-                            <a:lumOff val="80000"/>
-                          </a:schemeClr>
-                        </a:solidFill>
+                        <a:noFill/>
+                        <a:ln>
+                          <a:solidFill>
+                            <a:schemeClr val="accent4"/>
+                          </a:solidFill>
+                        </a:ln>
                       </wps:spPr>
                       <wps:style>
                         <a:lnRef idx="1">
@@ -9178,17 +8940,8 @@
                                 <w:sz w:val="32"/>
                                 <w:szCs w:val="32"/>
                               </w:rPr>
-                              <w:t xml:space="preserve">Planification du projet/ étude / Gant </w:t>
+                              <w:t>Planification du projet/ étude / Gant projet</w:t>
                             </w:r>
-                            <w:proofErr w:type="spellStart"/>
-                            <w:r>
-                              <w:rPr>
-                                <w:sz w:val="32"/>
-                                <w:szCs w:val="32"/>
-                              </w:rPr>
-                              <w:t>project</w:t>
-                            </w:r>
-                            <w:proofErr w:type="spellEnd"/>
                           </w:p>
                           <w:p>
                             <w:pPr>
@@ -9297,7 +9050,7 @@
           </mc:Choice>
           <mc:Fallback>
             <w:pict>
-              <v:shape w14:anchorId="3C7928E3" id="_x0000_s1033" type="#_x0000_t65" style="position:absolute;left:0;text-align:left;margin-left:0;margin-top:13.95pt;width:413.6pt;height:381pt;z-index:251676672;visibility:visible;mso-wrap-style:square;mso-width-percent:0;mso-height-percent:0;mso-wrap-distance-left:9pt;mso-wrap-distance-top:0;mso-wrap-distance-right:9pt;mso-wrap-distance-bottom:0;mso-position-horizontal:left;mso-position-horizontal-relative:margin;mso-position-vertical:absolute;mso-position-vertical-relative:text;mso-width-percent:0;mso-height-percent:0;mso-width-relative:margin;mso-height-relative:margin;v-text-anchor:middle" o:gfxdata="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" adj="18000" fillcolor="#deeaf6 [664]" strokecolor="#5b9bd5 [3208]">
+              <v:shape w14:anchorId="3C7928E3" id="_x0000_s1033" type="#_x0000_t65" style="position:absolute;left:0;text-align:left;margin-left:0;margin-top:13.95pt;width:413.6pt;height:381pt;z-index:251676672;visibility:visible;mso-wrap-style:square;mso-width-percent:0;mso-height-percent:0;mso-wrap-distance-left:9pt;mso-wrap-distance-top:0;mso-wrap-distance-right:9pt;mso-wrap-distance-bottom:0;mso-position-horizontal:left;mso-position-horizontal-relative:margin;mso-position-vertical:absolute;mso-position-vertical-relative:text;mso-width-percent:0;mso-height-percent:0;mso-width-relative:margin;mso-height-relative:margin;v-text-anchor:middle" o:gfxdata="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" adj="18000" filled="f" strokecolor="#ffc000 [3207]">
                 <v:textbox>
                   <w:txbxContent>
                     <w:p>
@@ -9402,17 +9155,8 @@
                           <w:sz w:val="32"/>
                           <w:szCs w:val="32"/>
                         </w:rPr>
-                        <w:t xml:space="preserve">Planification du projet/ étude / Gant </w:t>
+                        <w:t>Planification du projet/ étude / Gant projet</w:t>
                       </w:r>
-                      <w:proofErr w:type="spellStart"/>
-                      <w:r>
-                        <w:rPr>
-                          <w:sz w:val="32"/>
-                          <w:szCs w:val="32"/>
-                        </w:rPr>
-                        <w:t>project</w:t>
-                      </w:r>
-                      <w:proofErr w:type="spellEnd"/>
                     </w:p>
                     <w:p>
                       <w:pPr>
@@ -9558,21 +9302,43 @@
     </w:p>
     <w:p>
       <w:pPr>
-        <w:jc w:val="left"/>
-      </w:pPr>
-      <w:r>
-        <w:t xml:space="preserve">Insérer votre texte ici… </w:t>
-      </w:r>
-    </w:p>
-    <w:p>
-      <w:pPr>
         <w:spacing w:line="360" w:lineRule="auto"/>
-        <w:jc w:val="left"/>
+        <w:ind w:firstLine="360"/>
         <w:rPr>
           <w:sz w:val="32"/>
           <w:szCs w:val="32"/>
         </w:rPr>
       </w:pPr>
+      <w:r>
+        <w:t xml:space="preserve">Suite à une période d’insertion qui nous a été très bénéfique car elle nous a permis de mieux comprendre le fonctionnement et la structure en elle-même où, il nous a été attribué un thème à savoir la </w:t>
+      </w:r>
+      <w:r>
+        <w:rPr>
+          <w:b/>
+          <w:bCs/>
+        </w:rPr>
+        <w:t>Conception d’une plateforme</w:t>
+      </w:r>
+      <w:r>
+        <w:rPr>
+          <w:b/>
+          <w:bCs/>
+        </w:rPr>
+        <w:t xml:space="preserve"> d’accompagnement et</w:t>
+      </w:r>
+      <w:r>
+        <w:rPr>
+          <w:b/>
+          <w:bCs/>
+        </w:rPr>
+        <w:t xml:space="preserve"> de configuration automatique des réseaux information : case de NetBot. </w:t>
+      </w:r>
+      <w:r>
+        <w:t>Pour des besoins d’efficacité nous ne</w:t>
+      </w:r>
+      <w:r>
+        <w:t xml:space="preserve"> saurions concrétiser ce projet sans ressortir les différentes caractéristiques spécifiques et attentes du sujet c’est pourquoi, l’élaboration d’un cahier des charges est indispensable.</w:t>
+      </w:r>
     </w:p>
     <w:p>
       <w:pPr>
@@ -9629,10 +9395,9 @@
       <w:pPr>
         <w:pStyle w:val="Heading4"/>
         <w:numPr>
-          <w:ilvl w:val="1"/>
-          <w:numId w:val="48"/>
+          <w:ilvl w:val="0"/>
+          <w:numId w:val="53"/>
         </w:numPr>
-        <w:ind w:left="1788"/>
       </w:pPr>
       <w:bookmarkStart w:id="395" w:name="_Toc177726397"/>
       <w:bookmarkStart w:id="396" w:name="_Toc177726867"/>
@@ -9647,10 +9412,70 @@
     <w:p/>
     <w:p>
       <w:pPr>
-        <w:jc w:val="left"/>
-      </w:pPr>
-      <w:r>
-        <w:t>Insérer votre texte ici…</w:t>
+        <w:spacing w:line="360" w:lineRule="auto"/>
+        <w:ind w:firstLine="708"/>
+      </w:pPr>
+      <w:r>
+        <w:t xml:space="preserve">Dans les organisations camerounaises, des PME aux grandes administrations publiques, les infrastructures réseau rencontrent des défis critiques : </w:t>
+      </w:r>
+      <w:r>
+        <w:rPr>
+          <w:b/>
+          <w:bCs/>
+        </w:rPr>
+        <w:t>configurations manuelles chronophages générant des erreurs coûteuses</w:t>
+      </w:r>
+      <w:r>
+        <w:t xml:space="preserve"> (jusqu'à 40% des pannes selon Gartner), </w:t>
+      </w:r>
+      <w:r>
+        <w:rPr>
+          <w:b/>
+          <w:bCs/>
+        </w:rPr>
+        <w:t>vulnérabilités de sécurité récurrentes</w:t>
+      </w:r>
+      <w:r>
+        <w:t xml:space="preserve">, et </w:t>
+      </w:r>
+      <w:r>
+        <w:rPr>
+          <w:b/>
+          <w:bCs/>
+        </w:rPr>
+        <w:t>inadéquation entre les compétences disponibles et la complexité technologique croissante</w:t>
+      </w:r>
+      <w:r>
+        <w:t>. Ces difficultés sont exacerbées par la pénurie d'ingénieurs réseaux qualifiés - seulement 3 professionnels certifiés pour 10 000 utilisateurs au Cameroun (ANSI, 2023) - et par l'hétérogénéité des équipements (Cisco, Juniper, Huawei) dont la configuration exige une expertise fragmentée.</w:t>
+      </w:r>
+    </w:p>
+    <w:p>
+      <w:pPr>
+        <w:spacing w:line="360" w:lineRule="auto"/>
+      </w:pPr>
+      <w:r>
+        <w:t xml:space="preserve">Les établissements académiques et centres de formation techniques, piliers du développement des compétences numériques, peinent à dispenser des enseignements pratiques : 78% des étudiants en réseaux déclarent ne pas avoir accès à des simulateurs professionnels (Enquête MINSup 2024), tandis que 92% des administrateurs juniors en entreprise signalent des erreurs de configuration ayant causé des interruptions de service. Cette fracture entre théorie académique et exigences opérationnelles compromet la résilience des infrastructures numériques nationales, pourtant essentielles dans un contexte de transformation digitale accélérée par la Stratégie </w:t>
+      </w:r>
+      <w:r>
+        <w:rPr>
+          <w:b/>
+          <w:bCs/>
+        </w:rPr>
+        <w:t>"Cameroon Digital 2030"</w:t>
+      </w:r>
+      <w:r>
+        <w:t>.</w:t>
+      </w:r>
+    </w:p>
+    <w:p>
+      <w:pPr>
+        <w:spacing w:line="360" w:lineRule="auto"/>
+      </w:pPr>
+      <w:r>
+        <w:t>Face à ces enjeux, le Ministère des Postes et Télécommunications a émis en 2023 une directive pour la modernisation des pratiques réseau, soulignant l'urgence d'outils intelligents capables de démocratiser l'expertise. Cette impulsion institutionnelle fait écho aux feuilles de route des organisations internationales (UIT, Banque Mondiale) recommandant l'adoption de solutions IA pour pallier le déficit de compétences dans les pays émergents</w:t>
+      </w:r>
+      <w:r>
+        <w:t>.</w:t>
       </w:r>
     </w:p>
     <w:p>
@@ -9662,15 +9487,15 @@
       <w:pPr>
         <w:pStyle w:val="Heading4"/>
         <w:numPr>
-          <w:ilvl w:val="1"/>
-          <w:numId w:val="48"/>
+          <w:ilvl w:val="0"/>
+          <w:numId w:val="53"/>
         </w:numPr>
-        <w:ind w:left="1788"/>
       </w:pPr>
       <w:bookmarkStart w:id="398" w:name="_Toc177726398"/>
       <w:bookmarkStart w:id="399" w:name="_Toc177726868"/>
       <w:bookmarkStart w:id="400" w:name="_Toc202724600"/>
       <w:r>
+        <w:lastRenderedPageBreak/>
         <w:t>J</w:t>
       </w:r>
       <w:r>
@@ -9716,11 +9541,157 @@
     <w:p/>
     <w:p>
       <w:pPr>
-        <w:jc w:val="left"/>
-      </w:pPr>
-      <w:r>
-        <w:t>Insérer votre texte ici…</w:t>
-      </w:r>
+        <w:spacing w:line="360" w:lineRule="auto"/>
+      </w:pPr>
+      <w:r>
+        <w:t xml:space="preserve">La digitalisation des processus de configuration réseau représente un enjeu stratégique majeur pour les établissements d'enseignement et les entreprises, confrontés à une complexité croissante des infrastructures et une pénurie critique de compétences spécialisées. Le déploiement de notre plateforme </w:t>
+      </w:r>
+      <w:r>
+        <w:rPr>
+          <w:b/>
+          <w:bCs/>
+        </w:rPr>
+        <w:t>SaaS intelligente</w:t>
+      </w:r>
+      <w:r>
+        <w:t xml:space="preserve"> répond à cinq impératifs fondamentaux :</w:t>
+      </w:r>
+    </w:p>
+    <w:p>
+      <w:pPr>
+        <w:numPr>
+          <w:ilvl w:val="0"/>
+          <w:numId w:val="57"/>
+        </w:numPr>
+        <w:spacing w:line="360" w:lineRule="auto"/>
+      </w:pPr>
+      <w:r>
+        <w:rPr>
+          <w:b/>
+          <w:bCs/>
+        </w:rPr>
+        <w:t>Réduction drastique des erreurs humaines</w:t>
+      </w:r>
+      <w:r>
+        <w:t xml:space="preserve"> responsables de 40% des pannes réseaux selon </w:t>
+      </w:r>
+      <w:r>
+        <w:rPr>
+          <w:i/>
+          <w:iCs/>
+        </w:rPr>
+        <w:t>Gartner</w:t>
+      </w:r>
+      <w:r>
+        <w:t>, grâce à la génération automatique de configurations validées par l'IA ;</w:t>
+      </w:r>
+    </w:p>
+    <w:p>
+      <w:pPr>
+        <w:numPr>
+          <w:ilvl w:val="0"/>
+          <w:numId w:val="57"/>
+        </w:numPr>
+        <w:spacing w:line="360" w:lineRule="auto"/>
+      </w:pPr>
+      <w:r>
+        <w:rPr>
+          <w:b/>
+          <w:bCs/>
+        </w:rPr>
+        <w:t>Optimisation du temps de déploiement</w:t>
+      </w:r>
+      <w:r>
+        <w:t xml:space="preserve"> avec une réduction de 50% des délais de configuration manuelle traditionnelle ;</w:t>
+      </w:r>
+    </w:p>
+    <w:p>
+      <w:pPr>
+        <w:numPr>
+          <w:ilvl w:val="0"/>
+          <w:numId w:val="57"/>
+        </w:numPr>
+        <w:spacing w:line="360" w:lineRule="auto"/>
+      </w:pPr>
+      <w:r>
+        <w:rPr>
+          <w:b/>
+          <w:bCs/>
+        </w:rPr>
+        <w:t>Bridage du fossé théorie-pratique</w:t>
+      </w:r>
+      <w:r>
+        <w:t xml:space="preserve"> par l'intégration d'un environnement simulé où les apprenants expérimentent sans risque sur des topologies complexes ;</w:t>
+      </w:r>
+    </w:p>
+    <w:p>
+      <w:pPr>
+        <w:numPr>
+          <w:ilvl w:val="0"/>
+          <w:numId w:val="57"/>
+        </w:numPr>
+        <w:spacing w:line="360" w:lineRule="auto"/>
+      </w:pPr>
+      <w:r>
+        <w:rPr>
+          <w:b/>
+          <w:bCs/>
+        </w:rPr>
+        <w:t>Standardisation des compétences</w:t>
+      </w:r>
+      <w:r>
+        <w:t xml:space="preserve"> via des parcours pédagogiques adaptatifs alignés sur les certifications industrielles (CCNA/CCNP) ;</w:t>
+      </w:r>
+    </w:p>
+    <w:p>
+      <w:pPr>
+        <w:numPr>
+          <w:ilvl w:val="0"/>
+          <w:numId w:val="57"/>
+        </w:numPr>
+        <w:spacing w:line="360" w:lineRule="auto"/>
+      </w:pPr>
+      <w:r>
+        <w:rPr>
+          <w:b/>
+          <w:bCs/>
+        </w:rPr>
+        <w:t>Renforcement de la résilience réseau</w:t>
+      </w:r>
+      <w:r>
+        <w:t xml:space="preserve"> par la détection proactive des vulnérabilités et configurations non conformes aux meilleures pratiques.</w:t>
+      </w:r>
+    </w:p>
+    <w:p>
+      <w:pPr>
+        <w:spacing w:line="360" w:lineRule="auto"/>
+      </w:pPr>
+      <w:r>
+        <w:t>Cette solution transforme radicalement l'administration réseau d'une activité technique cloisonnée en un processus collaboratif, intelligent et accessible, positionnant l'IA comme le catalyseur indispensable d'une nouvelle ère d'excellence opérationnelle dans les infrastructures numériques</w:t>
+      </w:r>
+      <w:r>
+        <w:t>.</w:t>
+      </w:r>
+    </w:p>
+    <w:p>
+      <w:pPr>
+        <w:spacing w:line="360" w:lineRule="auto"/>
+      </w:pPr>
+    </w:p>
+    <w:p>
+      <w:pPr>
+        <w:spacing w:line="360" w:lineRule="auto"/>
+      </w:pPr>
+    </w:p>
+    <w:p>
+      <w:pPr>
+        <w:spacing w:line="360" w:lineRule="auto"/>
+      </w:pPr>
+    </w:p>
+    <w:p>
+      <w:pPr>
+        <w:spacing w:line="360" w:lineRule="auto"/>
+      </w:pPr>
     </w:p>
     <w:p>
       <w:pPr>
@@ -9735,20 +9706,26 @@
           <w:numId w:val="11"/>
         </w:numPr>
       </w:pPr>
-      <w:bookmarkStart w:id="401" w:name="_Toc177724562"/>
-      <w:bookmarkStart w:id="402" w:name="_Toc177726399"/>
-      <w:bookmarkStart w:id="403" w:name="_Toc177726869"/>
-      <w:bookmarkStart w:id="404" w:name="_Toc202724601"/>
-      <w:r>
-        <w:t>Bénéficiaire</w:t>
-      </w:r>
-      <w:r>
-        <w:t xml:space="preserve"> et cible</w:t>
+      <w:bookmarkStart w:id="401" w:name="_Toc177675976"/>
+      <w:bookmarkStart w:id="402" w:name="_Toc177678401"/>
+      <w:bookmarkStart w:id="403" w:name="_Toc177724563"/>
+      <w:bookmarkStart w:id="404" w:name="_Toc177726402"/>
+      <w:bookmarkStart w:id="405" w:name="_Toc177726872"/>
+      <w:bookmarkStart w:id="406" w:name="_Toc202724604"/>
+      <w:bookmarkStart w:id="407" w:name="_Toc177724562"/>
+      <w:bookmarkStart w:id="408" w:name="_Toc177726399"/>
+      <w:bookmarkStart w:id="409" w:name="_Toc177726869"/>
+      <w:bookmarkStart w:id="410" w:name="_Toc202724601"/>
+      <w:r>
+        <w:lastRenderedPageBreak/>
+        <w:t>Les objectifs de l’étude/projet</w:t>
       </w:r>
       <w:bookmarkEnd w:id="401"/>
       <w:bookmarkEnd w:id="402"/>
       <w:bookmarkEnd w:id="403"/>
       <w:bookmarkEnd w:id="404"/>
+      <w:bookmarkEnd w:id="405"/>
+      <w:bookmarkEnd w:id="406"/>
     </w:p>
     <w:p/>
     <w:p>
@@ -9756,26 +9733,52 @@
         <w:pStyle w:val="Heading4"/>
         <w:numPr>
           <w:ilvl w:val="0"/>
-          <w:numId w:val="28"/>
+          <w:numId w:val="30"/>
         </w:numPr>
       </w:pPr>
-      <w:bookmarkStart w:id="405" w:name="_Toc177726400"/>
-      <w:bookmarkStart w:id="406" w:name="_Toc177726870"/>
-      <w:bookmarkStart w:id="407" w:name="_Toc202724602"/>
-      <w:r>
-        <w:t>Bénéficiaire</w:t>
-      </w:r>
-      <w:bookmarkEnd w:id="405"/>
-      <w:bookmarkEnd w:id="406"/>
-      <w:bookmarkEnd w:id="407"/>
-    </w:p>
-    <w:p/>
+      <w:bookmarkStart w:id="411" w:name="_Toc177726403"/>
+      <w:bookmarkStart w:id="412" w:name="_Toc177726873"/>
+      <w:bookmarkStart w:id="413" w:name="_Toc202724605"/>
+      <w:r>
+        <w:t>Objectif général</w:t>
+      </w:r>
+      <w:bookmarkEnd w:id="411"/>
+      <w:bookmarkEnd w:id="412"/>
+      <w:bookmarkEnd w:id="413"/>
+      <w:r>
+        <w:t xml:space="preserve"> </w:t>
+      </w:r>
+    </w:p>
     <w:p>
       <w:pPr>
         <w:jc w:val="left"/>
       </w:pPr>
-      <w:r>
-        <w:t xml:space="preserve">Insérer votre texte ici… </w:t>
+    </w:p>
+    <w:p>
+      <w:pPr>
+        <w:spacing w:line="360" w:lineRule="auto"/>
+        <w:jc w:val="left"/>
+      </w:pPr>
+      <w:r>
+        <w:t xml:space="preserve">L’objectif générale de </w:t>
+      </w:r>
+      <w:r>
+        <w:t xml:space="preserve">l’accompagnement </w:t>
+      </w:r>
+      <w:r>
+        <w:t xml:space="preserve">et l’automatisation dans le processus de conception et de configuration des réseaux informatiques est </w:t>
+      </w:r>
+      <w:r>
+        <w:t xml:space="preserve">de </w:t>
+      </w:r>
+      <w:r>
+        <w:t>réduire drastiquement les pannes enregistrées sur le terrain dû à des erreurs humaines ou aux manques de compétences</w:t>
+      </w:r>
+      <w:r>
+        <w:t xml:space="preserve"> nécessaire pour une bonne prise en charge des équipements.</w:t>
+      </w:r>
+      <w:r>
+        <w:t xml:space="preserve"> </w:t>
       </w:r>
     </w:p>
     <w:p>
@@ -9788,31 +9791,124 @@
         <w:pStyle w:val="Heading4"/>
         <w:numPr>
           <w:ilvl w:val="0"/>
-          <w:numId w:val="28"/>
+          <w:numId w:val="30"/>
         </w:numPr>
       </w:pPr>
-      <w:bookmarkStart w:id="408" w:name="_Toc177726401"/>
-      <w:bookmarkStart w:id="409" w:name="_Toc177726871"/>
-      <w:bookmarkStart w:id="410" w:name="_Toc202724603"/>
-      <w:r>
-        <w:t>Cible</w:t>
-      </w:r>
-      <w:bookmarkEnd w:id="408"/>
-      <w:bookmarkEnd w:id="409"/>
-      <w:bookmarkEnd w:id="410"/>
+      <w:bookmarkStart w:id="414" w:name="_Toc177726404"/>
+      <w:bookmarkStart w:id="415" w:name="_Toc177726874"/>
+      <w:bookmarkStart w:id="416" w:name="_Toc202724606"/>
+      <w:r>
+        <w:t>Objectifs spécifiques</w:t>
+      </w:r>
+      <w:bookmarkEnd w:id="414"/>
+      <w:bookmarkEnd w:id="415"/>
+      <w:bookmarkEnd w:id="416"/>
+      <w:r>
+        <w:t xml:space="preserve"> </w:t>
+      </w:r>
     </w:p>
     <w:p/>
     <w:p>
       <w:pPr>
-        <w:jc w:val="left"/>
-      </w:pPr>
-      <w:r>
-        <w:t xml:space="preserve">Insérer votre texte ici… </w:t>
-      </w:r>
-    </w:p>
-    <w:p>
-      <w:pPr>
-        <w:jc w:val="left"/>
+        <w:spacing w:line="360" w:lineRule="auto"/>
+      </w:pPr>
+      <w:r>
+        <w:t>Dans le but d’atteindre cet objectif général, il est nécessaire de réaliser l’ensemble des objectifs spécifiques, à savoir :</w:t>
+      </w:r>
+    </w:p>
+    <w:p>
+      <w:pPr>
+        <w:pStyle w:val="ListParagraph"/>
+        <w:numPr>
+          <w:ilvl w:val="0"/>
+          <w:numId w:val="58"/>
+        </w:numPr>
+        <w:spacing w:line="360" w:lineRule="auto"/>
+      </w:pPr>
+      <w:r>
+        <w:t>Offrir un espace interactif où les utilisateurs pourront expérimenter avec schéma complexe implémenté sur le terrain.</w:t>
+      </w:r>
+    </w:p>
+    <w:p>
+      <w:pPr>
+        <w:pStyle w:val="ListParagraph"/>
+        <w:numPr>
+          <w:ilvl w:val="0"/>
+          <w:numId w:val="58"/>
+        </w:numPr>
+        <w:spacing w:line="360" w:lineRule="auto"/>
+      </w:pPr>
+      <w:r>
+        <w:t>Mettre à la disposition des utilisateur un espace d’apprentissage interactif et stimulant permettant de mettre leur connaissance en pratique.</w:t>
+      </w:r>
+    </w:p>
+    <w:p>
+      <w:pPr>
+        <w:pStyle w:val="ListParagraph"/>
+        <w:numPr>
+          <w:ilvl w:val="0"/>
+          <w:numId w:val="58"/>
+        </w:numPr>
+        <w:spacing w:line="360" w:lineRule="auto"/>
+      </w:pPr>
+      <w:r>
+        <w:t>Donner la possibilité aux utilisateurs d’avoir une configuration automatique de leur architecture réseaux.</w:t>
+      </w:r>
+    </w:p>
+    <w:p>
+      <w:pPr>
+        <w:pStyle w:val="ListParagraph"/>
+        <w:numPr>
+          <w:ilvl w:val="0"/>
+          <w:numId w:val="58"/>
+        </w:numPr>
+        <w:spacing w:line="360" w:lineRule="auto"/>
+      </w:pPr>
+      <w:r>
+        <w:t>Offrir aux utilisateurs la possibilité de configurer leurs réseaux tout étant accompagné par l’intelligence artificiel.</w:t>
+      </w:r>
+    </w:p>
+    <w:p>
+      <w:pPr>
+        <w:pStyle w:val="ListParagraph"/>
+        <w:numPr>
+          <w:ilvl w:val="0"/>
+          <w:numId w:val="58"/>
+        </w:numPr>
+        <w:spacing w:line="360" w:lineRule="auto"/>
+      </w:pPr>
+      <w:r>
+        <w:t>Mettre à la disposition des utilisateurs un espace de déploiement sur terrain de leurs architectures après vérification assisté par l’IA.</w:t>
+      </w:r>
+    </w:p>
+    <w:p>
+      <w:pPr>
+        <w:spacing w:line="360" w:lineRule="auto"/>
+      </w:pPr>
+    </w:p>
+    <w:p>
+      <w:pPr>
+        <w:spacing w:line="360" w:lineRule="auto"/>
+      </w:pPr>
+    </w:p>
+    <w:p>
+      <w:pPr>
+        <w:spacing w:line="360" w:lineRule="auto"/>
+      </w:pPr>
+    </w:p>
+    <w:p>
+      <w:pPr>
+        <w:spacing w:line="360" w:lineRule="auto"/>
+      </w:pPr>
+    </w:p>
+    <w:p>
+      <w:pPr>
+        <w:spacing w:line="360" w:lineRule="auto"/>
+      </w:pPr>
+    </w:p>
+    <w:p>
+      <w:pPr>
+        <w:spacing w:line="360" w:lineRule="auto"/>
       </w:pPr>
     </w:p>
     <w:p>
@@ -9823,125 +9919,32 @@
           <w:numId w:val="11"/>
         </w:numPr>
       </w:pPr>
-      <w:bookmarkStart w:id="411" w:name="_Toc177675976"/>
-      <w:bookmarkStart w:id="412" w:name="_Toc177678401"/>
-      <w:bookmarkStart w:id="413" w:name="_Toc177724563"/>
-      <w:bookmarkStart w:id="414" w:name="_Toc177726402"/>
-      <w:bookmarkStart w:id="415" w:name="_Toc177726872"/>
-      <w:bookmarkStart w:id="416" w:name="_Toc202724604"/>
-      <w:r>
-        <w:t>Les objectifs de l’étude/projet</w:t>
-      </w:r>
-      <w:bookmarkEnd w:id="411"/>
-      <w:bookmarkEnd w:id="412"/>
-      <w:bookmarkEnd w:id="413"/>
-      <w:bookmarkEnd w:id="414"/>
-      <w:bookmarkEnd w:id="415"/>
-      <w:bookmarkEnd w:id="416"/>
-    </w:p>
-    <w:p/>
-    <w:p>
-      <w:pPr>
-        <w:pStyle w:val="Heading4"/>
-        <w:numPr>
-          <w:ilvl w:val="0"/>
-          <w:numId w:val="30"/>
-        </w:numPr>
-      </w:pPr>
-      <w:bookmarkStart w:id="417" w:name="_Toc177726403"/>
-      <w:bookmarkStart w:id="418" w:name="_Toc177726873"/>
-      <w:bookmarkStart w:id="419" w:name="_Toc202724605"/>
-      <w:r>
-        <w:t>Objectif général</w:t>
+      <w:bookmarkStart w:id="417" w:name="_Toc177675977"/>
+      <w:bookmarkStart w:id="418" w:name="_Toc177678402"/>
+      <w:bookmarkStart w:id="419" w:name="_Toc177724564"/>
+      <w:bookmarkStart w:id="420" w:name="_Toc177726405"/>
+      <w:bookmarkStart w:id="421" w:name="_Toc177726875"/>
+      <w:bookmarkStart w:id="422" w:name="_Toc202724607"/>
+      <w:r>
+        <w:lastRenderedPageBreak/>
+        <w:t>Expressions des besoins de l’utilisateur</w:t>
       </w:r>
       <w:bookmarkEnd w:id="417"/>
       <w:bookmarkEnd w:id="418"/>
       <w:bookmarkEnd w:id="419"/>
-      <w:r>
-        <w:t xml:space="preserve"> </w:t>
-      </w:r>
-    </w:p>
-    <w:p/>
-    <w:p>
-      <w:pPr>
-        <w:jc w:val="left"/>
-      </w:pPr>
-      <w:r>
-        <w:t xml:space="preserve">Insérer votre texte ici… </w:t>
-      </w:r>
-    </w:p>
-    <w:p>
-      <w:pPr>
-        <w:jc w:val="left"/>
-      </w:pPr>
-      <w:r>
-        <w:br w:type="page"/>
-      </w:r>
-    </w:p>
-    <w:p>
-      <w:pPr>
-        <w:jc w:val="left"/>
-      </w:pPr>
-    </w:p>
-    <w:p>
-      <w:pPr>
-        <w:jc w:val="left"/>
-      </w:pPr>
-    </w:p>
-    <w:p>
-      <w:pPr>
-        <w:pStyle w:val="Heading4"/>
-        <w:numPr>
-          <w:ilvl w:val="0"/>
-          <w:numId w:val="30"/>
-        </w:numPr>
-      </w:pPr>
-      <w:bookmarkStart w:id="420" w:name="_Toc177726404"/>
-      <w:bookmarkStart w:id="421" w:name="_Toc177726874"/>
-      <w:bookmarkStart w:id="422" w:name="_Toc202724606"/>
-      <w:r>
-        <w:t>Objectifs spécifiques</w:t>
-      </w:r>
       <w:bookmarkEnd w:id="420"/>
       <w:bookmarkEnd w:id="421"/>
       <w:bookmarkEnd w:id="422"/>
-      <w:r>
-        <w:t xml:space="preserve"> </w:t>
-      </w:r>
     </w:p>
     <w:p/>
     <w:p>
       <w:pPr>
-        <w:jc w:val="left"/>
-      </w:pPr>
-      <w:r>
-        <w:t xml:space="preserve">Insérer votre texte ici… </w:t>
-      </w:r>
-    </w:p>
-    <w:p/>
-    <w:p>
-      <w:pPr>
-        <w:pStyle w:val="Heading3"/>
-        <w:numPr>
-          <w:ilvl w:val="0"/>
-          <w:numId w:val="11"/>
-        </w:numPr>
-      </w:pPr>
-      <w:bookmarkStart w:id="423" w:name="_Toc177675977"/>
-      <w:bookmarkStart w:id="424" w:name="_Toc177678402"/>
-      <w:bookmarkStart w:id="425" w:name="_Toc177724564"/>
-      <w:bookmarkStart w:id="426" w:name="_Toc177726405"/>
-      <w:bookmarkStart w:id="427" w:name="_Toc177726875"/>
-      <w:bookmarkStart w:id="428" w:name="_Toc202724607"/>
-      <w:r>
-        <w:t>Expressions des besoins de l’utilisateur</w:t>
-      </w:r>
-      <w:bookmarkEnd w:id="423"/>
-      <w:bookmarkEnd w:id="424"/>
-      <w:bookmarkEnd w:id="425"/>
-      <w:bookmarkEnd w:id="426"/>
-      <w:bookmarkEnd w:id="427"/>
-      <w:bookmarkEnd w:id="428"/>
+        <w:spacing w:line="360" w:lineRule="auto"/>
+        <w:ind w:firstLine="360"/>
+      </w:pPr>
+      <w:r>
+        <w:t>Les besoins du système représentent les attentes en termes de fonctionnalités ou non des utilisateurs vis-à-vis du système.</w:t>
+      </w:r>
     </w:p>
     <w:p>
       <w:pPr>
@@ -9961,15 +9964,15 @@
           <w:numId w:val="31"/>
         </w:numPr>
       </w:pPr>
-      <w:bookmarkStart w:id="429" w:name="_Toc177726406"/>
-      <w:bookmarkStart w:id="430" w:name="_Toc177726876"/>
-      <w:bookmarkStart w:id="431" w:name="_Toc202724608"/>
+      <w:bookmarkStart w:id="423" w:name="_Toc177726406"/>
+      <w:bookmarkStart w:id="424" w:name="_Toc177726876"/>
+      <w:bookmarkStart w:id="425" w:name="_Toc202724608"/>
       <w:r>
         <w:t>Besoins fonctionnels</w:t>
       </w:r>
-      <w:bookmarkEnd w:id="429"/>
-      <w:bookmarkEnd w:id="430"/>
-      <w:bookmarkEnd w:id="431"/>
+      <w:bookmarkEnd w:id="423"/>
+      <w:bookmarkEnd w:id="424"/>
+      <w:bookmarkEnd w:id="425"/>
       <w:r>
         <w:t xml:space="preserve"> </w:t>
       </w:r>
@@ -9977,11 +9980,587 @@
     <w:p/>
     <w:p>
       <w:pPr>
-        <w:jc w:val="left"/>
-      </w:pPr>
-      <w:r>
-        <w:t xml:space="preserve">Insérer votre texte ici… </w:t>
-      </w:r>
+        <w:spacing w:line="360" w:lineRule="auto"/>
+        <w:ind w:firstLine="360"/>
+      </w:pPr>
+      <w:r>
+        <w:t>Les besoins fonctionnels sont les exigences qui précisent ce que le système doit faire.</w:t>
+      </w:r>
+      <w:r>
+        <w:t xml:space="preserve"> </w:t>
+      </w:r>
+      <w:r>
+        <w:t>En d’autres termes, spécifient une fonction, un comportement ou une action que le système</w:t>
+      </w:r>
+      <w:r>
+        <w:t xml:space="preserve"> </w:t>
+      </w:r>
+      <w:r>
+        <w:t>doit exécuter. Il s’agit pour nous ici des différentes fonctionnalités attendues.</w:t>
+      </w:r>
+    </w:p>
+    <w:p>
+      <w:pPr>
+        <w:spacing w:line="360" w:lineRule="auto"/>
+        <w:ind w:firstLine="360"/>
+      </w:pPr>
+    </w:p>
+    <w:p>
+      <w:pPr>
+        <w:pStyle w:val="Caption"/>
+        <w:keepNext/>
+      </w:pPr>
+      <w:r>
+        <w:t xml:space="preserve">Tableau </w:t>
+      </w:r>
+      <w:r>
+        <w:fldChar w:fldCharType="begin"/>
+      </w:r>
+      <w:r>
+        <w:instrText xml:space="preserve"> SEQ Tableau \* ARABIC </w:instrText>
+      </w:r>
+      <w:r>
+        <w:fldChar w:fldCharType="separate"/>
+      </w:r>
+      <w:r>
+        <w:rPr>
+          <w:noProof/>
+        </w:rPr>
+        <w:t>2</w:t>
+      </w:r>
+      <w:r>
+        <w:fldChar w:fldCharType="end"/>
+      </w:r>
+      <w:r>
+        <w:t xml:space="preserve"> : Tableau des besoins fonction de notre application.</w:t>
+      </w:r>
+    </w:p>
+    <w:tbl>
+      <w:tblPr>
+        <w:tblStyle w:val="GridTable3-Accent4"/>
+        <w:tblW w:w="0" w:type="auto"/>
+        <w:tblLook w:val="04E0" w:firstRow="1" w:lastRow="1" w:firstColumn="1" w:lastColumn="0" w:noHBand="0" w:noVBand="1"/>
+      </w:tblPr>
+      <w:tblGrid>
+        <w:gridCol w:w="2767"/>
+        <w:gridCol w:w="2767"/>
+        <w:gridCol w:w="2768"/>
+      </w:tblGrid>
+      <w:tr>
+        <w:trPr>
+          <w:cnfStyle w:val="100000000000" w:firstRow="1" w:lastRow="0" w:firstColumn="0" w:lastColumn="0" w:oddVBand="0" w:evenVBand="0" w:oddHBand="0" w:evenHBand="0" w:firstRowFirstColumn="0" w:firstRowLastColumn="0" w:lastRowFirstColumn="0" w:lastRowLastColumn="0"/>
+        </w:trPr>
+        <w:tc>
+          <w:tcPr>
+            <w:cnfStyle w:val="001000000100" w:firstRow="0" w:lastRow="0" w:firstColumn="1" w:lastColumn="0" w:oddVBand="0" w:evenVBand="0" w:oddHBand="0" w:evenHBand="0" w:firstRowFirstColumn="1" w:firstRowLastColumn="0" w:lastRowFirstColumn="0" w:lastRowLastColumn="0"/>
+            <w:tcW w:w="2767" w:type="dxa"/>
+          </w:tcPr>
+          <w:p>
+            <w:pPr>
+              <w:spacing w:line="360" w:lineRule="auto"/>
+              <w:rPr>
+                <w:b w:val="0"/>
+                <w:bCs w:val="0"/>
+                <w:i w:val="0"/>
+                <w:iCs w:val="0"/>
+              </w:rPr>
+            </w:pPr>
+            <w:r>
+              <w:t>ACTEURS</w:t>
+            </w:r>
+          </w:p>
+        </w:tc>
+        <w:tc>
+          <w:tcPr>
+            <w:tcW w:w="2767" w:type="dxa"/>
+          </w:tcPr>
+          <w:p>
+            <w:pPr>
+              <w:spacing w:line="360" w:lineRule="auto"/>
+              <w:cnfStyle w:val="100000000000" w:firstRow="1" w:lastRow="0" w:firstColumn="0" w:lastColumn="0" w:oddVBand="0" w:evenVBand="0" w:oddHBand="0" w:evenHBand="0" w:firstRowFirstColumn="0" w:firstRowLastColumn="0" w:lastRowFirstColumn="0" w:lastRowLastColumn="0"/>
+            </w:pPr>
+            <w:r>
+              <w:t>TIRES</w:t>
+            </w:r>
+          </w:p>
+        </w:tc>
+        <w:tc>
+          <w:tcPr>
+            <w:tcW w:w="2768" w:type="dxa"/>
+          </w:tcPr>
+          <w:p>
+            <w:pPr>
+              <w:spacing w:line="360" w:lineRule="auto"/>
+              <w:cnfStyle w:val="100000000000" w:firstRow="1" w:lastRow="0" w:firstColumn="0" w:lastColumn="0" w:oddVBand="0" w:evenVBand="0" w:oddHBand="0" w:evenHBand="0" w:firstRowFirstColumn="0" w:firstRowLastColumn="0" w:lastRowFirstColumn="0" w:lastRowLastColumn="0"/>
+            </w:pPr>
+            <w:r>
+              <w:t>OBJECTIFS</w:t>
+            </w:r>
+          </w:p>
+        </w:tc>
+      </w:tr>
+      <w:tr>
+        <w:trPr>
+          <w:cnfStyle w:val="000000100000" w:firstRow="0" w:lastRow="0" w:firstColumn="0" w:lastColumn="0" w:oddVBand="0" w:evenVBand="0" w:oddHBand="1" w:evenHBand="0" w:firstRowFirstColumn="0" w:firstRowLastColumn="0" w:lastRowFirstColumn="0" w:lastRowLastColumn="0"/>
+        </w:trPr>
+        <w:tc>
+          <w:tcPr>
+            <w:cnfStyle w:val="001000000000" w:firstRow="0" w:lastRow="0" w:firstColumn="1" w:lastColumn="0" w:oddVBand="0" w:evenVBand="0" w:oddHBand="0" w:evenHBand="0" w:firstRowFirstColumn="0" w:firstRowLastColumn="0" w:lastRowFirstColumn="0" w:lastRowLastColumn="0"/>
+            <w:tcW w:w="2767" w:type="dxa"/>
+          </w:tcPr>
+          <w:p>
+            <w:pPr>
+              <w:spacing w:line="360" w:lineRule="auto"/>
+            </w:pPr>
+            <w:r>
+              <w:t>Ingénieur</w:t>
+            </w:r>
+            <w:r>
+              <w:t>s / Etudiants</w:t>
+            </w:r>
+          </w:p>
+        </w:tc>
+        <w:tc>
+          <w:tcPr>
+            <w:tcW w:w="2767" w:type="dxa"/>
+          </w:tcPr>
+          <w:p>
+            <w:pPr>
+              <w:spacing w:line="360" w:lineRule="auto"/>
+              <w:cnfStyle w:val="000000100000" w:firstRow="0" w:lastRow="0" w:firstColumn="0" w:lastColumn="0" w:oddVBand="0" w:evenVBand="0" w:oddHBand="1" w:evenHBand="0" w:firstRowFirstColumn="0" w:firstRowLastColumn="0" w:lastRowFirstColumn="0" w:lastRowLastColumn="0"/>
+            </w:pPr>
+            <w:r>
+              <w:t>Modéliser des topologies</w:t>
+            </w:r>
+          </w:p>
+        </w:tc>
+        <w:tc>
+          <w:tcPr>
+            <w:tcW w:w="2768" w:type="dxa"/>
+          </w:tcPr>
+          <w:p>
+            <w:pPr>
+              <w:spacing w:line="360" w:lineRule="auto"/>
+              <w:jc w:val="center"/>
+              <w:cnfStyle w:val="000000100000" w:firstRow="0" w:lastRow="0" w:firstColumn="0" w:lastColumn="0" w:oddVBand="0" w:evenVBand="0" w:oddHBand="1" w:evenHBand="0" w:firstRowFirstColumn="0" w:firstRowLastColumn="0" w:lastRowFirstColumn="0" w:lastRowLastColumn="0"/>
+            </w:pPr>
+            <w:r>
+              <w:t>Construire des architectures réseau par glisser-déposer d'équipements virtuels</w:t>
+            </w:r>
+          </w:p>
+        </w:tc>
+      </w:tr>
+      <w:tr>
+        <w:tc>
+          <w:tcPr>
+            <w:cnfStyle w:val="001000000000" w:firstRow="0" w:lastRow="0" w:firstColumn="1" w:lastColumn="0" w:oddVBand="0" w:evenVBand="0" w:oddHBand="0" w:evenHBand="0" w:firstRowFirstColumn="0" w:firstRowLastColumn="0" w:lastRowFirstColumn="0" w:lastRowLastColumn="0"/>
+            <w:tcW w:w="2767" w:type="dxa"/>
+          </w:tcPr>
+          <w:p>
+            <w:pPr>
+              <w:spacing w:line="360" w:lineRule="auto"/>
+            </w:pPr>
+          </w:p>
+        </w:tc>
+        <w:tc>
+          <w:tcPr>
+            <w:tcW w:w="2767" w:type="dxa"/>
+          </w:tcPr>
+          <w:p>
+            <w:pPr>
+              <w:spacing w:line="360" w:lineRule="auto"/>
+              <w:jc w:val="center"/>
+              <w:cnfStyle w:val="000000000000" w:firstRow="0" w:lastRow="0" w:firstColumn="0" w:lastColumn="0" w:oddVBand="0" w:evenVBand="0" w:oddHBand="0" w:evenHBand="0" w:firstRowFirstColumn="0" w:firstRowLastColumn="0" w:lastRowFirstColumn="0" w:lastRowLastColumn="0"/>
+            </w:pPr>
+            <w:r>
+              <w:t>Générer des configurations</w:t>
+            </w:r>
+          </w:p>
+        </w:tc>
+        <w:tc>
+          <w:tcPr>
+            <w:tcW w:w="2768" w:type="dxa"/>
+          </w:tcPr>
+          <w:p>
+            <w:pPr>
+              <w:spacing w:line="360" w:lineRule="auto"/>
+              <w:jc w:val="center"/>
+              <w:cnfStyle w:val="000000000000" w:firstRow="0" w:lastRow="0" w:firstColumn="0" w:lastColumn="0" w:oddVBand="0" w:evenVBand="0" w:oddHBand="0" w:evenHBand="0" w:firstRowFirstColumn="0" w:firstRowLastColumn="0" w:lastRowFirstColumn="0" w:lastRowLastColumn="0"/>
+            </w:pPr>
+            <w:r>
+              <w:t>Produire automatiquement les scripts de configuration</w:t>
+            </w:r>
+            <w:r>
+              <w:t xml:space="preserve"> </w:t>
+            </w:r>
+            <w:r>
+              <w:t>selon la topologie</w:t>
+            </w:r>
+          </w:p>
+        </w:tc>
+      </w:tr>
+      <w:tr>
+        <w:trPr>
+          <w:cnfStyle w:val="000000100000" w:firstRow="0" w:lastRow="0" w:firstColumn="0" w:lastColumn="0" w:oddVBand="0" w:evenVBand="0" w:oddHBand="1" w:evenHBand="0" w:firstRowFirstColumn="0" w:firstRowLastColumn="0" w:lastRowFirstColumn="0" w:lastRowLastColumn="0"/>
+        </w:trPr>
+        <w:tc>
+          <w:tcPr>
+            <w:cnfStyle w:val="001000000000" w:firstRow="0" w:lastRow="0" w:firstColumn="1" w:lastColumn="0" w:oddVBand="0" w:evenVBand="0" w:oddHBand="0" w:evenHBand="0" w:firstRowFirstColumn="0" w:firstRowLastColumn="0" w:lastRowFirstColumn="0" w:lastRowLastColumn="0"/>
+            <w:tcW w:w="2767" w:type="dxa"/>
+          </w:tcPr>
+          <w:p>
+            <w:pPr>
+              <w:spacing w:line="360" w:lineRule="auto"/>
+            </w:pPr>
+          </w:p>
+        </w:tc>
+        <w:tc>
+          <w:tcPr>
+            <w:tcW w:w="2767" w:type="dxa"/>
+          </w:tcPr>
+          <w:p>
+            <w:pPr>
+              <w:spacing w:line="360" w:lineRule="auto"/>
+              <w:jc w:val="center"/>
+              <w:cnfStyle w:val="000000100000" w:firstRow="0" w:lastRow="0" w:firstColumn="0" w:lastColumn="0" w:oddVBand="0" w:evenVBand="0" w:oddHBand="1" w:evenHBand="0" w:firstRowFirstColumn="0" w:firstRowLastColumn="0" w:lastRowFirstColumn="0" w:lastRowLastColumn="0"/>
+            </w:pPr>
+            <w:r>
+              <w:t>Valider les configurations</w:t>
+            </w:r>
+          </w:p>
+        </w:tc>
+        <w:tc>
+          <w:tcPr>
+            <w:tcW w:w="2768" w:type="dxa"/>
+          </w:tcPr>
+          <w:p>
+            <w:pPr>
+              <w:spacing w:line="360" w:lineRule="auto"/>
+              <w:jc w:val="center"/>
+              <w:cnfStyle w:val="000000100000" w:firstRow="0" w:lastRow="0" w:firstColumn="0" w:lastColumn="0" w:oddVBand="0" w:evenVBand="0" w:oddHBand="1" w:evenHBand="0" w:firstRowFirstColumn="0" w:firstRowLastColumn="0" w:lastRowFirstColumn="0" w:lastRowLastColumn="0"/>
+            </w:pPr>
+            <w:r>
+              <w:t>Détecter en temps réel les erreurs de syntaxe/sémantique réseau</w:t>
+            </w:r>
+          </w:p>
+        </w:tc>
+      </w:tr>
+      <w:tr>
+        <w:tc>
+          <w:tcPr>
+            <w:cnfStyle w:val="001000000000" w:firstRow="0" w:lastRow="0" w:firstColumn="1" w:lastColumn="0" w:oddVBand="0" w:evenVBand="0" w:oddHBand="0" w:evenHBand="0" w:firstRowFirstColumn="0" w:firstRowLastColumn="0" w:lastRowFirstColumn="0" w:lastRowLastColumn="0"/>
+            <w:tcW w:w="2767" w:type="dxa"/>
+          </w:tcPr>
+          <w:p>
+            <w:pPr>
+              <w:spacing w:line="360" w:lineRule="auto"/>
+              <w:rPr>
+                <w:b/>
+                <w:bCs/>
+              </w:rPr>
+            </w:pPr>
+            <w:r>
+              <w:rPr>
+                <w:b/>
+                <w:bCs/>
+              </w:rPr>
+              <w:t>Etudiants</w:t>
+            </w:r>
+          </w:p>
+        </w:tc>
+        <w:tc>
+          <w:tcPr>
+            <w:tcW w:w="2767" w:type="dxa"/>
+          </w:tcPr>
+          <w:p>
+            <w:pPr>
+              <w:spacing w:line="360" w:lineRule="auto"/>
+              <w:jc w:val="center"/>
+              <w:cnfStyle w:val="000000000000" w:firstRow="0" w:lastRow="0" w:firstColumn="0" w:lastColumn="0" w:oddVBand="0" w:evenVBand="0" w:oddHBand="0" w:evenHBand="0" w:firstRowFirstColumn="0" w:firstRowLastColumn="0" w:lastRowFirstColumn="0" w:lastRowLastColumn="0"/>
+              <w:rPr>
+                <w:b/>
+                <w:bCs/>
+              </w:rPr>
+            </w:pPr>
+            <w:r>
+              <w:t>Consulter les cours</w:t>
+            </w:r>
+          </w:p>
+        </w:tc>
+        <w:tc>
+          <w:tcPr>
+            <w:tcW w:w="2768" w:type="dxa"/>
+          </w:tcPr>
+          <w:p>
+            <w:pPr>
+              <w:spacing w:line="360" w:lineRule="auto"/>
+              <w:jc w:val="center"/>
+              <w:cnfStyle w:val="000000000000" w:firstRow="0" w:lastRow="0" w:firstColumn="0" w:lastColumn="0" w:oddVBand="0" w:evenVBand="0" w:oddHBand="0" w:evenHBand="0" w:firstRowFirstColumn="0" w:firstRowLastColumn="0" w:lastRowFirstColumn="0" w:lastRowLastColumn="0"/>
+            </w:pPr>
+            <w:r>
+              <w:t>Accéder à des modules pédagogiques structurés (routage, sécurité, IPv6)</w:t>
+            </w:r>
+          </w:p>
+        </w:tc>
+      </w:tr>
+      <w:tr>
+        <w:trPr>
+          <w:cnfStyle w:val="000000100000" w:firstRow="0" w:lastRow="0" w:firstColumn="0" w:lastColumn="0" w:oddVBand="0" w:evenVBand="0" w:oddHBand="1" w:evenHBand="0" w:firstRowFirstColumn="0" w:firstRowLastColumn="0" w:lastRowFirstColumn="0" w:lastRowLastColumn="0"/>
+        </w:trPr>
+        <w:tc>
+          <w:tcPr>
+            <w:cnfStyle w:val="001000000000" w:firstRow="0" w:lastRow="0" w:firstColumn="1" w:lastColumn="0" w:oddVBand="0" w:evenVBand="0" w:oddHBand="0" w:evenHBand="0" w:firstRowFirstColumn="0" w:firstRowLastColumn="0" w:lastRowFirstColumn="0" w:lastRowLastColumn="0"/>
+            <w:tcW w:w="2767" w:type="dxa"/>
+          </w:tcPr>
+          <w:p>
+            <w:pPr>
+              <w:spacing w:line="360" w:lineRule="auto"/>
+              <w:rPr>
+                <w:b/>
+                <w:bCs/>
+              </w:rPr>
+            </w:pPr>
+          </w:p>
+        </w:tc>
+        <w:tc>
+          <w:tcPr>
+            <w:tcW w:w="2767" w:type="dxa"/>
+          </w:tcPr>
+          <w:p>
+            <w:pPr>
+              <w:spacing w:line="360" w:lineRule="auto"/>
+              <w:jc w:val="center"/>
+              <w:cnfStyle w:val="000000100000" w:firstRow="0" w:lastRow="0" w:firstColumn="0" w:lastColumn="0" w:oddVBand="0" w:evenVBand="0" w:oddHBand="1" w:evenHBand="0" w:firstRowFirstColumn="0" w:firstRowLastColumn="0" w:lastRowFirstColumn="0" w:lastRowLastColumn="0"/>
+            </w:pPr>
+            <w:r>
+              <w:t>Exécuter des exercices</w:t>
+            </w:r>
+          </w:p>
+        </w:tc>
+        <w:tc>
+          <w:tcPr>
+            <w:tcW w:w="2768" w:type="dxa"/>
+          </w:tcPr>
+          <w:p>
+            <w:pPr>
+              <w:spacing w:line="360" w:lineRule="auto"/>
+              <w:jc w:val="center"/>
+              <w:cnfStyle w:val="000000100000" w:firstRow="0" w:lastRow="0" w:firstColumn="0" w:lastColumn="0" w:oddVBand="0" w:evenVBand="0" w:oddHBand="1" w:evenHBand="0" w:firstRowFirstColumn="0" w:firstRowLastColumn="0" w:lastRowFirstColumn="0" w:lastRowLastColumn="0"/>
+              <w:rPr>
+                <w:b/>
+                <w:bCs/>
+              </w:rPr>
+            </w:pPr>
+            <w:r>
+              <w:t>Pratiquer des scénarios dans la sandbox avec correction automatique</w:t>
+            </w:r>
+          </w:p>
+        </w:tc>
+      </w:tr>
+      <w:tr>
+        <w:tc>
+          <w:tcPr>
+            <w:cnfStyle w:val="001000000000" w:firstRow="0" w:lastRow="0" w:firstColumn="1" w:lastColumn="0" w:oddVBand="0" w:evenVBand="0" w:oddHBand="0" w:evenHBand="0" w:firstRowFirstColumn="0" w:firstRowLastColumn="0" w:lastRowFirstColumn="0" w:lastRowLastColumn="0"/>
+            <w:tcW w:w="2767" w:type="dxa"/>
+          </w:tcPr>
+          <w:p>
+            <w:pPr>
+              <w:spacing w:line="360" w:lineRule="auto"/>
+              <w:rPr>
+                <w:b/>
+                <w:bCs/>
+              </w:rPr>
+            </w:pPr>
+          </w:p>
+        </w:tc>
+        <w:tc>
+          <w:tcPr>
+            <w:tcW w:w="2767" w:type="dxa"/>
+          </w:tcPr>
+          <w:p>
+            <w:pPr>
+              <w:spacing w:line="360" w:lineRule="auto"/>
+              <w:jc w:val="center"/>
+              <w:cnfStyle w:val="000000000000" w:firstRow="0" w:lastRow="0" w:firstColumn="0" w:lastColumn="0" w:oddVBand="0" w:evenVBand="0" w:oddHBand="0" w:evenHBand="0" w:firstRowFirstColumn="0" w:firstRowLastColumn="0" w:lastRowFirstColumn="0" w:lastRowLastColumn="0"/>
+              <w:rPr>
+                <w:b/>
+                <w:bCs/>
+              </w:rPr>
+            </w:pPr>
+            <w:r>
+              <w:t>Télécharger les travaux</w:t>
+            </w:r>
+          </w:p>
+        </w:tc>
+        <w:tc>
+          <w:tcPr>
+            <w:tcW w:w="2768" w:type="dxa"/>
+          </w:tcPr>
+          <w:p>
+            <w:pPr>
+              <w:spacing w:line="360" w:lineRule="auto"/>
+              <w:jc w:val="center"/>
+              <w:cnfStyle w:val="000000000000" w:firstRow="0" w:lastRow="0" w:firstColumn="0" w:lastColumn="0" w:oddVBand="0" w:evenVBand="0" w:oddHBand="0" w:evenHBand="0" w:firstRowFirstColumn="0" w:firstRowLastColumn="0" w:lastRowFirstColumn="0" w:lastRowLastColumn="0"/>
+            </w:pPr>
+            <w:r>
+              <w:t>Exporter les topologies et configurations au format PDF/JSON</w:t>
+            </w:r>
+          </w:p>
+        </w:tc>
+      </w:tr>
+      <w:tr>
+        <w:trPr>
+          <w:cnfStyle w:val="000000100000" w:firstRow="0" w:lastRow="0" w:firstColumn="0" w:lastColumn="0" w:oddVBand="0" w:evenVBand="0" w:oddHBand="1" w:evenHBand="0" w:firstRowFirstColumn="0" w:firstRowLastColumn="0" w:lastRowFirstColumn="0" w:lastRowLastColumn="0"/>
+        </w:trPr>
+        <w:tc>
+          <w:tcPr>
+            <w:cnfStyle w:val="001000000000" w:firstRow="0" w:lastRow="0" w:firstColumn="1" w:lastColumn="0" w:oddVBand="0" w:evenVBand="0" w:oddHBand="0" w:evenHBand="0" w:firstRowFirstColumn="0" w:firstRowLastColumn="0" w:lastRowFirstColumn="0" w:lastRowLastColumn="0"/>
+            <w:tcW w:w="2767" w:type="dxa"/>
+          </w:tcPr>
+          <w:p>
+            <w:pPr>
+              <w:spacing w:line="360" w:lineRule="auto"/>
+            </w:pPr>
+            <w:r>
+              <w:t>Ingénieurs</w:t>
+            </w:r>
+          </w:p>
+        </w:tc>
+        <w:tc>
+          <w:tcPr>
+            <w:tcW w:w="2767" w:type="dxa"/>
+          </w:tcPr>
+          <w:p>
+            <w:pPr>
+              <w:spacing w:line="360" w:lineRule="auto"/>
+              <w:jc w:val="center"/>
+              <w:cnfStyle w:val="000000100000" w:firstRow="0" w:lastRow="0" w:firstColumn="0" w:lastColumn="0" w:oddVBand="0" w:evenVBand="0" w:oddHBand="1" w:evenHBand="0" w:firstRowFirstColumn="0" w:firstRowLastColumn="0" w:lastRowFirstColumn="0" w:lastRowLastColumn="0"/>
+            </w:pPr>
+            <w:r>
+              <w:t>Déployer les réseaux sur sites</w:t>
+            </w:r>
+          </w:p>
+        </w:tc>
+        <w:tc>
+          <w:tcPr>
+            <w:tcW w:w="2768" w:type="dxa"/>
+          </w:tcPr>
+          <w:p>
+            <w:pPr>
+              <w:spacing w:line="360" w:lineRule="auto"/>
+              <w:jc w:val="center"/>
+              <w:cnfStyle w:val="000000100000" w:firstRow="0" w:lastRow="0" w:firstColumn="0" w:lastColumn="0" w:oddVBand="0" w:evenVBand="0" w:oddHBand="1" w:evenHBand="0" w:firstRowFirstColumn="0" w:firstRowLastColumn="0" w:lastRowFirstColumn="0" w:lastRowLastColumn="0"/>
+            </w:pPr>
+            <w:r>
+              <w:t>Déployer les réseaux configurés sur des sites réels.</w:t>
+            </w:r>
+          </w:p>
+        </w:tc>
+      </w:tr>
+      <w:tr>
+        <w:tc>
+          <w:tcPr>
+            <w:cnfStyle w:val="001000000000" w:firstRow="0" w:lastRow="0" w:firstColumn="1" w:lastColumn="0" w:oddVBand="0" w:evenVBand="0" w:oddHBand="0" w:evenHBand="0" w:firstRowFirstColumn="0" w:firstRowLastColumn="0" w:lastRowFirstColumn="0" w:lastRowLastColumn="0"/>
+            <w:tcW w:w="2767" w:type="dxa"/>
+          </w:tcPr>
+          <w:p>
+            <w:pPr>
+              <w:spacing w:line="360" w:lineRule="auto"/>
+              <w:rPr>
+                <w:b/>
+                <w:bCs/>
+              </w:rPr>
+            </w:pPr>
+          </w:p>
+        </w:tc>
+        <w:tc>
+          <w:tcPr>
+            <w:tcW w:w="2767" w:type="dxa"/>
+          </w:tcPr>
+          <w:p>
+            <w:pPr>
+              <w:spacing w:line="360" w:lineRule="auto"/>
+              <w:jc w:val="center"/>
+              <w:cnfStyle w:val="000000000000" w:firstRow="0" w:lastRow="0" w:firstColumn="0" w:lastColumn="0" w:oddVBand="0" w:evenVBand="0" w:oddHBand="0" w:evenHBand="0" w:firstRowFirstColumn="0" w:firstRowLastColumn="0" w:lastRowFirstColumn="0" w:lastRowLastColumn="0"/>
+            </w:pPr>
+            <w:r>
+              <w:t>Gérer ses réseaux déployer</w:t>
+            </w:r>
+          </w:p>
+        </w:tc>
+        <w:tc>
+          <w:tcPr>
+            <w:tcW w:w="2768" w:type="dxa"/>
+          </w:tcPr>
+          <w:p>
+            <w:pPr>
+              <w:spacing w:line="360" w:lineRule="auto"/>
+              <w:jc w:val="center"/>
+              <w:cnfStyle w:val="000000000000" w:firstRow="0" w:lastRow="0" w:firstColumn="0" w:lastColumn="0" w:oddVBand="0" w:evenVBand="0" w:oddHBand="0" w:evenHBand="0" w:firstRowFirstColumn="0" w:firstRowLastColumn="0" w:lastRowFirstColumn="0" w:lastRowLastColumn="0"/>
+            </w:pPr>
+            <w:r>
+              <w:t>Modifier, supprimer, exporter les réseaux déjà déployer sur site.</w:t>
+            </w:r>
+          </w:p>
+        </w:tc>
+      </w:tr>
+      <w:tr>
+        <w:trPr>
+          <w:cnfStyle w:val="010000000000" w:firstRow="0" w:lastRow="1" w:firstColumn="0" w:lastColumn="0" w:oddVBand="0" w:evenVBand="0" w:oddHBand="0" w:evenHBand="0" w:firstRowFirstColumn="0" w:firstRowLastColumn="0" w:lastRowFirstColumn="0" w:lastRowLastColumn="0"/>
+        </w:trPr>
+        <w:tc>
+          <w:tcPr>
+            <w:cnfStyle w:val="001000000001" w:firstRow="0" w:lastRow="0" w:firstColumn="1" w:lastColumn="0" w:oddVBand="0" w:evenVBand="0" w:oddHBand="0" w:evenHBand="0" w:firstRowFirstColumn="0" w:firstRowLastColumn="0" w:lastRowFirstColumn="1" w:lastRowLastColumn="0"/>
+            <w:tcW w:w="2767" w:type="dxa"/>
+          </w:tcPr>
+          <w:p>
+            <w:pPr>
+              <w:spacing w:line="360" w:lineRule="auto"/>
+              <w:rPr>
+                <w:b w:val="0"/>
+                <w:bCs w:val="0"/>
+              </w:rPr>
+            </w:pPr>
+          </w:p>
+        </w:tc>
+        <w:tc>
+          <w:tcPr>
+            <w:tcW w:w="2767" w:type="dxa"/>
+          </w:tcPr>
+          <w:p>
+            <w:pPr>
+              <w:spacing w:line="360" w:lineRule="auto"/>
+              <w:jc w:val="center"/>
+              <w:cnfStyle w:val="010000000000" w:firstRow="0" w:lastRow="1" w:firstColumn="0" w:lastColumn="0" w:oddVBand="0" w:evenVBand="0" w:oddHBand="0" w:evenHBand="0" w:firstRowFirstColumn="0" w:firstRowLastColumn="0" w:lastRowFirstColumn="0" w:lastRowLastColumn="0"/>
+              <w:rPr>
+                <w:b w:val="0"/>
+                <w:bCs w:val="0"/>
+              </w:rPr>
+            </w:pPr>
+          </w:p>
+        </w:tc>
+        <w:tc>
+          <w:tcPr>
+            <w:tcW w:w="2768" w:type="dxa"/>
+          </w:tcPr>
+          <w:p>
+            <w:pPr>
+              <w:spacing w:line="360" w:lineRule="auto"/>
+              <w:jc w:val="center"/>
+              <w:cnfStyle w:val="010000000000" w:firstRow="0" w:lastRow="1" w:firstColumn="0" w:lastColumn="0" w:oddVBand="0" w:evenVBand="0" w:oddHBand="0" w:evenHBand="0" w:firstRowFirstColumn="0" w:firstRowLastColumn="0" w:lastRowFirstColumn="0" w:lastRowLastColumn="0"/>
+              <w:rPr>
+                <w:b w:val="0"/>
+                <w:bCs w:val="0"/>
+              </w:rPr>
+            </w:pPr>
+          </w:p>
+        </w:tc>
+      </w:tr>
+    </w:tbl>
+    <w:p>
+      <w:pPr>
+        <w:spacing w:line="360" w:lineRule="auto"/>
+      </w:pPr>
     </w:p>
     <w:p>
       <w:pPr>
@@ -9996,18 +10575,15 @@
           <w:numId w:val="31"/>
         </w:numPr>
       </w:pPr>
-      <w:bookmarkStart w:id="432" w:name="_Toc177726407"/>
-      <w:bookmarkStart w:id="433" w:name="_Toc177726877"/>
-      <w:bookmarkStart w:id="434" w:name="_Toc202724609"/>
-      <w:r>
-        <w:t>Besoins no</w:t>
-      </w:r>
-      <w:r>
-        <w:t>n fonctionnels</w:t>
-      </w:r>
-      <w:bookmarkEnd w:id="432"/>
-      <w:bookmarkEnd w:id="433"/>
-      <w:bookmarkEnd w:id="434"/>
+      <w:bookmarkStart w:id="426" w:name="_Toc177726407"/>
+      <w:bookmarkStart w:id="427" w:name="_Toc177726877"/>
+      <w:bookmarkStart w:id="428" w:name="_Toc202724609"/>
+      <w:r>
+        <w:t>Besoins non fonctionnels</w:t>
+      </w:r>
+      <w:bookmarkEnd w:id="426"/>
+      <w:bookmarkEnd w:id="427"/>
+      <w:bookmarkEnd w:id="428"/>
       <w:r>
         <w:t xml:space="preserve"> </w:t>
       </w:r>
@@ -10015,15 +10591,488 @@
     <w:p/>
     <w:p>
       <w:pPr>
-        <w:jc w:val="left"/>
-      </w:pPr>
-      <w:r>
-        <w:t xml:space="preserve">Insérer votre texte ici… </w:t>
-      </w:r>
-    </w:p>
-    <w:p>
-      <w:pPr>
-        <w:jc w:val="left"/>
+        <w:spacing w:line="360" w:lineRule="auto"/>
+        <w:ind w:firstLine="360"/>
+      </w:pPr>
+      <w:r>
+        <w:t>Les besoins non fonctionnels représentent les aspects d’un système qui ne sont pas</w:t>
+      </w:r>
+      <w:r>
+        <w:t xml:space="preserve"> </w:t>
+      </w:r>
+      <w:r>
+        <w:t>directement liés à sa fonctionnalité principale. Elles sont tout aussi nécessaires à la mise en</w:t>
+      </w:r>
+      <w:r>
+        <w:t xml:space="preserve"> </w:t>
+      </w:r>
+      <w:r>
+        <w:t>œuvre de l’application que les exigences ou besoins fonctionnels.</w:t>
+      </w:r>
+    </w:p>
+    <w:p>
+      <w:pPr>
+        <w:pStyle w:val="ListParagraph"/>
+        <w:numPr>
+          <w:ilvl w:val="0"/>
+          <w:numId w:val="59"/>
+        </w:numPr>
+        <w:spacing w:line="360" w:lineRule="auto"/>
+      </w:pPr>
+      <w:r>
+        <w:rPr>
+          <w:b/>
+          <w:bCs/>
+          <w:i/>
+          <w:iCs/>
+          <w:u w:val="single"/>
+        </w:rPr>
+        <w:t>La sécurité informatique</w:t>
+      </w:r>
+      <w:r>
+        <w:t xml:space="preserve"> : </w:t>
+      </w:r>
+      <w:r>
+        <w:t>l s’agit d’un ensemble de piliers, de dispositifs, vastes et</w:t>
+      </w:r>
+      <w:r>
+        <w:t xml:space="preserve"> </w:t>
+      </w:r>
+      <w:r>
+        <w:t>multiformes visant à protéger un système informatique et ses données contre toute</w:t>
+      </w:r>
+      <w:r>
+        <w:t xml:space="preserve"> </w:t>
+      </w:r>
+      <w:r>
+        <w:t>violation, fuite, publication d’informations privées ou attaque. De manière plus</w:t>
+      </w:r>
+      <w:r>
+        <w:t xml:space="preserve"> </w:t>
+      </w:r>
+      <w:r>
+        <w:t>détaillée, cette sécurité informatique se repartira en ses cinq grands piliers à savoir :</w:t>
+      </w:r>
+      <w:r>
+        <w:t xml:space="preserve"> </w:t>
+      </w:r>
+    </w:p>
+    <w:p>
+      <w:pPr>
+        <w:pStyle w:val="ListParagraph"/>
+        <w:spacing w:line="360" w:lineRule="auto"/>
+      </w:pPr>
+    </w:p>
+    <w:p>
+      <w:pPr>
+        <w:pStyle w:val="ListParagraph"/>
+        <w:numPr>
+          <w:ilvl w:val="2"/>
+          <w:numId w:val="59"/>
+        </w:numPr>
+        <w:spacing w:line="360" w:lineRule="auto"/>
+      </w:pPr>
+      <w:r>
+        <w:rPr>
+          <w:b/>
+          <w:bCs/>
+          <w:i/>
+          <w:iCs/>
+          <w:u w:val="single"/>
+        </w:rPr>
+        <w:t>L’authentification</w:t>
+      </w:r>
+      <w:r>
+        <w:t> : p</w:t>
+      </w:r>
+      <w:r>
+        <w:t>rocédure permettant pour un système informatique de</w:t>
+      </w:r>
+      <w:r>
+        <w:t xml:space="preserve"> </w:t>
+      </w:r>
+      <w:r>
+        <w:t>vérifier l’identité d’une personne ou d’un terminal et d’autoriser l’accès de cette</w:t>
+      </w:r>
+      <w:r>
+        <w:t xml:space="preserve"> </w:t>
+      </w:r>
+      <w:r>
+        <w:t>entité aux ressources. Il faudra donc au préalable s’authentifier dans la</w:t>
+      </w:r>
+      <w:r>
+        <w:t xml:space="preserve"> </w:t>
+      </w:r>
+      <w:r>
+        <w:t>plateforme avant d’effectuer la moindre opération.</w:t>
+      </w:r>
+    </w:p>
+    <w:p>
+      <w:pPr>
+        <w:pStyle w:val="ListParagraph"/>
+        <w:spacing w:line="360" w:lineRule="auto"/>
+        <w:ind w:left="2160"/>
+      </w:pPr>
+    </w:p>
+    <w:p>
+      <w:pPr>
+        <w:pStyle w:val="ListParagraph"/>
+        <w:numPr>
+          <w:ilvl w:val="2"/>
+          <w:numId w:val="59"/>
+        </w:numPr>
+        <w:spacing w:line="360" w:lineRule="auto"/>
+      </w:pPr>
+      <w:r>
+        <w:rPr>
+          <w:b/>
+          <w:bCs/>
+          <w:i/>
+          <w:iCs/>
+          <w:u w:val="single"/>
+        </w:rPr>
+        <w:t>La disponibilité des données</w:t>
+      </w:r>
+      <w:r>
+        <w:t xml:space="preserve"> : </w:t>
+      </w:r>
+      <w:r>
+        <w:t>chaque utilisateur doit en effet avoir accès aux</w:t>
+      </w:r>
+      <w:r>
+        <w:t xml:space="preserve"> </w:t>
+      </w:r>
+      <w:r>
+        <w:t>données en temps réel. Les données doivent être disponibles pour n’importe qui</w:t>
+      </w:r>
+      <w:r>
+        <w:t xml:space="preserve"> </w:t>
+      </w:r>
+      <w:r>
+        <w:t>et à n’importe quel moment</w:t>
+      </w:r>
+      <w:r>
+        <w:t>.</w:t>
+      </w:r>
+    </w:p>
+    <w:p>
+      <w:pPr>
+        <w:pStyle w:val="ListParagraph"/>
+        <w:numPr>
+          <w:ilvl w:val="2"/>
+          <w:numId w:val="59"/>
+        </w:numPr>
+        <w:spacing w:line="360" w:lineRule="auto"/>
+      </w:pPr>
+      <w:r>
+        <w:rPr>
+          <w:b/>
+          <w:bCs/>
+          <w:i/>
+          <w:iCs/>
+          <w:u w:val="single"/>
+        </w:rPr>
+        <w:lastRenderedPageBreak/>
+        <w:t>La confidentialité</w:t>
+      </w:r>
+      <w:r>
+        <w:t xml:space="preserve"> : </w:t>
+      </w:r>
+      <w:r>
+        <w:t>cela signifie que les données doivent être accessibles</w:t>
+      </w:r>
+      <w:r>
+        <w:t xml:space="preserve"> </w:t>
+      </w:r>
+      <w:r>
+        <w:t>uniquement aux personnes concernées</w:t>
+      </w:r>
+      <w:r>
+        <w:t>.</w:t>
+      </w:r>
+    </w:p>
+    <w:p>
+      <w:pPr>
+        <w:pStyle w:val="ListParagraph"/>
+        <w:spacing w:line="360" w:lineRule="auto"/>
+        <w:ind w:left="2160"/>
+      </w:pPr>
+    </w:p>
+    <w:p>
+      <w:pPr>
+        <w:pStyle w:val="ListParagraph"/>
+        <w:numPr>
+          <w:ilvl w:val="2"/>
+          <w:numId w:val="59"/>
+        </w:numPr>
+        <w:spacing w:line="360" w:lineRule="auto"/>
+      </w:pPr>
+      <w:r>
+        <w:rPr>
+          <w:b/>
+          <w:bCs/>
+          <w:i/>
+          <w:iCs/>
+          <w:u w:val="single"/>
+        </w:rPr>
+        <w:t>La non</w:t>
+      </w:r>
+      <w:r>
+        <w:t>-</w:t>
+      </w:r>
+      <w:r>
+        <w:rPr>
+          <w:b/>
+          <w:bCs/>
+          <w:i/>
+          <w:iCs/>
+          <w:u w:val="single"/>
+        </w:rPr>
+        <w:t>répudiation </w:t>
+      </w:r>
+      <w:r>
+        <w:t xml:space="preserve">: </w:t>
+      </w:r>
+      <w:r>
+        <w:t>principe qui oblige un utilisateur à ne réfuter ou nier la</w:t>
+      </w:r>
+      <w:r>
+        <w:t xml:space="preserve"> </w:t>
+      </w:r>
+      <w:r>
+        <w:t>moindre opération effectuée dans la plateforme</w:t>
+      </w:r>
+      <w:r>
+        <w:t>.</w:t>
+      </w:r>
+    </w:p>
+    <w:p>
+      <w:pPr>
+        <w:pStyle w:val="ListParagraph"/>
+      </w:pPr>
+    </w:p>
+    <w:p>
+      <w:pPr>
+        <w:pStyle w:val="ListParagraph"/>
+        <w:spacing w:line="360" w:lineRule="auto"/>
+        <w:ind w:left="2160"/>
+      </w:pPr>
+    </w:p>
+    <w:p>
+      <w:pPr>
+        <w:pStyle w:val="ListParagraph"/>
+        <w:numPr>
+          <w:ilvl w:val="2"/>
+          <w:numId w:val="59"/>
+        </w:numPr>
+        <w:spacing w:line="360" w:lineRule="auto"/>
+      </w:pPr>
+      <w:r>
+        <w:rPr>
+          <w:b/>
+          <w:bCs/>
+          <w:i/>
+          <w:iCs/>
+          <w:u w:val="single"/>
+        </w:rPr>
+        <w:t>L’intégrité des données</w:t>
+      </w:r>
+      <w:r>
+        <w:t xml:space="preserve"> : </w:t>
+      </w:r>
+      <w:r>
+        <w:t>aptitude de la plateforme à protéger son code et ses</w:t>
+      </w:r>
+      <w:r>
+        <w:t xml:space="preserve"> </w:t>
+      </w:r>
+      <w:r>
+        <w:t>différentes données contre des accès non-autorisés. Il s’agit de l’état des</w:t>
+      </w:r>
+      <w:r>
+        <w:t xml:space="preserve"> </w:t>
+      </w:r>
+      <w:r>
+        <w:t>données qui, lors de chaque traitement, conservation ou transmission, ne</w:t>
+      </w:r>
+      <w:r>
+        <w:t xml:space="preserve"> </w:t>
+      </w:r>
+      <w:r>
+        <w:t>subissent aucune altération, aucune destruction volontaire ou involontaire.</w:t>
+      </w:r>
+    </w:p>
+    <w:p>
+      <w:pPr>
+        <w:pStyle w:val="ListParagraph"/>
+        <w:spacing w:line="360" w:lineRule="auto"/>
+        <w:ind w:left="2160"/>
+      </w:pPr>
+    </w:p>
+    <w:p>
+      <w:pPr>
+        <w:pStyle w:val="ListParagraph"/>
+        <w:numPr>
+          <w:ilvl w:val="0"/>
+          <w:numId w:val="59"/>
+        </w:numPr>
+        <w:spacing w:line="360" w:lineRule="auto"/>
+      </w:pPr>
+      <w:r>
+        <w:rPr>
+          <w:b/>
+          <w:bCs/>
+          <w:i/>
+          <w:iCs/>
+          <w:u w:val="single"/>
+        </w:rPr>
+        <w:t>La maintenabilité</w:t>
+      </w:r>
+      <w:r>
+        <w:t xml:space="preserve"> : </w:t>
+      </w:r>
+      <w:r>
+        <w:t>’est la facilité à apporter des corrections ou à ajouter des</w:t>
+      </w:r>
+      <w:r>
+        <w:t xml:space="preserve"> </w:t>
+      </w:r>
+      <w:r>
+        <w:t>nouvelles fonctionnalités a l’application</w:t>
+      </w:r>
+      <w:r>
+        <w:t>.</w:t>
+      </w:r>
+    </w:p>
+    <w:p>
+      <w:pPr>
+        <w:pStyle w:val="ListParagraph"/>
+        <w:spacing w:line="360" w:lineRule="auto"/>
+      </w:pPr>
+    </w:p>
+    <w:p>
+      <w:pPr>
+        <w:pStyle w:val="ListParagraph"/>
+        <w:numPr>
+          <w:ilvl w:val="0"/>
+          <w:numId w:val="59"/>
+        </w:numPr>
+        <w:spacing w:line="360" w:lineRule="auto"/>
+      </w:pPr>
+      <w:r>
+        <w:rPr>
+          <w:b/>
+          <w:bCs/>
+          <w:i/>
+          <w:iCs/>
+          <w:u w:val="single"/>
+        </w:rPr>
+        <w:t>La robustesse</w:t>
+      </w:r>
+      <w:r>
+        <w:t xml:space="preserve"> : </w:t>
+      </w:r>
+      <w:r>
+        <w:t>aptitude de l’application à pouvoir fonctionner quel que soit les</w:t>
+      </w:r>
+      <w:r>
+        <w:t xml:space="preserve"> </w:t>
+      </w:r>
+      <w:r>
+        <w:t>conditions d’exploitation</w:t>
+      </w:r>
+      <w:r>
+        <w:t>.</w:t>
+      </w:r>
+    </w:p>
+    <w:p>
+      <w:pPr>
+        <w:pStyle w:val="ListParagraph"/>
+        <w:spacing w:line="360" w:lineRule="auto"/>
+      </w:pPr>
+    </w:p>
+    <w:p>
+      <w:pPr>
+        <w:pStyle w:val="ListParagraph"/>
+        <w:numPr>
+          <w:ilvl w:val="0"/>
+          <w:numId w:val="59"/>
+        </w:numPr>
+        <w:spacing w:line="360" w:lineRule="auto"/>
+      </w:pPr>
+      <w:r>
+        <w:rPr>
+          <w:b/>
+          <w:bCs/>
+          <w:i/>
+          <w:iCs/>
+          <w:u w:val="single"/>
+        </w:rPr>
+        <w:t>La réutilisabilité</w:t>
+      </w:r>
+      <w:r>
+        <w:t> :</w:t>
+      </w:r>
+      <w:r>
+        <w:t xml:space="preserve"> aptitude du logiciel à pouvoir être utilisé en tout ou en partie</w:t>
+      </w:r>
+      <w:r>
+        <w:t>.</w:t>
+      </w:r>
+    </w:p>
+    <w:p>
+      <w:pPr>
+        <w:pStyle w:val="ListParagraph"/>
+        <w:spacing w:line="360" w:lineRule="auto"/>
+      </w:pPr>
+    </w:p>
+    <w:p>
+      <w:pPr>
+        <w:pStyle w:val="ListParagraph"/>
+        <w:numPr>
+          <w:ilvl w:val="0"/>
+          <w:numId w:val="59"/>
+        </w:numPr>
+        <w:spacing w:line="360" w:lineRule="auto"/>
+      </w:pPr>
+      <w:r>
+        <w:rPr>
+          <w:b/>
+          <w:bCs/>
+          <w:i/>
+          <w:iCs/>
+          <w:u w:val="single"/>
+        </w:rPr>
+        <w:t>L’ergonomie</w:t>
+      </w:r>
+      <w:r>
+        <w:t xml:space="preserve"> : </w:t>
+      </w:r>
+      <w:r>
+        <w:t>capacite de la plateforme à être facilement utilisée par une personne</w:t>
+      </w:r>
+      <w:r>
+        <w:t xml:space="preserve"> </w:t>
+      </w:r>
+      <w:r>
+        <w:t>pour réaliser la tâche pour laquelle elle a été conçue. On doit en effet mettre en place</w:t>
+      </w:r>
+      <w:r>
+        <w:t xml:space="preserve"> </w:t>
+      </w:r>
+      <w:r>
+        <w:t>une plateforme attrayante.</w:t>
+      </w:r>
+    </w:p>
+    <w:p>
+      <w:pPr>
+        <w:pStyle w:val="ListParagraph"/>
+      </w:pPr>
+    </w:p>
+    <w:p>
+      <w:pPr>
+        <w:pStyle w:val="ListParagraph"/>
+        <w:spacing w:line="360" w:lineRule="auto"/>
       </w:pPr>
     </w:p>
     <w:p>
@@ -10034,17 +11083,17 @@
           <w:numId w:val="11"/>
         </w:numPr>
       </w:pPr>
-      <w:bookmarkStart w:id="435" w:name="_Toc177675978"/>
-      <w:bookmarkStart w:id="436" w:name="_Toc177678403"/>
-      <w:bookmarkStart w:id="437" w:name="_Toc177724565"/>
-      <w:bookmarkStart w:id="438" w:name="_Toc177726408"/>
-      <w:bookmarkStart w:id="439" w:name="_Toc177726878"/>
-      <w:bookmarkStart w:id="440" w:name="_Toc202724610"/>
+      <w:bookmarkStart w:id="429" w:name="_Toc177675978"/>
+      <w:bookmarkStart w:id="430" w:name="_Toc177678403"/>
+      <w:bookmarkStart w:id="431" w:name="_Toc177724565"/>
+      <w:bookmarkStart w:id="432" w:name="_Toc177726408"/>
+      <w:bookmarkStart w:id="433" w:name="_Toc177726878"/>
+      <w:bookmarkStart w:id="434" w:name="_Toc202724610"/>
       <w:r>
         <w:t xml:space="preserve">Planification du projet/ étude / </w:t>
       </w:r>
-      <w:bookmarkEnd w:id="435"/>
-      <w:bookmarkEnd w:id="436"/>
+      <w:bookmarkEnd w:id="429"/>
+      <w:bookmarkEnd w:id="430"/>
       <w:r>
         <w:t>Gant</w:t>
       </w:r>
@@ -10054,10 +11103,10 @@
       <w:r>
         <w:t>Project</w:t>
       </w:r>
-      <w:bookmarkEnd w:id="437"/>
-      <w:bookmarkEnd w:id="438"/>
-      <w:bookmarkEnd w:id="439"/>
-      <w:bookmarkEnd w:id="440"/>
+      <w:bookmarkEnd w:id="431"/>
+      <w:bookmarkEnd w:id="432"/>
+      <w:bookmarkEnd w:id="433"/>
+      <w:bookmarkEnd w:id="434"/>
     </w:p>
     <w:p/>
     <w:p>
@@ -10068,15 +11117,15 @@
           <w:numId w:val="32"/>
         </w:numPr>
       </w:pPr>
-      <w:bookmarkStart w:id="441" w:name="_Toc177726409"/>
-      <w:bookmarkStart w:id="442" w:name="_Toc177726879"/>
-      <w:bookmarkStart w:id="443" w:name="_Toc202724611"/>
+      <w:bookmarkStart w:id="435" w:name="_Toc177726409"/>
+      <w:bookmarkStart w:id="436" w:name="_Toc177726879"/>
+      <w:bookmarkStart w:id="437" w:name="_Toc202724611"/>
       <w:r>
         <w:t>Intervenants</w:t>
       </w:r>
-      <w:bookmarkEnd w:id="441"/>
-      <w:bookmarkEnd w:id="442"/>
-      <w:bookmarkEnd w:id="443"/>
+      <w:bookmarkEnd w:id="435"/>
+      <w:bookmarkEnd w:id="436"/>
+      <w:bookmarkEnd w:id="437"/>
     </w:p>
     <w:p/>
     <w:p>
@@ -10084,10 +11133,7 @@
         <w:jc w:val="left"/>
       </w:pPr>
       <w:r>
-        <w:t xml:space="preserve"> </w:t>
-      </w:r>
-      <w:r>
-        <w:t xml:space="preserve">Insérer votre texte ici… </w:t>
+        <w:t xml:space="preserve"> Insérer votre texte ici… </w:t>
       </w:r>
     </w:p>
     <w:p/>
@@ -10099,15 +11145,16 @@
           <w:numId w:val="32"/>
         </w:numPr>
       </w:pPr>
-      <w:bookmarkStart w:id="444" w:name="_Toc177726410"/>
-      <w:bookmarkStart w:id="445" w:name="_Toc177726880"/>
-      <w:bookmarkStart w:id="446" w:name="_Toc202724612"/>
-      <w:r>
+      <w:bookmarkStart w:id="438" w:name="_Toc177726410"/>
+      <w:bookmarkStart w:id="439" w:name="_Toc177726880"/>
+      <w:bookmarkStart w:id="440" w:name="_Toc202724612"/>
+      <w:r>
+        <w:lastRenderedPageBreak/>
         <w:t>Diagramme de Gantt</w:t>
       </w:r>
-      <w:bookmarkEnd w:id="444"/>
-      <w:bookmarkEnd w:id="445"/>
-      <w:bookmarkEnd w:id="446"/>
+      <w:bookmarkEnd w:id="438"/>
+      <w:bookmarkEnd w:id="439"/>
+      <w:bookmarkEnd w:id="440"/>
     </w:p>
     <w:p/>
     <w:p>
@@ -10164,21 +11211,21 @@
           <w:numId w:val="11"/>
         </w:numPr>
       </w:pPr>
-      <w:bookmarkStart w:id="447" w:name="_Toc177675979"/>
-      <w:bookmarkStart w:id="448" w:name="_Toc177678404"/>
-      <w:bookmarkStart w:id="449" w:name="_Toc177724566"/>
-      <w:bookmarkStart w:id="450" w:name="_Toc177726411"/>
-      <w:bookmarkStart w:id="451" w:name="_Toc177726881"/>
-      <w:bookmarkStart w:id="452" w:name="_Toc202724613"/>
+      <w:bookmarkStart w:id="441" w:name="_Toc177675979"/>
+      <w:bookmarkStart w:id="442" w:name="_Toc177678404"/>
+      <w:bookmarkStart w:id="443" w:name="_Toc177724566"/>
+      <w:bookmarkStart w:id="444" w:name="_Toc177726411"/>
+      <w:bookmarkStart w:id="445" w:name="_Toc177726881"/>
+      <w:bookmarkStart w:id="446" w:name="_Toc202724613"/>
       <w:r>
         <w:t>Estimation du coût du projet/étude</w:t>
       </w:r>
-      <w:bookmarkEnd w:id="447"/>
-      <w:bookmarkEnd w:id="448"/>
-      <w:bookmarkEnd w:id="449"/>
-      <w:bookmarkEnd w:id="450"/>
-      <w:bookmarkEnd w:id="451"/>
-      <w:bookmarkEnd w:id="452"/>
+      <w:bookmarkEnd w:id="441"/>
+      <w:bookmarkEnd w:id="442"/>
+      <w:bookmarkEnd w:id="443"/>
+      <w:bookmarkEnd w:id="444"/>
+      <w:bookmarkEnd w:id="445"/>
+      <w:bookmarkEnd w:id="446"/>
       <w:r>
         <w:t xml:space="preserve"> </w:t>
       </w:r>
@@ -10192,18 +11239,15 @@
           <w:numId w:val="33"/>
         </w:numPr>
       </w:pPr>
-      <w:bookmarkStart w:id="453" w:name="_Toc177726412"/>
-      <w:bookmarkStart w:id="454" w:name="_Toc177726882"/>
-      <w:bookmarkStart w:id="455" w:name="_Toc202724614"/>
-      <w:r>
-        <w:t xml:space="preserve">Ressources </w:t>
-      </w:r>
-      <w:r>
-        <w:t>Matérielles</w:t>
-      </w:r>
-      <w:bookmarkEnd w:id="453"/>
-      <w:bookmarkEnd w:id="454"/>
-      <w:bookmarkEnd w:id="455"/>
+      <w:bookmarkStart w:id="447" w:name="_Toc177726412"/>
+      <w:bookmarkStart w:id="448" w:name="_Toc177726882"/>
+      <w:bookmarkStart w:id="449" w:name="_Toc202724614"/>
+      <w:r>
+        <w:t>Ressources Matérielles</w:t>
+      </w:r>
+      <w:bookmarkEnd w:id="447"/>
+      <w:bookmarkEnd w:id="448"/>
+      <w:bookmarkEnd w:id="449"/>
       <w:r>
         <w:t xml:space="preserve"> </w:t>
       </w:r>
@@ -10325,13 +11369,7 @@
               <w:cnfStyle w:val="000000100000" w:firstRow="0" w:lastRow="0" w:firstColumn="0" w:lastColumn="0" w:oddVBand="0" w:evenVBand="0" w:oddHBand="1" w:evenHBand="0" w:firstRowFirstColumn="0" w:firstRowLastColumn="0" w:lastRowFirstColumn="0" w:lastRowLastColumn="0"/>
             </w:pPr>
             <w:r>
-              <w:t>Cout</w:t>
-            </w:r>
-            <w:r>
-              <w:t xml:space="preserve"> unitaire </w:t>
-            </w:r>
-            <w:r>
-              <w:t>1</w:t>
+              <w:t>Cout unitaire 1</w:t>
             </w:r>
           </w:p>
         </w:tc>
@@ -10344,10 +11382,7 @@
               <w:cnfStyle w:val="000000100000" w:firstRow="0" w:lastRow="0" w:firstColumn="0" w:lastColumn="0" w:oddVBand="0" w:evenVBand="0" w:oddHBand="1" w:evenHBand="0" w:firstRowFirstColumn="0" w:firstRowLastColumn="0" w:lastRowFirstColumn="0" w:lastRowLastColumn="0"/>
             </w:pPr>
             <w:r>
-              <w:t>Cout</w:t>
-            </w:r>
-            <w:r>
-              <w:t xml:space="preserve">  total 1</w:t>
+              <w:t>Cout  total 1</w:t>
             </w:r>
           </w:p>
         </w:tc>
@@ -10399,10 +11434,7 @@
               <w:cnfStyle w:val="000000000000" w:firstRow="0" w:lastRow="0" w:firstColumn="0" w:lastColumn="0" w:oddVBand="0" w:evenVBand="0" w:oddHBand="0" w:evenHBand="0" w:firstRowFirstColumn="0" w:firstRowLastColumn="0" w:lastRowFirstColumn="0" w:lastRowLastColumn="0"/>
             </w:pPr>
             <w:r>
-              <w:t>Cout</w:t>
-            </w:r>
-            <w:r>
-              <w:t xml:space="preserve"> unitaire 2</w:t>
+              <w:t>Cout unitaire 2</w:t>
             </w:r>
           </w:p>
         </w:tc>
@@ -10415,10 +11447,7 @@
               <w:cnfStyle w:val="000000000000" w:firstRow="0" w:lastRow="0" w:firstColumn="0" w:lastColumn="0" w:oddVBand="0" w:evenVBand="0" w:oddHBand="0" w:evenHBand="0" w:firstRowFirstColumn="0" w:firstRowLastColumn="0" w:lastRowFirstColumn="0" w:lastRowLastColumn="0"/>
             </w:pPr>
             <w:r>
-              <w:t>Cout</w:t>
-            </w:r>
-            <w:r>
-              <w:t xml:space="preserve">  total 2</w:t>
+              <w:t>Cout  total 2</w:t>
             </w:r>
           </w:p>
         </w:tc>
@@ -10471,10 +11500,7 @@
               <w:cnfStyle w:val="000000100000" w:firstRow="0" w:lastRow="0" w:firstColumn="0" w:lastColumn="0" w:oddVBand="0" w:evenVBand="0" w:oddHBand="1" w:evenHBand="0" w:firstRowFirstColumn="0" w:firstRowLastColumn="0" w:lastRowFirstColumn="0" w:lastRowLastColumn="0"/>
             </w:pPr>
             <w:r>
-              <w:t>Cout</w:t>
-            </w:r>
-            <w:r>
-              <w:t xml:space="preserve"> unitaire 3</w:t>
+              <w:t>Cout unitaire 3</w:t>
             </w:r>
           </w:p>
         </w:tc>
@@ -10487,10 +11513,7 @@
               <w:cnfStyle w:val="000000100000" w:firstRow="0" w:lastRow="0" w:firstColumn="0" w:lastColumn="0" w:oddVBand="0" w:evenVBand="0" w:oddHBand="1" w:evenHBand="0" w:firstRowFirstColumn="0" w:firstRowLastColumn="0" w:lastRowFirstColumn="0" w:lastRowLastColumn="0"/>
             </w:pPr>
             <w:r>
-              <w:t>Cout</w:t>
-            </w:r>
-            <w:r>
-              <w:t xml:space="preserve">  total 3</w:t>
+              <w:t>Cout  total 3</w:t>
             </w:r>
           </w:p>
         </w:tc>
@@ -10542,10 +11565,7 @@
               <w:cnfStyle w:val="000000000000" w:firstRow="0" w:lastRow="0" w:firstColumn="0" w:lastColumn="0" w:oddVBand="0" w:evenVBand="0" w:oddHBand="0" w:evenHBand="0" w:firstRowFirstColumn="0" w:firstRowLastColumn="0" w:lastRowFirstColumn="0" w:lastRowLastColumn="0"/>
             </w:pPr>
             <w:r>
-              <w:t>Cout</w:t>
-            </w:r>
-            <w:r>
-              <w:t xml:space="preserve"> unitaire 4</w:t>
+              <w:t>Cout unitaire 4</w:t>
             </w:r>
           </w:p>
         </w:tc>
@@ -10558,10 +11578,7 @@
               <w:cnfStyle w:val="000000000000" w:firstRow="0" w:lastRow="0" w:firstColumn="0" w:lastColumn="0" w:oddVBand="0" w:evenVBand="0" w:oddHBand="0" w:evenHBand="0" w:firstRowFirstColumn="0" w:firstRowLastColumn="0" w:lastRowFirstColumn="0" w:lastRowLastColumn="0"/>
             </w:pPr>
             <w:r>
-              <w:t xml:space="preserve">Cout </w:t>
-            </w:r>
-            <w:r>
-              <w:t>total  4</w:t>
+              <w:t>Cout total  4</w:t>
             </w:r>
           </w:p>
         </w:tc>
@@ -10577,15 +11594,15 @@
           <w:numId w:val="33"/>
         </w:numPr>
       </w:pPr>
-      <w:bookmarkStart w:id="456" w:name="_Toc177726413"/>
-      <w:bookmarkStart w:id="457" w:name="_Toc177726883"/>
-      <w:bookmarkStart w:id="458" w:name="_Toc202724615"/>
+      <w:bookmarkStart w:id="450" w:name="_Toc177726413"/>
+      <w:bookmarkStart w:id="451" w:name="_Toc177726883"/>
+      <w:bookmarkStart w:id="452" w:name="_Toc202724615"/>
       <w:r>
         <w:t>Ressources logicielles</w:t>
       </w:r>
-      <w:bookmarkEnd w:id="456"/>
-      <w:bookmarkEnd w:id="457"/>
-      <w:bookmarkEnd w:id="458"/>
+      <w:bookmarkEnd w:id="450"/>
+      <w:bookmarkEnd w:id="451"/>
+      <w:bookmarkEnd w:id="452"/>
       <w:r>
         <w:t xml:space="preserve"> </w:t>
       </w:r>
@@ -10883,18 +11900,15 @@
           <w:numId w:val="33"/>
         </w:numPr>
       </w:pPr>
-      <w:bookmarkStart w:id="459" w:name="_Toc177726414"/>
-      <w:bookmarkStart w:id="460" w:name="_Toc177726884"/>
-      <w:bookmarkStart w:id="461" w:name="_Toc202724616"/>
-      <w:r>
-        <w:t xml:space="preserve">Ressources </w:t>
-      </w:r>
-      <w:r>
-        <w:t>humaines</w:t>
-      </w:r>
-      <w:bookmarkEnd w:id="459"/>
-      <w:bookmarkEnd w:id="460"/>
-      <w:bookmarkEnd w:id="461"/>
+      <w:bookmarkStart w:id="453" w:name="_Toc177726414"/>
+      <w:bookmarkStart w:id="454" w:name="_Toc177726884"/>
+      <w:bookmarkStart w:id="455" w:name="_Toc202724616"/>
+      <w:r>
+        <w:t>Ressources humaines</w:t>
+      </w:r>
+      <w:bookmarkEnd w:id="453"/>
+      <w:bookmarkEnd w:id="454"/>
+      <w:bookmarkEnd w:id="455"/>
       <w:r>
         <w:t xml:space="preserve"> </w:t>
       </w:r>
@@ -11317,15 +12331,15 @@
           <w:numId w:val="33"/>
         </w:numPr>
       </w:pPr>
-      <w:bookmarkStart w:id="462" w:name="_Toc177726415"/>
-      <w:bookmarkStart w:id="463" w:name="_Toc177726885"/>
-      <w:bookmarkStart w:id="464" w:name="_Toc202724617"/>
+      <w:bookmarkStart w:id="456" w:name="_Toc177726415"/>
+      <w:bookmarkStart w:id="457" w:name="_Toc177726885"/>
+      <w:bookmarkStart w:id="458" w:name="_Toc202724617"/>
       <w:r>
         <w:t>Cout total</w:t>
       </w:r>
-      <w:bookmarkEnd w:id="462"/>
-      <w:bookmarkEnd w:id="463"/>
-      <w:bookmarkEnd w:id="464"/>
+      <w:bookmarkEnd w:id="456"/>
+      <w:bookmarkEnd w:id="457"/>
+      <w:bookmarkEnd w:id="458"/>
     </w:p>
     <w:p/>
     <w:tbl>
@@ -11364,10 +12378,7 @@
               <w:cnfStyle w:val="100000000000" w:firstRow="1" w:lastRow="0" w:firstColumn="0" w:lastColumn="0" w:oddVBand="0" w:evenVBand="0" w:oddHBand="0" w:evenHBand="0" w:firstRowFirstColumn="0" w:firstRowLastColumn="0" w:lastRowFirstColumn="0" w:lastRowLastColumn="0"/>
             </w:pPr>
             <w:r>
-              <w:t xml:space="preserve">Total </w:t>
-            </w:r>
-            <w:r>
-              <w:t>( FCFA)</w:t>
+              <w:t>Total ( FCFA)</w:t>
             </w:r>
           </w:p>
         </w:tc>
@@ -11624,19 +12635,19 @@
           <w:numId w:val="33"/>
         </w:numPr>
       </w:pPr>
-      <w:bookmarkStart w:id="465" w:name="_Toc177675980"/>
-      <w:bookmarkStart w:id="466" w:name="_Toc177678405"/>
-      <w:bookmarkStart w:id="467" w:name="_Toc177726416"/>
-      <w:bookmarkStart w:id="468" w:name="_Toc177726886"/>
-      <w:bookmarkStart w:id="469" w:name="_Toc202724618"/>
+      <w:bookmarkStart w:id="459" w:name="_Toc177675980"/>
+      <w:bookmarkStart w:id="460" w:name="_Toc177678405"/>
+      <w:bookmarkStart w:id="461" w:name="_Toc177726416"/>
+      <w:bookmarkStart w:id="462" w:name="_Toc177726886"/>
+      <w:bookmarkStart w:id="463" w:name="_Toc202724618"/>
       <w:r>
         <w:t>Les contraintes du projet/ étude</w:t>
       </w:r>
-      <w:bookmarkEnd w:id="465"/>
-      <w:bookmarkEnd w:id="466"/>
-      <w:bookmarkEnd w:id="467"/>
-      <w:bookmarkEnd w:id="468"/>
-      <w:bookmarkEnd w:id="469"/>
+      <w:bookmarkEnd w:id="459"/>
+      <w:bookmarkEnd w:id="460"/>
+      <w:bookmarkEnd w:id="461"/>
+      <w:bookmarkEnd w:id="462"/>
+      <w:bookmarkEnd w:id="463"/>
       <w:r>
         <w:t xml:space="preserve"> </w:t>
       </w:r>
@@ -11687,74 +12698,159 @@
           <w:numId w:val="33"/>
         </w:numPr>
       </w:pPr>
-      <w:bookmarkStart w:id="470" w:name="_Toc177675981"/>
-      <w:bookmarkStart w:id="471" w:name="_Toc177678406"/>
-      <w:bookmarkStart w:id="472" w:name="_Toc177726417"/>
-      <w:bookmarkStart w:id="473" w:name="_Toc177726887"/>
-      <w:bookmarkStart w:id="474" w:name="_Toc202724619"/>
+      <w:bookmarkStart w:id="464" w:name="_Toc177675981"/>
+      <w:bookmarkStart w:id="465" w:name="_Toc177678406"/>
+      <w:bookmarkStart w:id="466" w:name="_Toc177726417"/>
+      <w:bookmarkStart w:id="467" w:name="_Toc177726887"/>
+      <w:bookmarkStart w:id="468" w:name="_Toc202724619"/>
       <w:r>
         <w:t>Les livrables</w:t>
       </w:r>
+      <w:bookmarkEnd w:id="464"/>
+      <w:bookmarkEnd w:id="465"/>
+      <w:bookmarkEnd w:id="466"/>
+      <w:bookmarkEnd w:id="467"/>
+      <w:bookmarkEnd w:id="468"/>
+    </w:p>
+    <w:p>
+      <w:pPr>
+        <w:spacing w:line="360" w:lineRule="auto"/>
+        <w:jc w:val="left"/>
+        <w:rPr>
+          <w:sz w:val="32"/>
+          <w:szCs w:val="32"/>
+        </w:rPr>
+      </w:pPr>
+    </w:p>
+    <w:p>
+      <w:pPr>
+        <w:jc w:val="left"/>
+      </w:pPr>
+      <w:r>
+        <w:t xml:space="preserve">Insérer votre texte ici… </w:t>
+      </w:r>
+    </w:p>
+    <w:p>
+      <w:pPr>
+        <w:spacing w:line="360" w:lineRule="auto"/>
+        <w:jc w:val="left"/>
+        <w:rPr>
+          <w:sz w:val="32"/>
+          <w:szCs w:val="32"/>
+        </w:rPr>
+      </w:pPr>
+    </w:p>
+    <w:p>
+      <w:pPr>
+        <w:jc w:val="left"/>
+        <w:rPr>
+          <w:sz w:val="32"/>
+          <w:szCs w:val="32"/>
+        </w:rPr>
+      </w:pPr>
+      <w:r>
+        <w:rPr>
+          <w:sz w:val="32"/>
+          <w:szCs w:val="32"/>
+        </w:rPr>
+        <w:br w:type="page"/>
+      </w:r>
+    </w:p>
+    <w:p>
+      <w:pPr>
+        <w:pStyle w:val="Heading3"/>
+        <w:numPr>
+          <w:ilvl w:val="0"/>
+          <w:numId w:val="11"/>
+        </w:numPr>
+      </w:pPr>
+      <w:r>
+        <w:lastRenderedPageBreak/>
+        <w:t>Bénéficiaire</w:t>
+      </w:r>
+      <w:r>
+        <w:t xml:space="preserve"> et cible</w:t>
+      </w:r>
+      <w:bookmarkEnd w:id="407"/>
+      <w:bookmarkEnd w:id="408"/>
+      <w:bookmarkEnd w:id="409"/>
+      <w:bookmarkEnd w:id="410"/>
+    </w:p>
+    <w:p/>
+    <w:p>
+      <w:pPr>
+        <w:pStyle w:val="Heading4"/>
+        <w:numPr>
+          <w:ilvl w:val="0"/>
+          <w:numId w:val="28"/>
+        </w:numPr>
+      </w:pPr>
+      <w:bookmarkStart w:id="469" w:name="_Toc177726400"/>
+      <w:bookmarkStart w:id="470" w:name="_Toc177726870"/>
+      <w:bookmarkStart w:id="471" w:name="_Toc202724602"/>
+      <w:r>
+        <w:t>Bénéficiaire</w:t>
+      </w:r>
+      <w:bookmarkEnd w:id="469"/>
       <w:bookmarkEnd w:id="470"/>
       <w:bookmarkEnd w:id="471"/>
+    </w:p>
+    <w:p/>
+    <w:p>
+      <w:pPr>
+        <w:jc w:val="left"/>
+      </w:pPr>
+      <w:r>
+        <w:t xml:space="preserve">Insérer votre texte ici… </w:t>
+      </w:r>
+    </w:p>
+    <w:p>
+      <w:pPr>
+        <w:jc w:val="left"/>
+      </w:pPr>
+    </w:p>
+    <w:p>
+      <w:pPr>
+        <w:pStyle w:val="Heading4"/>
+        <w:numPr>
+          <w:ilvl w:val="0"/>
+          <w:numId w:val="28"/>
+        </w:numPr>
+      </w:pPr>
+      <w:bookmarkStart w:id="472" w:name="_Toc177726401"/>
+      <w:bookmarkStart w:id="473" w:name="_Toc177726871"/>
+      <w:bookmarkStart w:id="474" w:name="_Toc202724603"/>
+      <w:r>
+        <w:t>Cible</w:t>
+      </w:r>
       <w:bookmarkEnd w:id="472"/>
       <w:bookmarkEnd w:id="473"/>
       <w:bookmarkEnd w:id="474"/>
     </w:p>
-    <w:p>
-      <w:pPr>
-        <w:spacing w:line="360" w:lineRule="auto"/>
+    <w:p/>
+    <w:p>
+      <w:pPr>
         <w:jc w:val="left"/>
-        <w:rPr>
-          <w:sz w:val="32"/>
-          <w:szCs w:val="32"/>
-        </w:rPr>
-      </w:pPr>
+      </w:pPr>
+      <w:r>
+        <w:t xml:space="preserve">Insérer votre texte ici… </w:t>
+      </w:r>
     </w:p>
     <w:p>
       <w:pPr>
         <w:jc w:val="left"/>
       </w:pPr>
-      <w:r>
-        <w:t xml:space="preserve">Insérer votre texte ici… </w:t>
-      </w:r>
-    </w:p>
-    <w:p>
-      <w:pPr>
-        <w:spacing w:line="360" w:lineRule="auto"/>
-        <w:jc w:val="left"/>
-        <w:rPr>
-          <w:sz w:val="32"/>
-          <w:szCs w:val="32"/>
-        </w:rPr>
-      </w:pPr>
-    </w:p>
-    <w:p>
-      <w:pPr>
-        <w:jc w:val="left"/>
-        <w:rPr>
-          <w:sz w:val="32"/>
-          <w:szCs w:val="32"/>
-        </w:rPr>
-      </w:pPr>
-      <w:r>
-        <w:rPr>
-          <w:sz w:val="32"/>
-          <w:szCs w:val="32"/>
-        </w:rPr>
-        <w:br w:type="page"/>
-      </w:r>
+    </w:p>
+    <w:p>
+      <w:pPr>
+        <w:pStyle w:val="Heading3"/>
+        <w:rPr>
+          <w:lang w:val="fr-FR"/>
+        </w:rPr>
+      </w:pPr>
       <w:bookmarkStart w:id="475" w:name="_Toc177675982"/>
       <w:bookmarkStart w:id="476" w:name="_Toc177678407"/>
       <w:bookmarkStart w:id="477" w:name="_Toc177724567"/>
-    </w:p>
-    <w:p>
-      <w:pPr>
-        <w:pStyle w:val="Heading3"/>
-        <w:rPr>
-          <w:lang w:val="fr-FR"/>
-        </w:rPr>
-      </w:pPr>
       <w:bookmarkStart w:id="478" w:name="_Toc177726418"/>
       <w:bookmarkStart w:id="479" w:name="_Toc177726888"/>
       <w:bookmarkStart w:id="480" w:name="_Toc202724620"/>
@@ -11762,7 +12858,6 @@
         <w:rPr>
           <w:lang w:val="fr-FR"/>
         </w:rPr>
-        <w:lastRenderedPageBreak/>
         <w:t>Conclusion</w:t>
       </w:r>
       <w:bookmarkEnd w:id="475"/>
@@ -12225,7 +13320,7 @@
           </mc:Choice>
           <mc:Fallback>
             <w:pict>
-              <v:shape w14:anchorId="34013FAE" id="_x0000_s1034" type="#_x0000_t65" style="position:absolute;left:0;text-align:left;margin-left:0;margin-top:1.2pt;width:413.6pt;height:378.15pt;z-index:251678720;visibility:visible;mso-wrap-style:square;mso-width-percent:0;mso-height-percent:0;mso-wrap-distance-left:9pt;mso-wrap-distance-top:0;mso-wrap-distance-right:9pt;mso-wrap-distance-bottom:0;mso-position-horizontal:left;mso-position-horizontal-relative:margin;mso-position-vertical:absolute;mso-position-vertical-relative:text;mso-width-percent:0;mso-height-percent:0;mso-width-relative:margin;mso-height-relative:margin;v-text-anchor:middle" o:gfxdata="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" adj="18000" fillcolor="#deeaf6 [664]" strokecolor="#5b9bd5 [3208]">
+              <v:shape w14:anchorId="34013FAE" id="_x0000_s1034" type="#_x0000_t65" style="position:absolute;left:0;text-align:left;margin-left:0;margin-top:1.2pt;width:413.6pt;height:378.15pt;z-index:251678720;visibility:visible;mso-wrap-style:square;mso-width-percent:0;mso-height-percent:0;mso-wrap-distance-left:9pt;mso-wrap-distance-top:0;mso-wrap-distance-right:9pt;mso-wrap-distance-bottom:0;mso-position-horizontal:left;mso-position-horizontal-relative:margin;mso-position-vertical:absolute;mso-position-vertical-relative:text;mso-width-percent:0;mso-height-percent:0;mso-width-relative:margin;mso-height-relative:margin;v-text-anchor:middle" o:gfxdata="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" adj="18000" fillcolor="#deeaf6 [664]" strokecolor="#5b9bd5 [3208]">
                 <v:textbox>
                   <w:txbxContent>
                     <w:p>
@@ -12636,23 +13731,7 @@
         <w:jc w:val="left"/>
       </w:pPr>
       <w:r>
-        <w:t xml:space="preserve">UML (Unifie </w:t>
-      </w:r>
-      <w:proofErr w:type="spellStart"/>
-      <w:r>
-        <w:t>Modelling</w:t>
-      </w:r>
-      <w:proofErr w:type="spellEnd"/>
-      <w:r>
-        <w:t xml:space="preserve"> </w:t>
-      </w:r>
-      <w:proofErr w:type="spellStart"/>
-      <w:r>
-        <w:t>Language</w:t>
-      </w:r>
-      <w:proofErr w:type="spellEnd"/>
-      <w:r>
-        <w:t>) quant à lui, est un langage de modélisation des systèmes standards, qui utilise des diagrammes pour présenter chaque aspect d’un système en s’appuyant sur la notion d’orienté objet qui est un véritable atout pour ce langage. UML propose donc une approche différente de celle de MERISE en ce sens qu’il associe les données aux traitements. En effet, avec UML, centraliser les données d’un type de traitement associé permet de limiter les points de maintenance dans le</w:t>
+        <w:t>UML (Unifie Modelling Language) quant à lui, est un langage de modélisation des systèmes standards, qui utilise des diagrammes pour présenter chaque aspect d’un système en s’appuyant sur la notion d’orienté objet qui est un véritable atout pour ce langage. UML propose donc une approche différente de celle de MERISE en ce sens qu’il associe les données aux traitements. En effet, avec UML, centraliser les données d’un type de traitement associé permet de limiter les points de maintenance dans le</w:t>
       </w:r>
     </w:p>
     <w:p>
@@ -12773,28 +13852,12 @@
                 <w:rFonts w:cs="Times New Roman"/>
               </w:rPr>
             </w:pPr>
-            <w:proofErr w:type="spellStart"/>
             <w:r>
               <w:rPr>
                 <w:rFonts w:cs="Times New Roman"/>
               </w:rPr>
-              <w:t>Unified</w:t>
+              <w:t>Unified Modeling Language</w:t>
             </w:r>
-            <w:proofErr w:type="spellEnd"/>
-            <w:r>
-              <w:rPr>
-                <w:rFonts w:cs="Times New Roman"/>
-              </w:rPr>
-              <w:t xml:space="preserve"> Modeling </w:t>
-            </w:r>
-            <w:proofErr w:type="spellStart"/>
-            <w:r>
-              <w:rPr>
-                <w:rFonts w:cs="Times New Roman"/>
-              </w:rPr>
-              <w:t>Language</w:t>
-            </w:r>
-            <w:proofErr w:type="spellEnd"/>
             <w:r>
               <w:rPr>
                 <w:rFonts w:cs="Times New Roman"/>
@@ -12979,21 +14042,7 @@
               <w:rPr>
                 <w:rFonts w:cs="Times New Roman"/>
               </w:rPr>
-              <w:t xml:space="preserve">Car avec UML, centraliser les données d’un type et les traitements associés permet de limiter les points de maintenance dans le code et facilite l’accès </w:t>
-            </w:r>
-            <w:proofErr w:type="spellStart"/>
-            <w:r>
-              <w:rPr>
-                <w:rFonts w:cs="Times New Roman"/>
-              </w:rPr>
-              <w:t>a</w:t>
-            </w:r>
-            <w:proofErr w:type="spellEnd"/>
-            <w:r>
-              <w:rPr>
-                <w:rFonts w:cs="Times New Roman"/>
-              </w:rPr>
-              <w:t xml:space="preserve"> l’information en cas d’évolution du Logiciel. De plus ; </w:t>
+              <w:t xml:space="preserve">Car avec UML, centraliser les données d’un type et les traitements associés permet de limiter les points de maintenance dans le code et facilite l’accès a l’information en cas d’évolution du Logiciel. De plus ; </w:t>
             </w:r>
             <w:r>
               <w:rPr>
@@ -13365,45 +14414,11 @@
       <w:r>
         <w:t>: Scrum, XP (</w:t>
       </w:r>
-      <w:proofErr w:type="spellStart"/>
       <w:r>
         <w:t>Extreme</w:t>
       </w:r>
-      <w:proofErr w:type="spellEnd"/>
-      <w:r>
-        <w:t xml:space="preserve"> </w:t>
-      </w:r>
-      <w:proofErr w:type="spellStart"/>
-      <w:r>
-        <w:t>Programming</w:t>
-      </w:r>
-      <w:proofErr w:type="spellEnd"/>
-      <w:r>
-        <w:t xml:space="preserve">), RUP (Rational </w:t>
-      </w:r>
-      <w:proofErr w:type="spellStart"/>
-      <w:r>
-        <w:t>Unified</w:t>
-      </w:r>
-      <w:proofErr w:type="spellEnd"/>
-      <w:r>
-        <w:t xml:space="preserve"> Process), FDD (</w:t>
-      </w:r>
-      <w:proofErr w:type="spellStart"/>
-      <w:r>
-        <w:t>Feature</w:t>
-      </w:r>
-      <w:proofErr w:type="spellEnd"/>
-      <w:r>
-        <w:t xml:space="preserve"> Driven </w:t>
-      </w:r>
-      <w:proofErr w:type="spellStart"/>
-      <w:r>
-        <w:t>Development</w:t>
-      </w:r>
-      <w:proofErr w:type="spellEnd"/>
-      <w:r>
-        <w:t>), etc…</w:t>
+      <w:r>
+        <w:t xml:space="preserve"> Programming), RUP (Rational Unified Process), FDD (Feature Driven Development), etc…</w:t>
       </w:r>
     </w:p>
     <w:p>
@@ -13416,10 +14431,9 @@
       <w:pPr>
         <w:pStyle w:val="Heading4"/>
         <w:numPr>
-          <w:ilvl w:val="1"/>
-          <w:numId w:val="48"/>
+          <w:ilvl w:val="0"/>
+          <w:numId w:val="53"/>
         </w:numPr>
-        <w:ind w:left="1788"/>
       </w:pPr>
       <w:bookmarkStart w:id="512" w:name="_Toc177675987"/>
       <w:bookmarkStart w:id="513" w:name="_Toc177678412"/>
@@ -13463,21 +14477,12 @@
         </w:rPr>
         <w:t xml:space="preserve"> (</w:t>
       </w:r>
-      <w:proofErr w:type="spellStart"/>
       <w:r>
         <w:rPr>
           <w:rFonts w:cs="Times New Roman"/>
           <w:b/>
         </w:rPr>
-        <w:t>Unified</w:t>
-      </w:r>
-      <w:proofErr w:type="spellEnd"/>
-      <w:r>
-        <w:rPr>
-          <w:rFonts w:cs="Times New Roman"/>
-          <w:b/>
-        </w:rPr>
-        <w:t xml:space="preserve"> Process</w:t>
+        <w:t>Unified Process</w:t>
       </w:r>
       <w:r>
         <w:rPr>
@@ -13531,23 +14536,7 @@
           <w:rFonts w:cs="Times New Roman"/>
           <w:b/>
         </w:rPr>
-        <w:t xml:space="preserve">Rational </w:t>
-      </w:r>
-      <w:proofErr w:type="spellStart"/>
-      <w:r>
-        <w:rPr>
-          <w:rFonts w:cs="Times New Roman"/>
-          <w:b/>
-        </w:rPr>
-        <w:t>Unified</w:t>
-      </w:r>
-      <w:proofErr w:type="spellEnd"/>
-      <w:r>
-        <w:rPr>
-          <w:rFonts w:cs="Times New Roman"/>
-          <w:b/>
-        </w:rPr>
-        <w:t xml:space="preserve"> Process (RUP)</w:t>
+        <w:t>Rational Unified Process (RUP)</w:t>
       </w:r>
       <w:r>
         <w:rPr>
@@ -13568,21 +14557,12 @@
           <w:rFonts w:cs="Times New Roman"/>
         </w:rPr>
       </w:pPr>
-      <w:proofErr w:type="spellStart"/>
       <w:r>
         <w:rPr>
           <w:rFonts w:cs="Times New Roman"/>
           <w:b/>
         </w:rPr>
-        <w:t>Unified</w:t>
-      </w:r>
-      <w:proofErr w:type="spellEnd"/>
-      <w:r>
-        <w:rPr>
-          <w:rFonts w:cs="Times New Roman"/>
-          <w:b/>
-        </w:rPr>
-        <w:t xml:space="preserve"> Process (UP)</w:t>
+        <w:t>Unified Process (UP)</w:t>
       </w:r>
       <w:r>
         <w:rPr>
@@ -13615,23 +14595,7 @@
           <w:rFonts w:cs="Times New Roman"/>
           <w:b/>
         </w:rPr>
-        <w:t xml:space="preserve"> </w:t>
-      </w:r>
-      <w:proofErr w:type="spellStart"/>
-      <w:r>
-        <w:rPr>
-          <w:rFonts w:cs="Times New Roman"/>
-          <w:b/>
-        </w:rPr>
-        <w:t>Programming</w:t>
-      </w:r>
-      <w:proofErr w:type="spellEnd"/>
-      <w:r>
-        <w:rPr>
-          <w:rFonts w:cs="Times New Roman"/>
-          <w:b/>
-        </w:rPr>
-        <w:t xml:space="preserve"> (XP)</w:t>
+        <w:t xml:space="preserve"> Programming (XP)</w:t>
       </w:r>
       <w:r>
         <w:rPr>
@@ -13831,10 +14795,9 @@
       <w:pPr>
         <w:pStyle w:val="Heading4"/>
         <w:numPr>
-          <w:ilvl w:val="1"/>
-          <w:numId w:val="48"/>
+          <w:ilvl w:val="0"/>
+          <w:numId w:val="53"/>
         </w:numPr>
-        <w:ind w:left="1788"/>
       </w:pPr>
       <w:bookmarkStart w:id="517" w:name="_Toc177726426"/>
       <w:bookmarkStart w:id="518" w:name="_Toc177726896"/>
@@ -13882,37 +14845,12 @@
         </w:rPr>
         <w:t>(</w:t>
       </w:r>
-      <w:proofErr w:type="spellStart"/>
       <w:r>
         <w:rPr>
           <w:rFonts w:cs="Times New Roman"/>
           <w:b/>
         </w:rPr>
-        <w:t>Two</w:t>
-      </w:r>
-      <w:proofErr w:type="spellEnd"/>
-      <w:r>
-        <w:rPr>
-          <w:rFonts w:cs="Times New Roman"/>
-          <w:b/>
-        </w:rPr>
-        <w:t xml:space="preserve"> Tracks </w:t>
-      </w:r>
-      <w:proofErr w:type="spellStart"/>
-      <w:r>
-        <w:rPr>
-          <w:rFonts w:cs="Times New Roman"/>
-          <w:b/>
-        </w:rPr>
-        <w:t>Unified</w:t>
-      </w:r>
-      <w:proofErr w:type="spellEnd"/>
-      <w:r>
-        <w:rPr>
-          <w:rFonts w:cs="Times New Roman"/>
-          <w:b/>
-        </w:rPr>
-        <w:t xml:space="preserve"> Process)</w:t>
+        <w:t>Two Tracks Unified Process)</w:t>
       </w:r>
       <w:r>
         <w:rPr>
@@ -16684,7 +17622,7 @@
                     </wp:anchor>
                   </w:drawing>
                 </mc:Choice>
-                <mc:Fallback xmlns:w16sdtfl="http://schemas.microsoft.com/office/word/2024/wordml/sdtformatlock" xmlns:w16du="http://schemas.microsoft.com/office/word/2023/wordml/word16du" xmlns:oel="http://schemas.microsoft.com/office/2019/extlst">
+                <mc:Fallback>
                   <w:pict>
                     <v:group w14:anchorId="6D7B3915" id="Group 178740" o:spid="_x0000_s1026" style="position:absolute;margin-left:13.15pt;margin-top:28.2pt;width:67pt;height:6.1pt;z-index:251695104;mso-width-relative:margin;mso-height-relative:margin" coordsize="8997,285" o:gfxdata="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">
                       <v:shape id="Shape 14977" o:spid="_x0000_s1027" style="position:absolute;width:8997;height:0;visibility:visible;mso-wrap-style:square;v-text-anchor:top" coordsize="899795,0" o:gfxdata="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" path="m,l899795,e" filled="f" strokeweight="2.25pt">
@@ -17043,10 +17981,9 @@
       <w:pPr>
         <w:pStyle w:val="Heading4"/>
         <w:numPr>
-          <w:ilvl w:val="1"/>
-          <w:numId w:val="48"/>
+          <w:ilvl w:val="0"/>
+          <w:numId w:val="53"/>
         </w:numPr>
-        <w:ind w:left="1788"/>
       </w:pPr>
       <w:bookmarkStart w:id="589" w:name="_Toc177676002"/>
       <w:bookmarkStart w:id="590" w:name="_Toc177678427"/>
@@ -18432,10 +19369,9 @@
       <w:pPr>
         <w:pStyle w:val="Heading4"/>
         <w:numPr>
-          <w:ilvl w:val="1"/>
-          <w:numId w:val="48"/>
+          <w:ilvl w:val="0"/>
+          <w:numId w:val="53"/>
         </w:numPr>
-        <w:ind w:left="1788"/>
       </w:pPr>
       <w:bookmarkStart w:id="614" w:name="_Toc177676007"/>
       <w:bookmarkStart w:id="615" w:name="_Toc177678432"/>
@@ -19102,7 +20038,7 @@
                     </wp:inline>
                   </w:drawing>
                 </mc:Choice>
-                <mc:Fallback xmlns:w16sdtfl="http://schemas.microsoft.com/office/word/2024/wordml/sdtformatlock" xmlns:w16du="http://schemas.microsoft.com/office/word/2023/wordml/word16du" xmlns:oel="http://schemas.microsoft.com/office/2019/extlst">
+                <mc:Fallback>
                   <w:pict>
                     <v:group w14:anchorId="6C0A9218" id="Group 178871" o:spid="_x0000_s1026" style="width:20.15pt;height:20.05pt;mso-position-horizontal-relative:char;mso-position-vertical-relative:line" coordsize="255905,254636" o:gfxdata="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">
                       <v:shape id="Shape 14583" o:spid="_x0000_s1027" style="position:absolute;width:255905;height:254636;visibility:visible;mso-wrap-style:square;v-text-anchor:top" coordsize="255905,254636" o:gfxdata="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" path="m128016,v70612,,127889,57024,127889,127254c255905,197612,198628,254636,128016,254636,57277,254636,,197612,,127254,,57024,57277,,128016,xe" fillcolor="black" stroked="f" strokeweight="0">
@@ -19485,7 +20421,7 @@
                 </mc:Choice>
                 <mc:Fallback>
                   <w:pict>
-                    <v:group w14:anchorId="63847D9D" id="Group 178912" o:spid="_x0000_s1035" style="width:24.2pt;height:21.15pt;mso-position-horizontal-relative:char;mso-position-vertical-relative:line" coordsize="328295,328295" o:gfxdata="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">
+                    <v:group w14:anchorId="63847D9D" id="Group 178912" o:spid="_x0000_s1035" style="width:24.2pt;height:21.15pt;mso-position-horizontal-relative:char;mso-position-vertical-relative:line" coordsize="328295,328295" o:gfxdata="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">
                       <v:shape id="Shape 14585" o:spid="_x0000_s1036" style="position:absolute;width:328295;height:328295;visibility:visible;mso-wrap-style:square;v-text-anchor:top" coordsize="328295,328295" o:gfxdata="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" path="m,164211c,73534,73533,,164084,v90678,,164211,73534,164211,164211c328295,254889,254762,328295,164084,328295,73533,328295,,254889,,164211xe" filled="f" strokeweight="1pt">
                         <v:stroke miterlimit="83231f" joinstyle="miter"/>
                         <v:path arrowok="t" textboxrect="0,0,328295,328295"/>
@@ -19804,7 +20740,7 @@
                     </wp:inline>
                   </w:drawing>
                 </mc:Choice>
-                <mc:Fallback xmlns:w16sdtfl="http://schemas.microsoft.com/office/word/2024/wordml/sdtformatlock" xmlns:w16du="http://schemas.microsoft.com/office/word/2023/wordml/word16du" xmlns:oel="http://schemas.microsoft.com/office/2019/extlst">
+                <mc:Fallback>
                   <w:pict>
                     <v:group w14:anchorId="5EDADD7C" id="Group 179047" o:spid="_x0000_s1026" style="width:20.6pt;height:18.8pt;mso-position-horizontal-relative:char;mso-position-vertical-relative:line" coordsize="279400,279400" o:gfxdata="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">
                       <v:shape id="Shape 14589" o:spid="_x0000_s1027" style="position:absolute;left:40894;top:40894;width:197612;height:197612;visibility:visible;mso-wrap-style:square;v-text-anchor:top" coordsize="197612,197612" o:gfxdata="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" path="m,l197612,197612e" filled="f" strokeweight="1pt">
@@ -20161,7 +21097,7 @@
                     </wp:inline>
                   </w:drawing>
                 </mc:Choice>
-                <mc:Fallback xmlns:w16sdtfl="http://schemas.microsoft.com/office/word/2024/wordml/sdtformatlock" xmlns:w16du="http://schemas.microsoft.com/office/word/2023/wordml/word16du" xmlns:oel="http://schemas.microsoft.com/office/2019/extlst">
+                <mc:Fallback>
                   <w:pict>
                     <v:group w14:anchorId="744DD89A" id="Group 179229" o:spid="_x0000_s1026" style="width:102pt;height:3.6pt;mso-position-horizontal-relative:char;mso-position-vertical-relative:line" coordsize="12954,457" o:gfxdata="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">
                       <v:shape id="Shape 196594" o:spid="_x0000_s1027" style="position:absolute;width:12954;height:457;visibility:visible;mso-wrap-style:square;v-text-anchor:top" coordsize="1295400,45720" o:gfxdata="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" path="m,l1295400,r,45720l,45720,,e" fillcolor="black" stroked="f" strokeweight="0">
@@ -20804,7 +21740,7 @@
           </mc:Choice>
           <mc:Fallback>
             <w:pict>
-              <v:shape w14:anchorId="6A668108" id="_x0000_s1040" type="#_x0000_t65" style="position:absolute;left:0;text-align:left;margin-left:0;margin-top:13.95pt;width:413.6pt;height:381pt;z-index:251680768;visibility:visible;mso-wrap-style:square;mso-width-percent:0;mso-height-percent:0;mso-wrap-distance-left:9pt;mso-wrap-distance-top:0;mso-wrap-distance-right:9pt;mso-wrap-distance-bottom:0;mso-position-horizontal:left;mso-position-horizontal-relative:margin;mso-position-vertical:absolute;mso-position-vertical-relative:text;mso-width-percent:0;mso-height-percent:0;mso-width-relative:margin;mso-height-relative:margin;v-text-anchor:middle" o:gfxdata="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" adj="18000" fillcolor="#deeaf6 [664]" strokecolor="#5b9bd5 [3208]">
+              <v:shape w14:anchorId="6A668108" id="_x0000_s1040" type="#_x0000_t65" style="position:absolute;left:0;text-align:left;margin-left:0;margin-top:13.95pt;width:413.6pt;height:381pt;z-index:251680768;visibility:visible;mso-wrap-style:square;mso-width-percent:0;mso-height-percent:0;mso-wrap-distance-left:9pt;mso-wrap-distance-top:0;mso-wrap-distance-right:9pt;mso-wrap-distance-bottom:0;mso-position-horizontal:left;mso-position-horizontal-relative:margin;mso-position-vertical:absolute;mso-position-vertical-relative:text;mso-width-percent:0;mso-height-percent:0;mso-width-relative:margin;mso-height-relative:margin;v-text-anchor:middle" o:gfxdata="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" adj="18000" fillcolor="#deeaf6 [664]" strokecolor="#5b9bd5 [3208]">
                 <v:textbox>
                   <w:txbxContent>
                     <w:p>
@@ -22110,7 +23046,7 @@
                     </wp:inline>
                   </w:drawing>
                 </mc:Choice>
-                <mc:Fallback xmlns:w16sdtfl="http://schemas.microsoft.com/office/word/2024/wordml/sdtformatlock" xmlns:w16du="http://schemas.microsoft.com/office/word/2023/wordml/word16du" xmlns:oel="http://schemas.microsoft.com/office/2019/extlst">
+                <mc:Fallback>
                   <w:pict>
                     <v:group w14:anchorId="42EDEC82" id="Group 179501" o:spid="_x0000_s1026" style="width:105.35pt;height:13.55pt;mso-position-horizontal-relative:char;mso-position-vertical-relative:line" coordsize="19735,1835" o:gfxdata="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">
                       <v:shape id="Shape 15790" o:spid="_x0000_s1027" style="position:absolute;width:3943;height:1835;visibility:visible;mso-wrap-style:square;v-text-anchor:top" coordsize="394335,183515" o:gfxdata="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" path="m,91821l197104,,394335,91821,197104,183515,,91821xe" filled="f" strokeweight="1pt">
@@ -22926,7 +23862,7 @@
                 </mc:Choice>
                 <mc:Fallback>
                   <w:pict>
-                    <v:group w14:anchorId="30EA1DD3" id="Group 180375" o:spid="_x0000_s1041" style="width:30.25pt;height:30.25pt;mso-position-horizontal-relative:char;mso-position-vertical-relative:line" coordsize="384175,384175" o:gfxdata="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">
+                    <v:group w14:anchorId="30EA1DD3" id="Group 180375" o:spid="_x0000_s1041" style="width:30.25pt;height:30.25pt;mso-position-horizontal-relative:char;mso-position-vertical-relative:line" coordsize="384175,384175" o:gfxdata="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">
                       <v:shape id="Shape 16254" o:spid="_x0000_s1042" style="position:absolute;width:384175;height:384175;visibility:visible;mso-wrap-style:square;v-text-anchor:top" coordsize="384175,384175" o:gfxdata="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" path="m192024,c298196,,384175,85979,384175,192151v,106045,-85979,192024,-192151,192024c85979,384175,,298196,,192151,,85979,85979,,192024,xe" fillcolor="black" stroked="f" strokeweight="0">
                         <v:stroke miterlimit="83231f" joinstyle="miter"/>
                         <v:path arrowok="t" textboxrect="0,0,384175,384175"/>
@@ -23997,7 +24933,7 @@
                     </wp:anchor>
                   </w:drawing>
                 </mc:Choice>
-                <mc:Fallback xmlns:w16sdtfl="http://schemas.microsoft.com/office/word/2024/wordml/sdtformatlock" xmlns:w16du="http://schemas.microsoft.com/office/word/2023/wordml/word16du" xmlns:oel="http://schemas.microsoft.com/office/2019/extlst">
+                <mc:Fallback>
                   <w:pict>
                     <v:shapetype w14:anchorId="28443506" id="_x0000_t32" coordsize="21600,21600" o:spt="32" o:oned="t" path="m,l21600,21600e" filled="f">
                       <v:path arrowok="t" fillok="f" o:connecttype="none"/>
@@ -24687,7 +25623,7 @@
           </mc:Choice>
           <mc:Fallback>
             <w:pict>
-              <v:shape w14:anchorId="3786E3B3" id="_x0000_s1045" type="#_x0000_t65" style="position:absolute;left:0;text-align:left;margin-left:0;margin-top:13.95pt;width:413.6pt;height:381pt;z-index:251682816;visibility:visible;mso-wrap-style:square;mso-width-percent:0;mso-height-percent:0;mso-wrap-distance-left:9pt;mso-wrap-distance-top:0;mso-wrap-distance-right:9pt;mso-wrap-distance-bottom:0;mso-position-horizontal:left;mso-position-horizontal-relative:margin;mso-position-vertical:absolute;mso-position-vertical-relative:text;mso-width-percent:0;mso-height-percent:0;mso-width-relative:margin;mso-height-relative:margin;v-text-anchor:middle" o:gfxdata="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" adj="18000" fillcolor="#deeaf6 [664]" strokecolor="#5b9bd5 [3208]">
+              <v:shape w14:anchorId="3786E3B3" id="_x0000_s1045" type="#_x0000_t65" style="position:absolute;left:0;text-align:left;margin-left:0;margin-top:13.95pt;width:413.6pt;height:381pt;z-index:251682816;visibility:visible;mso-wrap-style:square;mso-width-percent:0;mso-height-percent:0;mso-wrap-distance-left:9pt;mso-wrap-distance-top:0;mso-wrap-distance-right:9pt;mso-wrap-distance-bottom:0;mso-position-horizontal:left;mso-position-horizontal-relative:margin;mso-position-vertical:absolute;mso-position-vertical-relative:text;mso-width-percent:0;mso-height-percent:0;mso-width-relative:margin;mso-height-relative:margin;v-text-anchor:middle" o:gfxdata="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" adj="18000" fillcolor="#deeaf6 [664]" strokecolor="#5b9bd5 [3208]">
                 <v:textbox>
                   <w:txbxContent>
                     <w:p>
@@ -26159,7 +27095,7 @@
                     </wp:inline>
                   </w:drawing>
                 </mc:Choice>
-                <mc:Fallback xmlns:w16sdtfl="http://schemas.microsoft.com/office/word/2024/wordml/sdtformatlock" xmlns:w16du="http://schemas.microsoft.com/office/word/2023/wordml/word16du" xmlns:oel="http://schemas.microsoft.com/office/2019/extlst">
+                <mc:Fallback>
                   <w:pict>
                     <v:group w14:anchorId="3A0BD3B1" id="Group 185191" o:spid="_x0000_s1026" style="width:86.1pt;height:5pt;mso-position-horizontal-relative:char;mso-position-vertical-relative:line" coordsize="10746,762" o:gfxdata="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">
                       <v:shape id="Shape 18789" o:spid="_x0000_s1027" style="position:absolute;left:647;top:270;width:767;height:208;visibility:visible;mso-wrap-style:square;v-text-anchor:top" coordsize="76708,20828" o:gfxdata="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" path="m76200,r508,18923l508,20828,,1778,76200,xe" fillcolor="black" stroked="f" strokeweight="0">
@@ -27361,7 +28297,7 @@
           </mc:Choice>
           <mc:Fallback>
             <w:pict>
-              <v:shape w14:anchorId="639C1D99" id="_x0000_s1046" type="#_x0000_t65" style="position:absolute;left:0;text-align:left;margin-left:0;margin-top:13.95pt;width:413.6pt;height:381pt;z-index:251684864;visibility:visible;mso-wrap-style:square;mso-width-percent:0;mso-height-percent:0;mso-wrap-distance-left:9pt;mso-wrap-distance-top:0;mso-wrap-distance-right:9pt;mso-wrap-distance-bottom:0;mso-position-horizontal:left;mso-position-horizontal-relative:margin;mso-position-vertical:absolute;mso-position-vertical-relative:text;mso-width-percent:0;mso-height-percent:0;mso-width-relative:margin;mso-height-relative:margin;v-text-anchor:middle" o:gfxdata="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" adj="18000" fillcolor="#deeaf6 [664]" strokecolor="#5b9bd5 [3208]">
+              <v:shape w14:anchorId="639C1D99" id="_x0000_s1046" type="#_x0000_t65" style="position:absolute;left:0;text-align:left;margin-left:0;margin-top:13.95pt;width:413.6pt;height:381pt;z-index:251684864;visibility:visible;mso-wrap-style:square;mso-width-percent:0;mso-height-percent:0;mso-wrap-distance-left:9pt;mso-wrap-distance-top:0;mso-wrap-distance-right:9pt;mso-wrap-distance-bottom:0;mso-position-horizontal:left;mso-position-horizontal-relative:margin;mso-position-vertical:absolute;mso-position-vertical-relative:text;mso-width-percent:0;mso-height-percent:0;mso-width-relative:margin;mso-height-relative:margin;v-text-anchor:middle" o:gfxdata="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" adj="18000" fillcolor="#deeaf6 [664]" strokecolor="#5b9bd5 [3208]">
                 <v:textbox>
                   <w:txbxContent>
                     <w:p>
@@ -27875,7 +28811,7 @@
           </mc:Choice>
           <mc:Fallback>
             <w:pict>
-              <v:shape w14:anchorId="7A063B95" id="_x0000_s1047" type="#_x0000_t65" style="position:absolute;left:0;text-align:left;margin-left:0;margin-top:13.95pt;width:413.6pt;height:381pt;z-index:251686912;visibility:visible;mso-wrap-style:square;mso-width-percent:0;mso-height-percent:0;mso-wrap-distance-left:9pt;mso-wrap-distance-top:0;mso-wrap-distance-right:9pt;mso-wrap-distance-bottom:0;mso-position-horizontal:left;mso-position-horizontal-relative:margin;mso-position-vertical:absolute;mso-position-vertical-relative:text;mso-width-percent:0;mso-height-percent:0;mso-width-relative:margin;mso-height-relative:margin;v-text-anchor:middle" o:gfxdata="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" adj="18000" fillcolor="#deeaf6 [664]" strokecolor="#5b9bd5 [3208]">
+              <v:shape w14:anchorId="7A063B95" id="_x0000_s1047" type="#_x0000_t65" style="position:absolute;left:0;text-align:left;margin-left:0;margin-top:13.95pt;width:413.6pt;height:381pt;z-index:251686912;visibility:visible;mso-wrap-style:square;mso-width-percent:0;mso-height-percent:0;mso-wrap-distance-left:9pt;mso-wrap-distance-top:0;mso-wrap-distance-right:9pt;mso-wrap-distance-bottom:0;mso-position-horizontal:left;mso-position-horizontal-relative:margin;mso-position-vertical:absolute;mso-position-vertical-relative:text;mso-width-percent:0;mso-height-percent:0;mso-width-relative:margin;mso-height-relative:margin;v-text-anchor:middle" o:gfxdata="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" adj="18000" fillcolor="#deeaf6 [664]" strokecolor="#5b9bd5 [3208]">
                 <v:textbox>
                   <w:txbxContent>
                     <w:p>
@@ -28350,13 +29286,99 @@
       <w:bookmarkEnd w:id="889"/>
       <w:bookmarkEnd w:id="890"/>
     </w:p>
-    <w:p/>
-    <w:p>
-      <w:r>
-        <w:t xml:space="preserve">Insérez votre webographie ici… </w:t>
-      </w:r>
-    </w:p>
-    <w:p>
+    <w:p>
+      <w:pPr>
+        <w:jc w:val="left"/>
+      </w:pPr>
+    </w:p>
+    <w:p>
+      <w:pPr>
+        <w:pStyle w:val="ListParagraph"/>
+        <w:numPr>
+          <w:ilvl w:val="0"/>
+          <w:numId w:val="56"/>
+        </w:numPr>
+        <w:spacing w:line="360" w:lineRule="auto"/>
+        <w:jc w:val="left"/>
+      </w:pPr>
+      <w:hyperlink r:id="rId53" w:tgtFrame="_blank" w:history="1">
+        <w:r>
+          <w:rPr>
+            <w:rStyle w:val="Hyperlink"/>
+          </w:rPr>
+          <w:t>https://www.ansi.org/resource-center/annual-report-2023</w:t>
+        </w:r>
+      </w:hyperlink>
+      <w:r>
+        <w:t xml:space="preserve"> </w:t>
+      </w:r>
+      <w:r>
+        <w:t>Rapport annuel de l'ANSI détaillant les priorités en matière de normalisation technique, notamment dans les domaines de la cybersécurité et des infrastructures critiques. Il souligne l'importance des standards pour l'innovation technologique, alignée sur les besoins de sécurisation des réseaux</w:t>
+      </w:r>
+      <w:r>
+        <w:t xml:space="preserve"> (visité le 05/08/2025 à 13 : 03).</w:t>
+      </w:r>
+    </w:p>
+    <w:p>
+      <w:pPr>
+        <w:pStyle w:val="ListParagraph"/>
+        <w:numPr>
+          <w:ilvl w:val="0"/>
+          <w:numId w:val="56"/>
+        </w:numPr>
+        <w:spacing w:line="360" w:lineRule="auto"/>
+        <w:jc w:val="left"/>
+      </w:pPr>
+      <w:hyperlink r:id="rId54" w:tgtFrame="_blank" w:history="1">
+        <w:r>
+          <w:rPr>
+            <w:rStyle w:val="Hyperlink"/>
+          </w:rPr>
+          <w:t>https://patnuc.cm/2025/07/11/numerique-pour-tous-le-cameroun-valide-sa-strategie-nationale-de-service-universel/</w:t>
+        </w:r>
+      </w:hyperlink>
+      <w:r>
+        <w:t xml:space="preserve"> </w:t>
+      </w:r>
+      <w:r>
+        <w:t>Document officiel validant la stratégie camerounaise d'inclusion numérique (2025-2030). Il cadre avec la vision "Cameroon Digital 2030" et les objectifs de couverture réseau nationale, notamment le déploiement d'infrastructures hybrides (fibre optique, satellite) et la formation des populations vulnérables</w:t>
+      </w:r>
+      <w:r>
+        <w:t xml:space="preserve"> (visité le 05/08/2025 à 13 : 03).</w:t>
+      </w:r>
+    </w:p>
+    <w:p>
+      <w:pPr>
+        <w:pStyle w:val="ListParagraph"/>
+        <w:numPr>
+          <w:ilvl w:val="0"/>
+          <w:numId w:val="56"/>
+        </w:numPr>
+        <w:spacing w:line="360" w:lineRule="auto"/>
+        <w:jc w:val="left"/>
+      </w:pPr>
+      <w:hyperlink r:id="rId55" w:tgtFrame="_blank" w:history="1">
+        <w:r>
+          <w:rPr>
+            <w:rStyle w:val="Hyperlink"/>
+          </w:rPr>
+          <w:t>https://www.bmz-digital.global/en/initiatives/digital-transformation-center-cameroon/</w:t>
+        </w:r>
+      </w:hyperlink>
+      <w:r>
+        <w:t xml:space="preserve"> Présentation des initiatives soutenues par la coopération allemande pour moderniser l'écosystème numérique camerounais. Inclut des données clés sur l'accessibilité internet (44% d'utilisateurs) et les projets de parcs technologiques à Douala et Yaoundé (visité le 05/08/2025 à 13 : 03).</w:t>
+      </w:r>
+    </w:p>
+    <w:p>
+      <w:pPr>
+        <w:pStyle w:val="ListParagraph"/>
+        <w:numPr>
+          <w:ilvl w:val="0"/>
+          <w:numId w:val="56"/>
+        </w:numPr>
+        <w:spacing w:line="360" w:lineRule="auto"/>
+        <w:jc w:val="left"/>
+      </w:pPr>
       <w:r>
         <w:br w:type="page"/>
       </w:r>
@@ -38320,7 +39342,7 @@
       </w:r>
     </w:p>
     <w:sectPr>
-      <w:footerReference w:type="default" r:id="rId53"/>
+      <w:footerReference w:type="default" r:id="rId56"/>
       <w:type w:val="continuous"/>
       <w:pgSz w:w="11906" w:h="16838" w:code="9"/>
       <w:pgMar w:top="1440" w:right="1797" w:bottom="1440" w:left="1797" w:header="709" w:footer="709" w:gutter="0"/>
@@ -38333,7 +39355,7 @@
 </file>
 
 <file path=word/endnotes.xml><?xml version="1.0" encoding="utf-8"?>
-<w:endnotes xmlns:wpc="http://schemas.microsoft.com/office/word/2010/wordprocessingCanvas" xmlns:cx="http://schemas.microsoft.com/office/drawing/2014/chartex" xmlns:cx1="http://schemas.microsoft.com/office/drawing/2015/9/8/chartex" xmlns:cx2="http://schemas.microsoft.com/office/drawing/2015/10/21/chartex" xmlns:cx3="http://schemas.microsoft.com/office/drawing/2016/5/9/chartex" xmlns:cx4="http://schemas.microsoft.com/office/drawing/2016/5/10/chartex" xmlns:cx5="http://schemas.microsoft.com/office/drawing/2016/5/11/chartex" xmlns:cx6="http://schemas.microsoft.com/office/drawing/2016/5/12/chartex" xmlns:cx7="http://schemas.microsoft.com/office/drawing/2016/5/13/chartex" xmlns:cx8="http://schemas.microsoft.com/office/drawing/2016/5/14/chartex" xmlns:mc="http://schemas.openxmlformats.org/markup-compatibility/2006" xmlns:aink="http://schemas.microsoft.com/office/drawing/2016/ink" xmlns:am3d="http://schemas.microsoft.com/office/drawing/2017/model3d" xmlns:o="urn:schemas-microsoft-com:office:office" xmlns:r="http://schemas.openxmlformats.org/officeDocument/2006/relationships" xmlns:m="http://schemas.openxmlformats.org/officeDocument/2006/math" xmlns:v="urn:schemas-microsoft-com:vml" xmlns:wp14="http://schemas.microsoft.com/office/word/2010/wordprocessingDrawing" xmlns:wp="http://schemas.openxmlformats.org/drawingml/2006/wordprocessingDrawing" xmlns:w10="urn:schemas-microsoft-com:office:word" xmlns:w="http://schemas.openxmlformats.org/wordprocessingml/2006/main" xmlns:w14="http://schemas.microsoft.com/office/word/2010/wordml" xmlns:w15="http://schemas.microsoft.com/office/word/2012/wordml" xmlns:w16cex="http://schemas.microsoft.com/office/word/2018/wordml/cex" xmlns:w16cid="http://schemas.microsoft.com/office/word/2016/wordml/cid" xmlns:w16="http://schemas.microsoft.com/office/word/2018/wordml" xmlns:w16sdtdh="http://schemas.microsoft.com/office/word/2020/wordml/sdtdatahash" xmlns:w16se="http://schemas.microsoft.com/office/word/2015/wordml/symex" xmlns:wpg="http://schemas.microsoft.com/office/word/2010/wordprocessingGroup" xmlns:wpi="http://schemas.microsoft.com/office/word/2010/wordprocessingInk" xmlns:wne="http://schemas.microsoft.com/office/word/2006/wordml" xmlns:wps="http://schemas.microsoft.com/office/word/2010/wordprocessingShape" mc:Ignorable="w14 w15 w16se w16cid w16 w16cex w16sdtdh wp14">
+<w:endnotes xmlns:wpc="http://schemas.microsoft.com/office/word/2010/wordprocessingCanvas" xmlns:cx="http://schemas.microsoft.com/office/drawing/2014/chartex" xmlns:cx1="http://schemas.microsoft.com/office/drawing/2015/9/8/chartex" xmlns:cx2="http://schemas.microsoft.com/office/drawing/2015/10/21/chartex" xmlns:cx3="http://schemas.microsoft.com/office/drawing/2016/5/9/chartex" xmlns:cx4="http://schemas.microsoft.com/office/drawing/2016/5/10/chartex" xmlns:cx5="http://schemas.microsoft.com/office/drawing/2016/5/11/chartex" xmlns:cx6="http://schemas.microsoft.com/office/drawing/2016/5/12/chartex" xmlns:cx7="http://schemas.microsoft.com/office/drawing/2016/5/13/chartex" xmlns:cx8="http://schemas.microsoft.com/office/drawing/2016/5/14/chartex" xmlns:mc="http://schemas.openxmlformats.org/markup-compatibility/2006" xmlns:aink="http://schemas.microsoft.com/office/drawing/2016/ink" xmlns:am3d="http://schemas.microsoft.com/office/drawing/2017/model3d" xmlns:o="urn:schemas-microsoft-com:office:office" xmlns:oel="http://schemas.microsoft.com/office/2019/extlst" xmlns:r="http://schemas.openxmlformats.org/officeDocument/2006/relationships" xmlns:m="http://schemas.openxmlformats.org/officeDocument/2006/math" xmlns:v="urn:schemas-microsoft-com:vml" xmlns:wp14="http://schemas.microsoft.com/office/word/2010/wordprocessingDrawing" xmlns:wp="http://schemas.openxmlformats.org/drawingml/2006/wordprocessingDrawing" xmlns:w10="urn:schemas-microsoft-com:office:word" xmlns:w="http://schemas.openxmlformats.org/wordprocessingml/2006/main" xmlns:w14="http://schemas.microsoft.com/office/word/2010/wordml" xmlns:w15="http://schemas.microsoft.com/office/word/2012/wordml" xmlns:w16cex="http://schemas.microsoft.com/office/word/2018/wordml/cex" xmlns:w16cid="http://schemas.microsoft.com/office/word/2016/wordml/cid" xmlns:w16="http://schemas.microsoft.com/office/word/2018/wordml" xmlns:w16du="http://schemas.microsoft.com/office/word/2023/wordml/word16du" xmlns:w16sdtdh="http://schemas.microsoft.com/office/word/2020/wordml/sdtdatahash" xmlns:w16sdtfl="http://schemas.microsoft.com/office/word/2024/wordml/sdtformatlock" xmlns:w16se="http://schemas.microsoft.com/office/word/2015/wordml/symex" xmlns:wpg="http://schemas.microsoft.com/office/word/2010/wordprocessingGroup" xmlns:wpi="http://schemas.microsoft.com/office/word/2010/wordprocessingInk" xmlns:wne="http://schemas.microsoft.com/office/word/2006/wordml" xmlns:wps="http://schemas.microsoft.com/office/word/2010/wordprocessingShape" mc:Ignorable="w14 w15 w16se w16cid w16 w16cex w16sdtdh w16sdtfl w16du wp14">
   <w:endnote w:type="separator" w:id="-1">
     <w:p>
       <w:pPr>
@@ -38358,7 +39380,7 @@
 </file>
 
 <file path=word/footer1.xml><?xml version="1.0" encoding="utf-8"?>
-<w:ftr xmlns:wpc="http://schemas.microsoft.com/office/word/2010/wordprocessingCanvas" xmlns:cx="http://schemas.microsoft.com/office/drawing/2014/chartex" xmlns:cx1="http://schemas.microsoft.com/office/drawing/2015/9/8/chartex" xmlns:cx2="http://schemas.microsoft.com/office/drawing/2015/10/21/chartex" xmlns:cx3="http://schemas.microsoft.com/office/drawing/2016/5/9/chartex" xmlns:cx4="http://schemas.microsoft.com/office/drawing/2016/5/10/chartex" xmlns:cx5="http://schemas.microsoft.com/office/drawing/2016/5/11/chartex" xmlns:cx6="http://schemas.microsoft.com/office/drawing/2016/5/12/chartex" xmlns:cx7="http://schemas.microsoft.com/office/drawing/2016/5/13/chartex" xmlns:cx8="http://schemas.microsoft.com/office/drawing/2016/5/14/chartex" xmlns:mc="http://schemas.openxmlformats.org/markup-compatibility/2006" xmlns:aink="http://schemas.microsoft.com/office/drawing/2016/ink" xmlns:am3d="http://schemas.microsoft.com/office/drawing/2017/model3d" xmlns:o="urn:schemas-microsoft-com:office:office" xmlns:r="http://schemas.openxmlformats.org/officeDocument/2006/relationships" xmlns:m="http://schemas.openxmlformats.org/officeDocument/2006/math" xmlns:v="urn:schemas-microsoft-com:vml" xmlns:wp14="http://schemas.microsoft.com/office/word/2010/wordprocessingDrawing" xmlns:wp="http://schemas.openxmlformats.org/drawingml/2006/wordprocessingDrawing" xmlns:w10="urn:schemas-microsoft-com:office:word" xmlns:w="http://schemas.openxmlformats.org/wordprocessingml/2006/main" xmlns:w14="http://schemas.microsoft.com/office/word/2010/wordml" xmlns:w15="http://schemas.microsoft.com/office/word/2012/wordml" xmlns:w16cex="http://schemas.microsoft.com/office/word/2018/wordml/cex" xmlns:w16cid="http://schemas.microsoft.com/office/word/2016/wordml/cid" xmlns:w16="http://schemas.microsoft.com/office/word/2018/wordml" xmlns:w16sdtdh="http://schemas.microsoft.com/office/word/2020/wordml/sdtdatahash" xmlns:w16se="http://schemas.microsoft.com/office/word/2015/wordml/symex" xmlns:wpg="http://schemas.microsoft.com/office/word/2010/wordprocessingGroup" xmlns:wpi="http://schemas.microsoft.com/office/word/2010/wordprocessingInk" xmlns:wne="http://schemas.microsoft.com/office/word/2006/wordml" xmlns:wps="http://schemas.microsoft.com/office/word/2010/wordprocessingShape" mc:Ignorable="w14 w15 w16se w16cid w16 w16cex w16sdtdh wp14">
+<w:ftr xmlns:wpc="http://schemas.microsoft.com/office/word/2010/wordprocessingCanvas" xmlns:cx="http://schemas.microsoft.com/office/drawing/2014/chartex" xmlns:cx1="http://schemas.microsoft.com/office/drawing/2015/9/8/chartex" xmlns:cx2="http://schemas.microsoft.com/office/drawing/2015/10/21/chartex" xmlns:cx3="http://schemas.microsoft.com/office/drawing/2016/5/9/chartex" xmlns:cx4="http://schemas.microsoft.com/office/drawing/2016/5/10/chartex" xmlns:cx5="http://schemas.microsoft.com/office/drawing/2016/5/11/chartex" xmlns:cx6="http://schemas.microsoft.com/office/drawing/2016/5/12/chartex" xmlns:cx7="http://schemas.microsoft.com/office/drawing/2016/5/13/chartex" xmlns:cx8="http://schemas.microsoft.com/office/drawing/2016/5/14/chartex" xmlns:mc="http://schemas.openxmlformats.org/markup-compatibility/2006" xmlns:aink="http://schemas.microsoft.com/office/drawing/2016/ink" xmlns:am3d="http://schemas.microsoft.com/office/drawing/2017/model3d" xmlns:o="urn:schemas-microsoft-com:office:office" xmlns:oel="http://schemas.microsoft.com/office/2019/extlst" xmlns:r="http://schemas.openxmlformats.org/officeDocument/2006/relationships" xmlns:m="http://schemas.openxmlformats.org/officeDocument/2006/math" xmlns:v="urn:schemas-microsoft-com:vml" xmlns:wp14="http://schemas.microsoft.com/office/word/2010/wordprocessingDrawing" xmlns:wp="http://schemas.openxmlformats.org/drawingml/2006/wordprocessingDrawing" xmlns:w10="urn:schemas-microsoft-com:office:word" xmlns:w="http://schemas.openxmlformats.org/wordprocessingml/2006/main" xmlns:w14="http://schemas.microsoft.com/office/word/2010/wordml" xmlns:w15="http://schemas.microsoft.com/office/word/2012/wordml" xmlns:w16cex="http://schemas.microsoft.com/office/word/2018/wordml/cex" xmlns:w16cid="http://schemas.microsoft.com/office/word/2016/wordml/cid" xmlns:w16="http://schemas.microsoft.com/office/word/2018/wordml" xmlns:w16du="http://schemas.microsoft.com/office/word/2023/wordml/word16du" xmlns:w16sdtdh="http://schemas.microsoft.com/office/word/2020/wordml/sdtdatahash" xmlns:w16sdtfl="http://schemas.microsoft.com/office/word/2024/wordml/sdtformatlock" xmlns:w16se="http://schemas.microsoft.com/office/word/2015/wordml/symex" xmlns:wpg="http://schemas.microsoft.com/office/word/2010/wordprocessingGroup" xmlns:wpi="http://schemas.microsoft.com/office/word/2010/wordprocessingInk" xmlns:wne="http://schemas.microsoft.com/office/word/2006/wordml" xmlns:wps="http://schemas.microsoft.com/office/word/2010/wordprocessingShape" mc:Ignorable="w14 w15 w16se w16cid w16 w16cex w16sdtdh w16sdtfl w16du wp14">
   <w:p>
     <w:pPr>
       <w:pStyle w:val="Footer"/>
@@ -38512,7 +39534,6 @@
           <w:docPartUnique/>
         </w:docPartObj>
       </w:sdtPr>
-      <w:sdtEndPr/>
       <w:sdtContent>
         <w:r>
           <w:rPr>
@@ -38689,7 +39710,7 @@
             </mc:Choice>
             <mc:Fallback>
               <w:pict>
-                <v:group w14:anchorId="5067DA7F" id="Groupe 19" o:spid="_x0000_s1051" style="position:absolute;left:0;text-align:left;margin-left:-16.8pt;margin-top:0;width:34.4pt;height:56.45pt;z-index:251661312;mso-position-horizontal:right;mso-position-horizontal-relative:margin;mso-position-vertical:bottom;mso-position-vertical-relative:page" coordorigin="1743,14699" coordsize="688,1129" o:gfxdata="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">
+                <v:group w14:anchorId="5067DA7F" id="Groupe 19" o:spid="_x0000_s1051" style="position:absolute;left:0;text-align:left;margin-left:-16.8pt;margin-top:0;width:34.4pt;height:56.45pt;z-index:251661312;mso-position-horizontal:right;mso-position-horizontal-relative:margin;mso-position-vertical:bottom;mso-position-vertical-relative:page" coordorigin="1743,14699" coordsize="688,1129" o:gfxdata="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">
                   <v:shapetype id="_x0000_t32" coordsize="21600,21600" o:spt="32" o:oned="t" path="m,l21600,21600e" filled="f">
                     <v:path arrowok="t" fillok="f" o:connecttype="none"/>
                     <o:lock v:ext="edit" shapetype="t"/>
@@ -38758,7 +39779,7 @@
 </file>
 
 <file path=word/footer2.xml><?xml version="1.0" encoding="utf-8"?>
-<w:ftr xmlns:wpc="http://schemas.microsoft.com/office/word/2010/wordprocessingCanvas" xmlns:cx="http://schemas.microsoft.com/office/drawing/2014/chartex" xmlns:cx1="http://schemas.microsoft.com/office/drawing/2015/9/8/chartex" xmlns:cx2="http://schemas.microsoft.com/office/drawing/2015/10/21/chartex" xmlns:cx3="http://schemas.microsoft.com/office/drawing/2016/5/9/chartex" xmlns:cx4="http://schemas.microsoft.com/office/drawing/2016/5/10/chartex" xmlns:cx5="http://schemas.microsoft.com/office/drawing/2016/5/11/chartex" xmlns:cx6="http://schemas.microsoft.com/office/drawing/2016/5/12/chartex" xmlns:cx7="http://schemas.microsoft.com/office/drawing/2016/5/13/chartex" xmlns:cx8="http://schemas.microsoft.com/office/drawing/2016/5/14/chartex" xmlns:mc="http://schemas.openxmlformats.org/markup-compatibility/2006" xmlns:aink="http://schemas.microsoft.com/office/drawing/2016/ink" xmlns:am3d="http://schemas.microsoft.com/office/drawing/2017/model3d" xmlns:o="urn:schemas-microsoft-com:office:office" xmlns:r="http://schemas.openxmlformats.org/officeDocument/2006/relationships" xmlns:m="http://schemas.openxmlformats.org/officeDocument/2006/math" xmlns:v="urn:schemas-microsoft-com:vml" xmlns:wp14="http://schemas.microsoft.com/office/word/2010/wordprocessingDrawing" xmlns:wp="http://schemas.openxmlformats.org/drawingml/2006/wordprocessingDrawing" xmlns:w10="urn:schemas-microsoft-com:office:word" xmlns:w="http://schemas.openxmlformats.org/wordprocessingml/2006/main" xmlns:w14="http://schemas.microsoft.com/office/word/2010/wordml" xmlns:w15="http://schemas.microsoft.com/office/word/2012/wordml" xmlns:w16cex="http://schemas.microsoft.com/office/word/2018/wordml/cex" xmlns:w16cid="http://schemas.microsoft.com/office/word/2016/wordml/cid" xmlns:w16="http://schemas.microsoft.com/office/word/2018/wordml" xmlns:w16sdtdh="http://schemas.microsoft.com/office/word/2020/wordml/sdtdatahash" xmlns:w16se="http://schemas.microsoft.com/office/word/2015/wordml/symex" xmlns:wpg="http://schemas.microsoft.com/office/word/2010/wordprocessingGroup" xmlns:wpi="http://schemas.microsoft.com/office/word/2010/wordprocessingInk" xmlns:wne="http://schemas.microsoft.com/office/word/2006/wordml" xmlns:wps="http://schemas.microsoft.com/office/word/2010/wordprocessingShape" mc:Ignorable="w14 w15 w16se w16cid w16 w16cex w16sdtdh wp14">
+<w:ftr xmlns:wpc="http://schemas.microsoft.com/office/word/2010/wordprocessingCanvas" xmlns:cx="http://schemas.microsoft.com/office/drawing/2014/chartex" xmlns:cx1="http://schemas.microsoft.com/office/drawing/2015/9/8/chartex" xmlns:cx2="http://schemas.microsoft.com/office/drawing/2015/10/21/chartex" xmlns:cx3="http://schemas.microsoft.com/office/drawing/2016/5/9/chartex" xmlns:cx4="http://schemas.microsoft.com/office/drawing/2016/5/10/chartex" xmlns:cx5="http://schemas.microsoft.com/office/drawing/2016/5/11/chartex" xmlns:cx6="http://schemas.microsoft.com/office/drawing/2016/5/12/chartex" xmlns:cx7="http://schemas.microsoft.com/office/drawing/2016/5/13/chartex" xmlns:cx8="http://schemas.microsoft.com/office/drawing/2016/5/14/chartex" xmlns:mc="http://schemas.openxmlformats.org/markup-compatibility/2006" xmlns:aink="http://schemas.microsoft.com/office/drawing/2016/ink" xmlns:am3d="http://schemas.microsoft.com/office/drawing/2017/model3d" xmlns:o="urn:schemas-microsoft-com:office:office" xmlns:oel="http://schemas.microsoft.com/office/2019/extlst" xmlns:r="http://schemas.openxmlformats.org/officeDocument/2006/relationships" xmlns:m="http://schemas.openxmlformats.org/officeDocument/2006/math" xmlns:v="urn:schemas-microsoft-com:vml" xmlns:wp14="http://schemas.microsoft.com/office/word/2010/wordprocessingDrawing" xmlns:wp="http://schemas.openxmlformats.org/drawingml/2006/wordprocessingDrawing" xmlns:w10="urn:schemas-microsoft-com:office:word" xmlns:w="http://schemas.openxmlformats.org/wordprocessingml/2006/main" xmlns:w14="http://schemas.microsoft.com/office/word/2010/wordml" xmlns:w15="http://schemas.microsoft.com/office/word/2012/wordml" xmlns:w16cex="http://schemas.microsoft.com/office/word/2018/wordml/cex" xmlns:w16cid="http://schemas.microsoft.com/office/word/2016/wordml/cid" xmlns:w16="http://schemas.microsoft.com/office/word/2018/wordml" xmlns:w16du="http://schemas.microsoft.com/office/word/2023/wordml/word16du" xmlns:w16sdtdh="http://schemas.microsoft.com/office/word/2020/wordml/sdtdatahash" xmlns:w16sdtfl="http://schemas.microsoft.com/office/word/2024/wordml/sdtformatlock" xmlns:w16se="http://schemas.microsoft.com/office/word/2015/wordml/symex" xmlns:wpg="http://schemas.microsoft.com/office/word/2010/wordprocessingGroup" xmlns:wpi="http://schemas.microsoft.com/office/word/2010/wordprocessingInk" xmlns:wne="http://schemas.microsoft.com/office/word/2006/wordml" xmlns:wps="http://schemas.microsoft.com/office/word/2010/wordprocessingShape" mc:Ignorable="w14 w15 w16se w16cid w16 w16cex w16sdtdh w16sdtfl w16du wp14">
   <w:p>
     <w:pPr>
       <w:pStyle w:val="Footer"/>
@@ -38896,7 +39917,7 @@
 </file>
 
 <file path=word/footnotes.xml><?xml version="1.0" encoding="utf-8"?>
-<w:footnotes xmlns:wpc="http://schemas.microsoft.com/office/word/2010/wordprocessingCanvas" xmlns:cx="http://schemas.microsoft.com/office/drawing/2014/chartex" xmlns:cx1="http://schemas.microsoft.com/office/drawing/2015/9/8/chartex" xmlns:cx2="http://schemas.microsoft.com/office/drawing/2015/10/21/chartex" xmlns:cx3="http://schemas.microsoft.com/office/drawing/2016/5/9/chartex" xmlns:cx4="http://schemas.microsoft.com/office/drawing/2016/5/10/chartex" xmlns:cx5="http://schemas.microsoft.com/office/drawing/2016/5/11/chartex" xmlns:cx6="http://schemas.microsoft.com/office/drawing/2016/5/12/chartex" xmlns:cx7="http://schemas.microsoft.com/office/drawing/2016/5/13/chartex" xmlns:cx8="http://schemas.microsoft.com/office/drawing/2016/5/14/chartex" xmlns:mc="http://schemas.openxmlformats.org/markup-compatibility/2006" xmlns:aink="http://schemas.microsoft.com/office/drawing/2016/ink" xmlns:am3d="http://schemas.microsoft.com/office/drawing/2017/model3d" xmlns:o="urn:schemas-microsoft-com:office:office" xmlns:r="http://schemas.openxmlformats.org/officeDocument/2006/relationships" xmlns:m="http://schemas.openxmlformats.org/officeDocument/2006/math" xmlns:v="urn:schemas-microsoft-com:vml" xmlns:wp14="http://schemas.microsoft.com/office/word/2010/wordprocessingDrawing" xmlns:wp="http://schemas.openxmlformats.org/drawingml/2006/wordprocessingDrawing" xmlns:w10="urn:schemas-microsoft-com:office:word" xmlns:w="http://schemas.openxmlformats.org/wordprocessingml/2006/main" xmlns:w14="http://schemas.microsoft.com/office/word/2010/wordml" xmlns:w15="http://schemas.microsoft.com/office/word/2012/wordml" xmlns:w16cex="http://schemas.microsoft.com/office/word/2018/wordml/cex" xmlns:w16cid="http://schemas.microsoft.com/office/word/2016/wordml/cid" xmlns:w16="http://schemas.microsoft.com/office/word/2018/wordml" xmlns:w16sdtdh="http://schemas.microsoft.com/office/word/2020/wordml/sdtdatahash" xmlns:w16se="http://schemas.microsoft.com/office/word/2015/wordml/symex" xmlns:wpg="http://schemas.microsoft.com/office/word/2010/wordprocessingGroup" xmlns:wpi="http://schemas.microsoft.com/office/word/2010/wordprocessingInk" xmlns:wne="http://schemas.microsoft.com/office/word/2006/wordml" xmlns:wps="http://schemas.microsoft.com/office/word/2010/wordprocessingShape" mc:Ignorable="w14 w15 w16se w16cid w16 w16cex w16sdtdh wp14">
+<w:footnotes xmlns:wpc="http://schemas.microsoft.com/office/word/2010/wordprocessingCanvas" xmlns:cx="http://schemas.microsoft.com/office/drawing/2014/chartex" xmlns:cx1="http://schemas.microsoft.com/office/drawing/2015/9/8/chartex" xmlns:cx2="http://schemas.microsoft.com/office/drawing/2015/10/21/chartex" xmlns:cx3="http://schemas.microsoft.com/office/drawing/2016/5/9/chartex" xmlns:cx4="http://schemas.microsoft.com/office/drawing/2016/5/10/chartex" xmlns:cx5="http://schemas.microsoft.com/office/drawing/2016/5/11/chartex" xmlns:cx6="http://schemas.microsoft.com/office/drawing/2016/5/12/chartex" xmlns:cx7="http://schemas.microsoft.com/office/drawing/2016/5/13/chartex" xmlns:cx8="http://schemas.microsoft.com/office/drawing/2016/5/14/chartex" xmlns:mc="http://schemas.openxmlformats.org/markup-compatibility/2006" xmlns:aink="http://schemas.microsoft.com/office/drawing/2016/ink" xmlns:am3d="http://schemas.microsoft.com/office/drawing/2017/model3d" xmlns:o="urn:schemas-microsoft-com:office:office" xmlns:oel="http://schemas.microsoft.com/office/2019/extlst" xmlns:r="http://schemas.openxmlformats.org/officeDocument/2006/relationships" xmlns:m="http://schemas.openxmlformats.org/officeDocument/2006/math" xmlns:v="urn:schemas-microsoft-com:vml" xmlns:wp14="http://schemas.microsoft.com/office/word/2010/wordprocessingDrawing" xmlns:wp="http://schemas.openxmlformats.org/drawingml/2006/wordprocessingDrawing" xmlns:w10="urn:schemas-microsoft-com:office:word" xmlns:w="http://schemas.openxmlformats.org/wordprocessingml/2006/main" xmlns:w14="http://schemas.microsoft.com/office/word/2010/wordml" xmlns:w15="http://schemas.microsoft.com/office/word/2012/wordml" xmlns:w16cex="http://schemas.microsoft.com/office/word/2018/wordml/cex" xmlns:w16cid="http://schemas.microsoft.com/office/word/2016/wordml/cid" xmlns:w16="http://schemas.microsoft.com/office/word/2018/wordml" xmlns:w16du="http://schemas.microsoft.com/office/word/2023/wordml/word16du" xmlns:w16sdtdh="http://schemas.microsoft.com/office/word/2020/wordml/sdtdatahash" xmlns:w16sdtfl="http://schemas.microsoft.com/office/word/2024/wordml/sdtformatlock" xmlns:w16se="http://schemas.microsoft.com/office/word/2015/wordml/symex" xmlns:wpg="http://schemas.microsoft.com/office/word/2010/wordprocessingGroup" xmlns:wpi="http://schemas.microsoft.com/office/word/2010/wordprocessingInk" xmlns:wne="http://schemas.microsoft.com/office/word/2006/wordml" xmlns:wps="http://schemas.microsoft.com/office/word/2010/wordprocessingShape" mc:Ignorable="w14 w15 w16se w16cid w16 w16cex w16sdtdh w16sdtfl w16du wp14">
   <w:footnote w:type="separator" w:id="-1">
     <w:p>
       <w:pPr>
@@ -38921,7 +39942,7 @@
 </file>
 
 <file path=word/header1.xml><?xml version="1.0" encoding="utf-8"?>
-<w:hdr xmlns:wpc="http://schemas.microsoft.com/office/word/2010/wordprocessingCanvas" xmlns:cx="http://schemas.microsoft.com/office/drawing/2014/chartex" xmlns:cx1="http://schemas.microsoft.com/office/drawing/2015/9/8/chartex" xmlns:cx2="http://schemas.microsoft.com/office/drawing/2015/10/21/chartex" xmlns:cx3="http://schemas.microsoft.com/office/drawing/2016/5/9/chartex" xmlns:cx4="http://schemas.microsoft.com/office/drawing/2016/5/10/chartex" xmlns:cx5="http://schemas.microsoft.com/office/drawing/2016/5/11/chartex" xmlns:cx6="http://schemas.microsoft.com/office/drawing/2016/5/12/chartex" xmlns:cx7="http://schemas.microsoft.com/office/drawing/2016/5/13/chartex" xmlns:cx8="http://schemas.microsoft.com/office/drawing/2016/5/14/chartex" xmlns:mc="http://schemas.openxmlformats.org/markup-compatibility/2006" xmlns:aink="http://schemas.microsoft.com/office/drawing/2016/ink" xmlns:am3d="http://schemas.microsoft.com/office/drawing/2017/model3d" xmlns:o="urn:schemas-microsoft-com:office:office" xmlns:r="http://schemas.openxmlformats.org/officeDocument/2006/relationships" xmlns:m="http://schemas.openxmlformats.org/officeDocument/2006/math" xmlns:v="urn:schemas-microsoft-com:vml" xmlns:wp14="http://schemas.microsoft.com/office/word/2010/wordprocessingDrawing" xmlns:wp="http://schemas.openxmlformats.org/drawingml/2006/wordprocessingDrawing" xmlns:w10="urn:schemas-microsoft-com:office:word" xmlns:w="http://schemas.openxmlformats.org/wordprocessingml/2006/main" xmlns:w14="http://schemas.microsoft.com/office/word/2010/wordml" xmlns:w15="http://schemas.microsoft.com/office/word/2012/wordml" xmlns:w16cex="http://schemas.microsoft.com/office/word/2018/wordml/cex" xmlns:w16cid="http://schemas.microsoft.com/office/word/2016/wordml/cid" xmlns:w16="http://schemas.microsoft.com/office/word/2018/wordml" xmlns:w16sdtdh="http://schemas.microsoft.com/office/word/2020/wordml/sdtdatahash" xmlns:w16se="http://schemas.microsoft.com/office/word/2015/wordml/symex" xmlns:wpg="http://schemas.microsoft.com/office/word/2010/wordprocessingGroup" xmlns:wpi="http://schemas.microsoft.com/office/word/2010/wordprocessingInk" xmlns:wne="http://schemas.microsoft.com/office/word/2006/wordml" xmlns:wps="http://schemas.microsoft.com/office/word/2010/wordprocessingShape" mc:Ignorable="w14 w15 w16se w16cid w16 w16cex w16sdtdh wp14">
+<w:hdr xmlns:wpc="http://schemas.microsoft.com/office/word/2010/wordprocessingCanvas" xmlns:cx="http://schemas.microsoft.com/office/drawing/2014/chartex" xmlns:cx1="http://schemas.microsoft.com/office/drawing/2015/9/8/chartex" xmlns:cx2="http://schemas.microsoft.com/office/drawing/2015/10/21/chartex" xmlns:cx3="http://schemas.microsoft.com/office/drawing/2016/5/9/chartex" xmlns:cx4="http://schemas.microsoft.com/office/drawing/2016/5/10/chartex" xmlns:cx5="http://schemas.microsoft.com/office/drawing/2016/5/11/chartex" xmlns:cx6="http://schemas.microsoft.com/office/drawing/2016/5/12/chartex" xmlns:cx7="http://schemas.microsoft.com/office/drawing/2016/5/13/chartex" xmlns:cx8="http://schemas.microsoft.com/office/drawing/2016/5/14/chartex" xmlns:mc="http://schemas.openxmlformats.org/markup-compatibility/2006" xmlns:aink="http://schemas.microsoft.com/office/drawing/2016/ink" xmlns:am3d="http://schemas.microsoft.com/office/drawing/2017/model3d" xmlns:o="urn:schemas-microsoft-com:office:office" xmlns:oel="http://schemas.microsoft.com/office/2019/extlst" xmlns:r="http://schemas.openxmlformats.org/officeDocument/2006/relationships" xmlns:m="http://schemas.openxmlformats.org/officeDocument/2006/math" xmlns:v="urn:schemas-microsoft-com:vml" xmlns:wp14="http://schemas.microsoft.com/office/word/2010/wordprocessingDrawing" xmlns:wp="http://schemas.openxmlformats.org/drawingml/2006/wordprocessingDrawing" xmlns:w10="urn:schemas-microsoft-com:office:word" xmlns:w="http://schemas.openxmlformats.org/wordprocessingml/2006/main" xmlns:w14="http://schemas.microsoft.com/office/word/2010/wordml" xmlns:w15="http://schemas.microsoft.com/office/word/2012/wordml" xmlns:w16cex="http://schemas.microsoft.com/office/word/2018/wordml/cex" xmlns:w16cid="http://schemas.microsoft.com/office/word/2016/wordml/cid" xmlns:w16="http://schemas.microsoft.com/office/word/2018/wordml" xmlns:w16du="http://schemas.microsoft.com/office/word/2023/wordml/word16du" xmlns:w16sdtdh="http://schemas.microsoft.com/office/word/2020/wordml/sdtdatahash" xmlns:w16sdtfl="http://schemas.microsoft.com/office/word/2024/wordml/sdtformatlock" xmlns:w16se="http://schemas.microsoft.com/office/word/2015/wordml/symex" xmlns:wpg="http://schemas.microsoft.com/office/word/2010/wordprocessingGroup" xmlns:wpi="http://schemas.microsoft.com/office/word/2010/wordprocessingInk" xmlns:wne="http://schemas.microsoft.com/office/word/2006/wordml" xmlns:wps="http://schemas.microsoft.com/office/word/2010/wordprocessingShape" mc:Ignorable="w14 w15 w16se w16cid w16 w16cex w16sdtdh w16sdtfl w16du wp14">
   <w:p>
     <w:pPr>
       <w:pStyle w:val="Header"/>
@@ -39108,19 +40129,8 @@
                               <w:bCs/>
                               <w:color w:val="FFFFFF" w:themeColor="background1"/>
                             </w:rPr>
-                            <w:t xml:space="preserve"> </w:t>
+                            <w:t xml:space="preserve"> NetBot</w:t>
                           </w:r>
-                          <w:proofErr w:type="spellStart"/>
-                          <w:r>
-                            <w:rPr>
-                              <w:rFonts w:cs="Times New Roman"/>
-                              <w:b/>
-                              <w:bCs/>
-                              <w:color w:val="FFFFFF" w:themeColor="background1"/>
-                            </w:rPr>
-                            <w:t>NetBot</w:t>
-                          </w:r>
-                          <w:proofErr w:type="spellEnd"/>
                         </w:p>
                       </w:txbxContent>
                     </wps:txbx>
@@ -39160,7 +40170,7 @@
               </v:formulas>
               <v:path gradientshapeok="t" limo="10800,10800" o:connecttype="custom" o:connectlocs="@8,0;0,@9;@8,@7;@6,@9" textboxrect="@3,@3,@4,@5"/>
             </v:shapetype>
-            <v:shape id="Organigramme : Alternative 15" o:spid="_x0000_s1048" type="#_x0000_t176" style="position:absolute;left:0;text-align:left;margin-left:7.2pt;margin-top:-22.2pt;width:397.55pt;height:45pt;z-index:251659264;visibility:visible;mso-wrap-style:square;mso-width-percent:0;mso-height-percent:0;mso-wrap-distance-left:9pt;mso-wrap-distance-top:0;mso-wrap-distance-right:9pt;mso-wrap-distance-bottom:0;mso-position-horizontal:absolute;mso-position-horizontal-relative:margin;mso-position-vertical:absolute;mso-position-vertical-relative:text;mso-width-percent:0;mso-height-percent:0;mso-width-relative:margin;mso-height-relative:margin;v-text-anchor:middle" o:gfxdata="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" fillcolor="#ffc000 [3207]" strokecolor="#09101d [484]" strokeweight="1.25pt">
+            <v:shape id="Organigramme : Alternative 15" o:spid="_x0000_s1048" type="#_x0000_t176" style="position:absolute;left:0;text-align:left;margin-left:7.2pt;margin-top:-22.2pt;width:397.55pt;height:45pt;z-index:251659264;visibility:visible;mso-wrap-style:square;mso-width-percent:0;mso-height-percent:0;mso-wrap-distance-left:9pt;mso-wrap-distance-top:0;mso-wrap-distance-right:9pt;mso-wrap-distance-bottom:0;mso-position-horizontal:absolute;mso-position-horizontal-relative:margin;mso-position-vertical:absolute;mso-position-vertical-relative:text;mso-width-percent:0;mso-height-percent:0;mso-width-relative:margin;mso-height-relative:margin;v-text-anchor:middle" o:gfxdata="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" fillcolor="#ffc000 [3207]" strokecolor="#09101d [484]" strokeweight="1.25pt">
               <v:textbox>
                 <w:txbxContent>
                   <w:p>
@@ -39288,19 +40298,8 @@
                         <w:bCs/>
                         <w:color w:val="FFFFFF" w:themeColor="background1"/>
                       </w:rPr>
-                      <w:t xml:space="preserve"> </w:t>
+                      <w:t xml:space="preserve"> NetBot</w:t>
                     </w:r>
-                    <w:proofErr w:type="spellStart"/>
-                    <w:r>
-                      <w:rPr>
-                        <w:rFonts w:cs="Times New Roman"/>
-                        <w:b/>
-                        <w:bCs/>
-                        <w:color w:val="FFFFFF" w:themeColor="background1"/>
-                      </w:rPr>
-                      <w:t>NetBot</w:t>
-                    </w:r>
-                    <w:proofErr w:type="spellEnd"/>
                   </w:p>
                 </w:txbxContent>
               </v:textbox>
@@ -39428,7 +40427,7 @@
               <v:stroke joinstyle="miter"/>
               <v:path gradientshapeok="t" o:connecttype="rect"/>
             </v:shapetype>
-            <v:shape id="Zone de texte 16" o:spid="_x0000_s1049" type="#_x0000_t202" style="position:absolute;left:0;text-align:left;margin-left:0;margin-top:-26pt;width:70.4pt;height:53.85pt;z-index:251664384;visibility:visible;mso-wrap-style:square;mso-width-percent:0;mso-height-percent:0;mso-wrap-distance-left:9pt;mso-wrap-distance-top:0;mso-wrap-distance-right:9pt;mso-wrap-distance-bottom:0;mso-position-horizontal:left;mso-position-horizontal-relative:right-margin-area;mso-position-vertical:absolute;mso-position-vertical-relative:text;mso-width-percent:0;mso-height-percent:0;mso-width-relative:margin;mso-height-relative:margin;v-text-anchor:top" o:gfxdata="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" fillcolor="white [3201]" stroked="f" strokeweight=".5pt">
+            <v:shape id="Zone de texte 16" o:spid="_x0000_s1049" type="#_x0000_t202" style="position:absolute;left:0;text-align:left;margin-left:0;margin-top:-26pt;width:70.4pt;height:53.85pt;z-index:251664384;visibility:visible;mso-wrap-style:square;mso-width-percent:0;mso-height-percent:0;mso-wrap-distance-left:9pt;mso-wrap-distance-top:0;mso-wrap-distance-right:9pt;mso-wrap-distance-bottom:0;mso-position-horizontal:left;mso-position-horizontal-relative:right-margin-area;mso-position-vertical:absolute;mso-position-vertical-relative:text;mso-width-percent:0;mso-height-percent:0;mso-width-relative:margin;mso-height-relative:margin;v-text-anchor:top" o:gfxdata="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" fillcolor="white [3201]" stroked="f" strokeweight=".5pt">
               <v:textbox>
                 <w:txbxContent>
                   <w:p>
@@ -39601,7 +40600,7 @@
         </mc:Choice>
         <mc:Fallback>
           <w:pict>
-            <v:shape w14:anchorId="19568899" id="Zone de texte 1" o:spid="_x0000_s1050" type="#_x0000_t202" style="position:absolute;left:0;text-align:left;margin-left:-71.9pt;margin-top:-21.7pt;width:64.15pt;height:53.7pt;z-index:251662336;visibility:visible;mso-wrap-style:square;mso-height-percent:0;mso-wrap-distance-left:9pt;mso-wrap-distance-top:0;mso-wrap-distance-right:9pt;mso-wrap-distance-bottom:0;mso-position-horizontal:absolute;mso-position-horizontal-relative:text;mso-position-vertical:absolute;mso-position-vertical-relative:text;mso-height-percent:0;mso-height-relative:margin;v-text-anchor:top" o:gfxdata="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" fillcolor="white [3201]" stroked="f" strokeweight=".5pt">
+            <v:shape w14:anchorId="19568899" id="Zone de texte 1" o:spid="_x0000_s1050" type="#_x0000_t202" style="position:absolute;left:0;text-align:left;margin-left:-71.9pt;margin-top:-21.7pt;width:64.15pt;height:53.7pt;z-index:251662336;visibility:visible;mso-wrap-style:square;mso-height-percent:0;mso-wrap-distance-left:9pt;mso-wrap-distance-top:0;mso-wrap-distance-right:9pt;mso-wrap-distance-bottom:0;mso-position-horizontal:absolute;mso-position-horizontal-relative:text;mso-position-vertical:absolute;mso-position-vertical-relative:text;mso-height-percent:0;mso-height-relative:margin;v-text-anchor:top" o:gfxdata="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" fillcolor="white [3201]" stroked="f" strokeweight=".5pt">
               <v:textbox>
                 <w:txbxContent>
                   <w:p>
@@ -39676,8 +40675,121 @@
 </file>
 
 <file path=word/numbering.xml><?xml version="1.0" encoding="utf-8"?>
-<w:numbering xmlns:wpc="http://schemas.microsoft.com/office/word/2010/wordprocessingCanvas" xmlns:cx="http://schemas.microsoft.com/office/drawing/2014/chartex" xmlns:cx1="http://schemas.microsoft.com/office/drawing/2015/9/8/chartex" xmlns:cx2="http://schemas.microsoft.com/office/drawing/2015/10/21/chartex" xmlns:cx3="http://schemas.microsoft.com/office/drawing/2016/5/9/chartex" xmlns:cx4="http://schemas.microsoft.com/office/drawing/2016/5/10/chartex" xmlns:cx5="http://schemas.microsoft.com/office/drawing/2016/5/11/chartex" xmlns:cx6="http://schemas.microsoft.com/office/drawing/2016/5/12/chartex" xmlns:cx7="http://schemas.microsoft.com/office/drawing/2016/5/13/chartex" xmlns:cx8="http://schemas.microsoft.com/office/drawing/2016/5/14/chartex" xmlns:mc="http://schemas.openxmlformats.org/markup-compatibility/2006" xmlns:aink="http://schemas.microsoft.com/office/drawing/2016/ink" xmlns:am3d="http://schemas.microsoft.com/office/drawing/2017/model3d" xmlns:o="urn:schemas-microsoft-com:office:office" xmlns:r="http://schemas.openxmlformats.org/officeDocument/2006/relationships" xmlns:m="http://schemas.openxmlformats.org/officeDocument/2006/math" xmlns:v="urn:schemas-microsoft-com:vml" xmlns:wp14="http://schemas.microsoft.com/office/word/2010/wordprocessingDrawing" xmlns:wp="http://schemas.openxmlformats.org/drawingml/2006/wordprocessingDrawing" xmlns:w10="urn:schemas-microsoft-com:office:word" xmlns:w="http://schemas.openxmlformats.org/wordprocessingml/2006/main" xmlns:w14="http://schemas.microsoft.com/office/word/2010/wordml" xmlns:w15="http://schemas.microsoft.com/office/word/2012/wordml" xmlns:w16cex="http://schemas.microsoft.com/office/word/2018/wordml/cex" xmlns:w16cid="http://schemas.microsoft.com/office/word/2016/wordml/cid" xmlns:w16="http://schemas.microsoft.com/office/word/2018/wordml" xmlns:w16sdtdh="http://schemas.microsoft.com/office/word/2020/wordml/sdtdatahash" xmlns:w16se="http://schemas.microsoft.com/office/word/2015/wordml/symex" xmlns:wpg="http://schemas.microsoft.com/office/word/2010/wordprocessingGroup" xmlns:wpi="http://schemas.microsoft.com/office/word/2010/wordprocessingInk" xmlns:wne="http://schemas.microsoft.com/office/word/2006/wordml" xmlns:wps="http://schemas.microsoft.com/office/word/2010/wordprocessingShape" mc:Ignorable="w14 w15 w16se w16cid w16 w16cex w16sdtdh wp14">
+<w:numbering xmlns:wpc="http://schemas.microsoft.com/office/word/2010/wordprocessingCanvas" xmlns:cx="http://schemas.microsoft.com/office/drawing/2014/chartex" xmlns:cx1="http://schemas.microsoft.com/office/drawing/2015/9/8/chartex" xmlns:cx2="http://schemas.microsoft.com/office/drawing/2015/10/21/chartex" xmlns:cx3="http://schemas.microsoft.com/office/drawing/2016/5/9/chartex" xmlns:cx4="http://schemas.microsoft.com/office/drawing/2016/5/10/chartex" xmlns:cx5="http://schemas.microsoft.com/office/drawing/2016/5/11/chartex" xmlns:cx6="http://schemas.microsoft.com/office/drawing/2016/5/12/chartex" xmlns:cx7="http://schemas.microsoft.com/office/drawing/2016/5/13/chartex" xmlns:cx8="http://schemas.microsoft.com/office/drawing/2016/5/14/chartex" xmlns:mc="http://schemas.openxmlformats.org/markup-compatibility/2006" xmlns:aink="http://schemas.microsoft.com/office/drawing/2016/ink" xmlns:am3d="http://schemas.microsoft.com/office/drawing/2017/model3d" xmlns:o="urn:schemas-microsoft-com:office:office" xmlns:oel="http://schemas.microsoft.com/office/2019/extlst" xmlns:r="http://schemas.openxmlformats.org/officeDocument/2006/relationships" xmlns:m="http://schemas.openxmlformats.org/officeDocument/2006/math" xmlns:v="urn:schemas-microsoft-com:vml" xmlns:wp14="http://schemas.microsoft.com/office/word/2010/wordprocessingDrawing" xmlns:wp="http://schemas.openxmlformats.org/drawingml/2006/wordprocessingDrawing" xmlns:w10="urn:schemas-microsoft-com:office:word" xmlns:w="http://schemas.openxmlformats.org/wordprocessingml/2006/main" xmlns:w14="http://schemas.microsoft.com/office/word/2010/wordml" xmlns:w15="http://schemas.microsoft.com/office/word/2012/wordml" xmlns:w16cex="http://schemas.microsoft.com/office/word/2018/wordml/cex" xmlns:w16cid="http://schemas.microsoft.com/office/word/2016/wordml/cid" xmlns:w16="http://schemas.microsoft.com/office/word/2018/wordml" xmlns:w16du="http://schemas.microsoft.com/office/word/2023/wordml/word16du" xmlns:w16sdtdh="http://schemas.microsoft.com/office/word/2020/wordml/sdtdatahash" xmlns:w16sdtfl="http://schemas.microsoft.com/office/word/2024/wordml/sdtformatlock" xmlns:w16se="http://schemas.microsoft.com/office/word/2015/wordml/symex" xmlns:wpg="http://schemas.microsoft.com/office/word/2010/wordprocessingGroup" xmlns:wpi="http://schemas.microsoft.com/office/word/2010/wordprocessingInk" xmlns:wne="http://schemas.microsoft.com/office/word/2006/wordml" xmlns:wps="http://schemas.microsoft.com/office/word/2010/wordprocessingShape" mc:Ignorable="w14 w15 w16se w16cid w16 w16cex w16sdtdh w16sdtfl w16du wp14">
   <w:abstractNum w:abstractNumId="0" w15:restartNumberingAfterBreak="0">
+    <w:nsid w:val="09F53B79"/>
+    <w:multiLevelType w:val="hybridMultilevel"/>
+    <w:tmpl w:val="2C7AC27C"/>
+    <w:lvl w:ilvl="0" w:tplc="2C0C000D">
+      <w:start w:val="1"/>
+      <w:numFmt w:val="bullet"/>
+      <w:lvlText w:val=""/>
+      <w:lvlJc w:val="left"/>
+      <w:pPr>
+        <w:ind w:left="720" w:hanging="360"/>
+      </w:pPr>
+      <w:rPr>
+        <w:rFonts w:ascii="Wingdings" w:hAnsi="Wingdings" w:hint="default"/>
+      </w:rPr>
+    </w:lvl>
+    <w:lvl w:ilvl="1" w:tplc="2C0C0001">
+      <w:start w:val="1"/>
+      <w:numFmt w:val="bullet"/>
+      <w:lvlText w:val=""/>
+      <w:lvlJc w:val="left"/>
+      <w:pPr>
+        <w:ind w:left="720" w:hanging="360"/>
+      </w:pPr>
+      <w:rPr>
+        <w:rFonts w:ascii="Symbol" w:hAnsi="Symbol" w:hint="default"/>
+      </w:rPr>
+    </w:lvl>
+    <w:lvl w:ilvl="2" w:tplc="2C0C0005">
+      <w:start w:val="1"/>
+      <w:numFmt w:val="bullet"/>
+      <w:lvlText w:val=""/>
+      <w:lvlJc w:val="left"/>
+      <w:pPr>
+        <w:ind w:left="2160" w:hanging="360"/>
+      </w:pPr>
+      <w:rPr>
+        <w:rFonts w:ascii="Wingdings" w:hAnsi="Wingdings" w:hint="default"/>
+      </w:rPr>
+    </w:lvl>
+    <w:lvl w:ilvl="3" w:tplc="2C0C0001" w:tentative="1">
+      <w:start w:val="1"/>
+      <w:numFmt w:val="bullet"/>
+      <w:lvlText w:val=""/>
+      <w:lvlJc w:val="left"/>
+      <w:pPr>
+        <w:ind w:left="2880" w:hanging="360"/>
+      </w:pPr>
+      <w:rPr>
+        <w:rFonts w:ascii="Symbol" w:hAnsi="Symbol" w:hint="default"/>
+      </w:rPr>
+    </w:lvl>
+    <w:lvl w:ilvl="4" w:tplc="2C0C0003" w:tentative="1">
+      <w:start w:val="1"/>
+      <w:numFmt w:val="bullet"/>
+      <w:lvlText w:val="o"/>
+      <w:lvlJc w:val="left"/>
+      <w:pPr>
+        <w:ind w:left="3600" w:hanging="360"/>
+      </w:pPr>
+      <w:rPr>
+        <w:rFonts w:ascii="Courier New" w:hAnsi="Courier New" w:cs="Courier New" w:hint="default"/>
+      </w:rPr>
+    </w:lvl>
+    <w:lvl w:ilvl="5" w:tplc="2C0C0005" w:tentative="1">
+      <w:start w:val="1"/>
+      <w:numFmt w:val="bullet"/>
+      <w:lvlText w:val=""/>
+      <w:lvlJc w:val="left"/>
+      <w:pPr>
+        <w:ind w:left="4320" w:hanging="360"/>
+      </w:pPr>
+      <w:rPr>
+        <w:rFonts w:ascii="Wingdings" w:hAnsi="Wingdings" w:hint="default"/>
+      </w:rPr>
+    </w:lvl>
+    <w:lvl w:ilvl="6" w:tplc="2C0C0001" w:tentative="1">
+      <w:start w:val="1"/>
+      <w:numFmt w:val="bullet"/>
+      <w:lvlText w:val=""/>
+      <w:lvlJc w:val="left"/>
+      <w:pPr>
+        <w:ind w:left="5040" w:hanging="360"/>
+      </w:pPr>
+      <w:rPr>
+        <w:rFonts w:ascii="Symbol" w:hAnsi="Symbol" w:hint="default"/>
+      </w:rPr>
+    </w:lvl>
+    <w:lvl w:ilvl="7" w:tplc="2C0C0003" w:tentative="1">
+      <w:start w:val="1"/>
+      <w:numFmt w:val="bullet"/>
+      <w:lvlText w:val="o"/>
+      <w:lvlJc w:val="left"/>
+      <w:pPr>
+        <w:ind w:left="5760" w:hanging="360"/>
+      </w:pPr>
+      <w:rPr>
+        <w:rFonts w:ascii="Courier New" w:hAnsi="Courier New" w:cs="Courier New" w:hint="default"/>
+      </w:rPr>
+    </w:lvl>
+    <w:lvl w:ilvl="8" w:tplc="2C0C0005" w:tentative="1">
+      <w:start w:val="1"/>
+      <w:numFmt w:val="bullet"/>
+      <w:lvlText w:val=""/>
+      <w:lvlJc w:val="left"/>
+      <w:pPr>
+        <w:ind w:left="6480" w:hanging="360"/>
+      </w:pPr>
+      <w:rPr>
+        <w:rFonts w:ascii="Wingdings" w:hAnsi="Wingdings" w:hint="default"/>
+      </w:rPr>
+    </w:lvl>
+  </w:abstractNum>
+  <w:abstractNum w:abstractNumId="1" w15:restartNumberingAfterBreak="0">
     <w:nsid w:val="0DA05705"/>
     <w:multiLevelType w:val="hybridMultilevel"/>
     <w:tmpl w:val="5B961E36"/>
@@ -39790,7 +40902,120 @@
       </w:rPr>
     </w:lvl>
   </w:abstractNum>
-  <w:abstractNum w:abstractNumId="1" w15:restartNumberingAfterBreak="0">
+  <w:abstractNum w:abstractNumId="2" w15:restartNumberingAfterBreak="0">
+    <w:nsid w:val="126855C9"/>
+    <w:multiLevelType w:val="multilevel"/>
+    <w:tmpl w:val="A02E8FF2"/>
+    <w:lvl w:ilvl="0">
+      <w:start w:val="1"/>
+      <w:numFmt w:val="decimal"/>
+      <w:lvlText w:val="%1."/>
+      <w:lvlJc w:val="left"/>
+      <w:pPr>
+        <w:tabs>
+          <w:tab w:val="num" w:pos="720"/>
+        </w:tabs>
+        <w:ind w:left="720" w:hanging="360"/>
+      </w:pPr>
+    </w:lvl>
+    <w:lvl w:ilvl="1" w:tentative="1">
+      <w:start w:val="1"/>
+      <w:numFmt w:val="decimal"/>
+      <w:lvlText w:val="%2."/>
+      <w:lvlJc w:val="left"/>
+      <w:pPr>
+        <w:tabs>
+          <w:tab w:val="num" w:pos="1440"/>
+        </w:tabs>
+        <w:ind w:left="1440" w:hanging="360"/>
+      </w:pPr>
+    </w:lvl>
+    <w:lvl w:ilvl="2" w:tentative="1">
+      <w:start w:val="1"/>
+      <w:numFmt w:val="decimal"/>
+      <w:lvlText w:val="%3."/>
+      <w:lvlJc w:val="left"/>
+      <w:pPr>
+        <w:tabs>
+          <w:tab w:val="num" w:pos="2160"/>
+        </w:tabs>
+        <w:ind w:left="2160" w:hanging="360"/>
+      </w:pPr>
+    </w:lvl>
+    <w:lvl w:ilvl="3" w:tentative="1">
+      <w:start w:val="1"/>
+      <w:numFmt w:val="decimal"/>
+      <w:lvlText w:val="%4."/>
+      <w:lvlJc w:val="left"/>
+      <w:pPr>
+        <w:tabs>
+          <w:tab w:val="num" w:pos="2880"/>
+        </w:tabs>
+        <w:ind w:left="2880" w:hanging="360"/>
+      </w:pPr>
+    </w:lvl>
+    <w:lvl w:ilvl="4" w:tentative="1">
+      <w:start w:val="1"/>
+      <w:numFmt w:val="decimal"/>
+      <w:lvlText w:val="%5."/>
+      <w:lvlJc w:val="left"/>
+      <w:pPr>
+        <w:tabs>
+          <w:tab w:val="num" w:pos="3600"/>
+        </w:tabs>
+        <w:ind w:left="3600" w:hanging="360"/>
+      </w:pPr>
+    </w:lvl>
+    <w:lvl w:ilvl="5" w:tentative="1">
+      <w:start w:val="1"/>
+      <w:numFmt w:val="decimal"/>
+      <w:lvlText w:val="%6."/>
+      <w:lvlJc w:val="left"/>
+      <w:pPr>
+        <w:tabs>
+          <w:tab w:val="num" w:pos="4320"/>
+        </w:tabs>
+        <w:ind w:left="4320" w:hanging="360"/>
+      </w:pPr>
+    </w:lvl>
+    <w:lvl w:ilvl="6" w:tentative="1">
+      <w:start w:val="1"/>
+      <w:numFmt w:val="decimal"/>
+      <w:lvlText w:val="%7."/>
+      <w:lvlJc w:val="left"/>
+      <w:pPr>
+        <w:tabs>
+          <w:tab w:val="num" w:pos="5040"/>
+        </w:tabs>
+        <w:ind w:left="5040" w:hanging="360"/>
+      </w:pPr>
+    </w:lvl>
+    <w:lvl w:ilvl="7" w:tentative="1">
+      <w:start w:val="1"/>
+      <w:numFmt w:val="decimal"/>
+      <w:lvlText w:val="%8."/>
+      <w:lvlJc w:val="left"/>
+      <w:pPr>
+        <w:tabs>
+          <w:tab w:val="num" w:pos="5760"/>
+        </w:tabs>
+        <w:ind w:left="5760" w:hanging="360"/>
+      </w:pPr>
+    </w:lvl>
+    <w:lvl w:ilvl="8" w:tentative="1">
+      <w:start w:val="1"/>
+      <w:numFmt w:val="decimal"/>
+      <w:lvlText w:val="%9."/>
+      <w:lvlJc w:val="left"/>
+      <w:pPr>
+        <w:tabs>
+          <w:tab w:val="num" w:pos="6480"/>
+        </w:tabs>
+        <w:ind w:left="6480" w:hanging="360"/>
+      </w:pPr>
+    </w:lvl>
+  </w:abstractNum>
+  <w:abstractNum w:abstractNumId="3" w15:restartNumberingAfterBreak="0">
     <w:nsid w:val="12DE1158"/>
     <w:multiLevelType w:val="hybridMultilevel"/>
     <w:tmpl w:val="0EC0617C"/>
@@ -39879,7 +41104,7 @@
       </w:pPr>
     </w:lvl>
   </w:abstractNum>
-  <w:abstractNum w:abstractNumId="2" w15:restartNumberingAfterBreak="0">
+  <w:abstractNum w:abstractNumId="4" w15:restartNumberingAfterBreak="0">
     <w:nsid w:val="15440A53"/>
     <w:multiLevelType w:val="multilevel"/>
     <w:tmpl w:val="B0FC2868"/>
@@ -40001,7 +41226,7 @@
       </w:rPr>
     </w:lvl>
   </w:abstractNum>
-  <w:abstractNum w:abstractNumId="3" w15:restartNumberingAfterBreak="0">
+  <w:abstractNum w:abstractNumId="5" w15:restartNumberingAfterBreak="0">
     <w:nsid w:val="16C3669C"/>
     <w:multiLevelType w:val="hybridMultilevel"/>
     <w:tmpl w:val="4E72C03E"/>
@@ -40088,7 +41313,7 @@
       </w:pPr>
     </w:lvl>
   </w:abstractNum>
-  <w:abstractNum w:abstractNumId="4" w15:restartNumberingAfterBreak="0">
+  <w:abstractNum w:abstractNumId="6" w15:restartNumberingAfterBreak="0">
     <w:nsid w:val="19B32712"/>
     <w:multiLevelType w:val="hybridMultilevel"/>
     <w:tmpl w:val="1D7C6E6E"/>
@@ -40178,7 +41403,7 @@
       </w:pPr>
     </w:lvl>
   </w:abstractNum>
-  <w:abstractNum w:abstractNumId="5" w15:restartNumberingAfterBreak="0">
+  <w:abstractNum w:abstractNumId="7" w15:restartNumberingAfterBreak="0">
     <w:nsid w:val="1A2C4076"/>
     <w:multiLevelType w:val="multilevel"/>
     <w:tmpl w:val="57C6D30E"/>
@@ -40327,7 +41552,7 @@
       </w:rPr>
     </w:lvl>
   </w:abstractNum>
-  <w:abstractNum w:abstractNumId="6" w15:restartNumberingAfterBreak="0">
+  <w:abstractNum w:abstractNumId="8" w15:restartNumberingAfterBreak="0">
     <w:nsid w:val="1B1D4B2A"/>
     <w:multiLevelType w:val="hybridMultilevel"/>
     <w:tmpl w:val="3E56DE68"/>
@@ -40416,7 +41641,7 @@
       </w:pPr>
     </w:lvl>
   </w:abstractNum>
-  <w:abstractNum w:abstractNumId="7" w15:restartNumberingAfterBreak="0">
+  <w:abstractNum w:abstractNumId="9" w15:restartNumberingAfterBreak="0">
     <w:nsid w:val="1B26304E"/>
     <w:multiLevelType w:val="hybridMultilevel"/>
     <w:tmpl w:val="9E44076A"/>
@@ -40540,7 +41765,7 @@
       </w:rPr>
     </w:lvl>
   </w:abstractNum>
-  <w:abstractNum w:abstractNumId="8" w15:restartNumberingAfterBreak="0">
+  <w:abstractNum w:abstractNumId="10" w15:restartNumberingAfterBreak="0">
     <w:nsid w:val="1DDB0E90"/>
     <w:multiLevelType w:val="multilevel"/>
     <w:tmpl w:val="BBCC3206"/>
@@ -40689,7 +41914,7 @@
       </w:rPr>
     </w:lvl>
   </w:abstractNum>
-  <w:abstractNum w:abstractNumId="9" w15:restartNumberingAfterBreak="0">
+  <w:abstractNum w:abstractNumId="11" w15:restartNumberingAfterBreak="0">
     <w:nsid w:val="214B6019"/>
     <w:multiLevelType w:val="multilevel"/>
     <w:tmpl w:val="81087936"/>
@@ -40810,7 +42035,7 @@
       </w:rPr>
     </w:lvl>
   </w:abstractNum>
-  <w:abstractNum w:abstractNumId="10" w15:restartNumberingAfterBreak="0">
+  <w:abstractNum w:abstractNumId="12" w15:restartNumberingAfterBreak="0">
     <w:nsid w:val="2263560F"/>
     <w:multiLevelType w:val="multilevel"/>
     <w:tmpl w:val="80C0B004"/>
@@ -40959,7 +42184,7 @@
       </w:rPr>
     </w:lvl>
   </w:abstractNum>
-  <w:abstractNum w:abstractNumId="11" w15:restartNumberingAfterBreak="0">
+  <w:abstractNum w:abstractNumId="13" w15:restartNumberingAfterBreak="0">
     <w:nsid w:val="238022EF"/>
     <w:multiLevelType w:val="multilevel"/>
     <w:tmpl w:val="C2C45BC0"/>
@@ -41080,7 +42305,7 @@
       </w:rPr>
     </w:lvl>
   </w:abstractNum>
-  <w:abstractNum w:abstractNumId="12" w15:restartNumberingAfterBreak="0">
+  <w:abstractNum w:abstractNumId="14" w15:restartNumberingAfterBreak="0">
     <w:nsid w:val="23912372"/>
     <w:multiLevelType w:val="hybridMultilevel"/>
     <w:tmpl w:val="F2A09416"/>
@@ -41169,7 +42394,7 @@
       </w:pPr>
     </w:lvl>
   </w:abstractNum>
-  <w:abstractNum w:abstractNumId="13" w15:restartNumberingAfterBreak="0">
+  <w:abstractNum w:abstractNumId="15" w15:restartNumberingAfterBreak="0">
     <w:nsid w:val="24230258"/>
     <w:multiLevelType w:val="hybridMultilevel"/>
     <w:tmpl w:val="2B0835BA"/>
@@ -41258,7 +42483,7 @@
       </w:pPr>
     </w:lvl>
   </w:abstractNum>
-  <w:abstractNum w:abstractNumId="14" w15:restartNumberingAfterBreak="0">
+  <w:abstractNum w:abstractNumId="16" w15:restartNumberingAfterBreak="0">
     <w:nsid w:val="27AB7905"/>
     <w:multiLevelType w:val="multilevel"/>
     <w:tmpl w:val="A9023E36"/>
@@ -41379,7 +42604,120 @@
       </w:rPr>
     </w:lvl>
   </w:abstractNum>
-  <w:abstractNum w:abstractNumId="15" w15:restartNumberingAfterBreak="0">
+  <w:abstractNum w:abstractNumId="17" w15:restartNumberingAfterBreak="0">
+    <w:nsid w:val="28EE72F2"/>
+    <w:multiLevelType w:val="hybridMultilevel"/>
+    <w:tmpl w:val="067E5194"/>
+    <w:lvl w:ilvl="0" w:tplc="2C0C0001">
+      <w:start w:val="1"/>
+      <w:numFmt w:val="bullet"/>
+      <w:lvlText w:val=""/>
+      <w:lvlJc w:val="left"/>
+      <w:pPr>
+        <w:ind w:left="3600" w:hanging="360"/>
+      </w:pPr>
+      <w:rPr>
+        <w:rFonts w:ascii="Symbol" w:hAnsi="Symbol" w:hint="default"/>
+      </w:rPr>
+    </w:lvl>
+    <w:lvl w:ilvl="1" w:tplc="2C0C0003" w:tentative="1">
+      <w:start w:val="1"/>
+      <w:numFmt w:val="bullet"/>
+      <w:lvlText w:val="o"/>
+      <w:lvlJc w:val="left"/>
+      <w:pPr>
+        <w:ind w:left="4320" w:hanging="360"/>
+      </w:pPr>
+      <w:rPr>
+        <w:rFonts w:ascii="Courier New" w:hAnsi="Courier New" w:cs="Courier New" w:hint="default"/>
+      </w:rPr>
+    </w:lvl>
+    <w:lvl w:ilvl="2" w:tplc="2C0C0005" w:tentative="1">
+      <w:start w:val="1"/>
+      <w:numFmt w:val="bullet"/>
+      <w:lvlText w:val=""/>
+      <w:lvlJc w:val="left"/>
+      <w:pPr>
+        <w:ind w:left="5040" w:hanging="360"/>
+      </w:pPr>
+      <w:rPr>
+        <w:rFonts w:ascii="Wingdings" w:hAnsi="Wingdings" w:hint="default"/>
+      </w:rPr>
+    </w:lvl>
+    <w:lvl w:ilvl="3" w:tplc="2C0C0001" w:tentative="1">
+      <w:start w:val="1"/>
+      <w:numFmt w:val="bullet"/>
+      <w:lvlText w:val=""/>
+      <w:lvlJc w:val="left"/>
+      <w:pPr>
+        <w:ind w:left="5760" w:hanging="360"/>
+      </w:pPr>
+      <w:rPr>
+        <w:rFonts w:ascii="Symbol" w:hAnsi="Symbol" w:hint="default"/>
+      </w:rPr>
+    </w:lvl>
+    <w:lvl w:ilvl="4" w:tplc="2C0C0003" w:tentative="1">
+      <w:start w:val="1"/>
+      <w:numFmt w:val="bullet"/>
+      <w:lvlText w:val="o"/>
+      <w:lvlJc w:val="left"/>
+      <w:pPr>
+        <w:ind w:left="6480" w:hanging="360"/>
+      </w:pPr>
+      <w:rPr>
+        <w:rFonts w:ascii="Courier New" w:hAnsi="Courier New" w:cs="Courier New" w:hint="default"/>
+      </w:rPr>
+    </w:lvl>
+    <w:lvl w:ilvl="5" w:tplc="2C0C0005" w:tentative="1">
+      <w:start w:val="1"/>
+      <w:numFmt w:val="bullet"/>
+      <w:lvlText w:val=""/>
+      <w:lvlJc w:val="left"/>
+      <w:pPr>
+        <w:ind w:left="7200" w:hanging="360"/>
+      </w:pPr>
+      <w:rPr>
+        <w:rFonts w:ascii="Wingdings" w:hAnsi="Wingdings" w:hint="default"/>
+      </w:rPr>
+    </w:lvl>
+    <w:lvl w:ilvl="6" w:tplc="2C0C0001" w:tentative="1">
+      <w:start w:val="1"/>
+      <w:numFmt w:val="bullet"/>
+      <w:lvlText w:val=""/>
+      <w:lvlJc w:val="left"/>
+      <w:pPr>
+        <w:ind w:left="7920" w:hanging="360"/>
+      </w:pPr>
+      <w:rPr>
+        <w:rFonts w:ascii="Symbol" w:hAnsi="Symbol" w:hint="default"/>
+      </w:rPr>
+    </w:lvl>
+    <w:lvl w:ilvl="7" w:tplc="2C0C0003" w:tentative="1">
+      <w:start w:val="1"/>
+      <w:numFmt w:val="bullet"/>
+      <w:lvlText w:val="o"/>
+      <w:lvlJc w:val="left"/>
+      <w:pPr>
+        <w:ind w:left="8640" w:hanging="360"/>
+      </w:pPr>
+      <w:rPr>
+        <w:rFonts w:ascii="Courier New" w:hAnsi="Courier New" w:cs="Courier New" w:hint="default"/>
+      </w:rPr>
+    </w:lvl>
+    <w:lvl w:ilvl="8" w:tplc="2C0C0005" w:tentative="1">
+      <w:start w:val="1"/>
+      <w:numFmt w:val="bullet"/>
+      <w:lvlText w:val=""/>
+      <w:lvlJc w:val="left"/>
+      <w:pPr>
+        <w:ind w:left="9360" w:hanging="360"/>
+      </w:pPr>
+      <w:rPr>
+        <w:rFonts w:ascii="Wingdings" w:hAnsi="Wingdings" w:hint="default"/>
+      </w:rPr>
+    </w:lvl>
+  </w:abstractNum>
+  <w:abstractNum w:abstractNumId="18" w15:restartNumberingAfterBreak="0">
     <w:nsid w:val="29141217"/>
     <w:multiLevelType w:val="multilevel"/>
     <w:tmpl w:val="2EFE4708"/>
@@ -41500,7 +42838,7 @@
       </w:rPr>
     </w:lvl>
   </w:abstractNum>
-  <w:abstractNum w:abstractNumId="16" w15:restartNumberingAfterBreak="0">
+  <w:abstractNum w:abstractNumId="19" w15:restartNumberingAfterBreak="0">
     <w:nsid w:val="2A890ED2"/>
     <w:multiLevelType w:val="multilevel"/>
     <w:tmpl w:val="9EEE92F6"/>
@@ -41649,7 +42987,7 @@
       </w:rPr>
     </w:lvl>
   </w:abstractNum>
-  <w:abstractNum w:abstractNumId="17" w15:restartNumberingAfterBreak="0">
+  <w:abstractNum w:abstractNumId="20" w15:restartNumberingAfterBreak="0">
     <w:nsid w:val="2CAC0556"/>
     <w:multiLevelType w:val="multilevel"/>
     <w:tmpl w:val="C65E77BE"/>
@@ -41798,7 +43136,7 @@
       </w:rPr>
     </w:lvl>
   </w:abstractNum>
-  <w:abstractNum w:abstractNumId="18" w15:restartNumberingAfterBreak="0">
+  <w:abstractNum w:abstractNumId="21" w15:restartNumberingAfterBreak="0">
     <w:nsid w:val="2CDC1FD4"/>
     <w:multiLevelType w:val="multilevel"/>
     <w:tmpl w:val="5D1458A6"/>
@@ -41911,7 +43249,7 @@
       </w:pPr>
     </w:lvl>
   </w:abstractNum>
-  <w:abstractNum w:abstractNumId="19" w15:restartNumberingAfterBreak="0">
+  <w:abstractNum w:abstractNumId="22" w15:restartNumberingAfterBreak="0">
     <w:nsid w:val="2D682507"/>
     <w:multiLevelType w:val="hybridMultilevel"/>
     <w:tmpl w:val="C1763E86"/>
@@ -42000,7 +43338,7 @@
       </w:pPr>
     </w:lvl>
   </w:abstractNum>
-  <w:abstractNum w:abstractNumId="20" w15:restartNumberingAfterBreak="0">
+  <w:abstractNum w:abstractNumId="23" w15:restartNumberingAfterBreak="0">
     <w:nsid w:val="2FA922F0"/>
     <w:multiLevelType w:val="hybridMultilevel"/>
     <w:tmpl w:val="243A1F9C"/>
@@ -42212,7 +43550,7 @@
       </w:rPr>
     </w:lvl>
   </w:abstractNum>
-  <w:abstractNum w:abstractNumId="21" w15:restartNumberingAfterBreak="0">
+  <w:abstractNum w:abstractNumId="24" w15:restartNumberingAfterBreak="0">
     <w:nsid w:val="33FA2B06"/>
     <w:multiLevelType w:val="multilevel"/>
     <w:tmpl w:val="6C7C7440"/>
@@ -42361,7 +43699,7 @@
       </w:rPr>
     </w:lvl>
   </w:abstractNum>
-  <w:abstractNum w:abstractNumId="22" w15:restartNumberingAfterBreak="0">
+  <w:abstractNum w:abstractNumId="25" w15:restartNumberingAfterBreak="0">
     <w:nsid w:val="345322FD"/>
     <w:multiLevelType w:val="hybridMultilevel"/>
     <w:tmpl w:val="05D636FE"/>
@@ -42475,7 +43813,7 @@
       </w:rPr>
     </w:lvl>
   </w:abstractNum>
-  <w:abstractNum w:abstractNumId="23" w15:restartNumberingAfterBreak="0">
+  <w:abstractNum w:abstractNumId="26" w15:restartNumberingAfterBreak="0">
     <w:nsid w:val="35122717"/>
     <w:multiLevelType w:val="multilevel"/>
     <w:tmpl w:val="793EDFD0"/>
@@ -42596,7 +43934,7 @@
       </w:rPr>
     </w:lvl>
   </w:abstractNum>
-  <w:abstractNum w:abstractNumId="24" w15:restartNumberingAfterBreak="0">
+  <w:abstractNum w:abstractNumId="27" w15:restartNumberingAfterBreak="0">
     <w:nsid w:val="353B5A69"/>
     <w:multiLevelType w:val="hybridMultilevel"/>
     <w:tmpl w:val="4D481418"/>
@@ -42685,7 +44023,7 @@
       </w:pPr>
     </w:lvl>
   </w:abstractNum>
-  <w:abstractNum w:abstractNumId="25" w15:restartNumberingAfterBreak="0">
+  <w:abstractNum w:abstractNumId="28" w15:restartNumberingAfterBreak="0">
     <w:nsid w:val="3891425C"/>
     <w:multiLevelType w:val="hybridMultilevel"/>
     <w:tmpl w:val="6966F40E"/>
@@ -42774,7 +44112,7 @@
       </w:pPr>
     </w:lvl>
   </w:abstractNum>
-  <w:abstractNum w:abstractNumId="26" w15:restartNumberingAfterBreak="0">
+  <w:abstractNum w:abstractNumId="29" w15:restartNumberingAfterBreak="0">
     <w:nsid w:val="3A882ACC"/>
     <w:multiLevelType w:val="hybridMultilevel"/>
     <w:tmpl w:val="AC8284E2"/>
@@ -42863,7 +44201,7 @@
       </w:pPr>
     </w:lvl>
   </w:abstractNum>
-  <w:abstractNum w:abstractNumId="27" w15:restartNumberingAfterBreak="0">
+  <w:abstractNum w:abstractNumId="30" w15:restartNumberingAfterBreak="0">
     <w:nsid w:val="3E015BCD"/>
     <w:multiLevelType w:val="hybridMultilevel"/>
     <w:tmpl w:val="019866BA"/>
@@ -42976,7 +44314,7 @@
       </w:rPr>
     </w:lvl>
   </w:abstractNum>
-  <w:abstractNum w:abstractNumId="28" w15:restartNumberingAfterBreak="0">
+  <w:abstractNum w:abstractNumId="31" w15:restartNumberingAfterBreak="0">
     <w:nsid w:val="41EE07F1"/>
     <w:multiLevelType w:val="hybridMultilevel"/>
     <w:tmpl w:val="A162B23C"/>
@@ -43196,7 +44534,7 @@
       </w:rPr>
     </w:lvl>
   </w:abstractNum>
-  <w:abstractNum w:abstractNumId="29" w15:restartNumberingAfterBreak="0">
+  <w:abstractNum w:abstractNumId="32" w15:restartNumberingAfterBreak="0">
     <w:nsid w:val="45ED6655"/>
     <w:multiLevelType w:val="hybridMultilevel"/>
     <w:tmpl w:val="93662B58"/>
@@ -43285,7 +44623,7 @@
       </w:pPr>
     </w:lvl>
   </w:abstractNum>
-  <w:abstractNum w:abstractNumId="30" w15:restartNumberingAfterBreak="0">
+  <w:abstractNum w:abstractNumId="33" w15:restartNumberingAfterBreak="0">
     <w:nsid w:val="491D121C"/>
     <w:multiLevelType w:val="multilevel"/>
     <w:tmpl w:val="C9E046A2"/>
@@ -43398,7 +44736,7 @@
       </w:rPr>
     </w:lvl>
   </w:abstractNum>
-  <w:abstractNum w:abstractNumId="31" w15:restartNumberingAfterBreak="0">
+  <w:abstractNum w:abstractNumId="34" w15:restartNumberingAfterBreak="0">
     <w:nsid w:val="4E9B5414"/>
     <w:multiLevelType w:val="hybridMultilevel"/>
     <w:tmpl w:val="E04E9C02"/>
@@ -43487,7 +44825,7 @@
       </w:pPr>
     </w:lvl>
   </w:abstractNum>
-  <w:abstractNum w:abstractNumId="32" w15:restartNumberingAfterBreak="0">
+  <w:abstractNum w:abstractNumId="35" w15:restartNumberingAfterBreak="0">
     <w:nsid w:val="4F6C3653"/>
     <w:multiLevelType w:val="hybridMultilevel"/>
     <w:tmpl w:val="3CEA336A"/>
@@ -43576,7 +44914,7 @@
       </w:pPr>
     </w:lvl>
   </w:abstractNum>
-  <w:abstractNum w:abstractNumId="33" w15:restartNumberingAfterBreak="0">
+  <w:abstractNum w:abstractNumId="36" w15:restartNumberingAfterBreak="0">
     <w:nsid w:val="51061532"/>
     <w:multiLevelType w:val="hybridMultilevel"/>
     <w:tmpl w:val="E134233E"/>
@@ -43668,7 +45006,7 @@
       </w:pPr>
     </w:lvl>
   </w:abstractNum>
-  <w:abstractNum w:abstractNumId="34" w15:restartNumberingAfterBreak="0">
+  <w:abstractNum w:abstractNumId="37" w15:restartNumberingAfterBreak="0">
     <w:nsid w:val="53842921"/>
     <w:multiLevelType w:val="hybridMultilevel"/>
     <w:tmpl w:val="131A2504"/>
@@ -43880,7 +45218,7 @@
       </w:rPr>
     </w:lvl>
   </w:abstractNum>
-  <w:abstractNum w:abstractNumId="35" w15:restartNumberingAfterBreak="0">
+  <w:abstractNum w:abstractNumId="38" w15:restartNumberingAfterBreak="0">
     <w:nsid w:val="55AB51B3"/>
     <w:multiLevelType w:val="hybridMultilevel"/>
     <w:tmpl w:val="1BE0E970"/>
@@ -43969,7 +45307,7 @@
       </w:pPr>
     </w:lvl>
   </w:abstractNum>
-  <w:abstractNum w:abstractNumId="36" w15:restartNumberingAfterBreak="0">
+  <w:abstractNum w:abstractNumId="39" w15:restartNumberingAfterBreak="0">
     <w:nsid w:val="5F5B6D7B"/>
     <w:multiLevelType w:val="hybridMultilevel"/>
     <w:tmpl w:val="C2302DA6"/>
@@ -44082,7 +45420,7 @@
       </w:rPr>
     </w:lvl>
   </w:abstractNum>
-  <w:abstractNum w:abstractNumId="37" w15:restartNumberingAfterBreak="0">
+  <w:abstractNum w:abstractNumId="40" w15:restartNumberingAfterBreak="0">
     <w:nsid w:val="600605F8"/>
     <w:multiLevelType w:val="hybridMultilevel"/>
     <w:tmpl w:val="63E0EBD6"/>
@@ -44195,7 +45533,7 @@
       </w:rPr>
     </w:lvl>
   </w:abstractNum>
-  <w:abstractNum w:abstractNumId="38" w15:restartNumberingAfterBreak="0">
+  <w:abstractNum w:abstractNumId="41" w15:restartNumberingAfterBreak="0">
     <w:nsid w:val="60BD711C"/>
     <w:multiLevelType w:val="hybridMultilevel"/>
     <w:tmpl w:val="F6500E84"/>
@@ -44309,7 +45647,7 @@
       </w:rPr>
     </w:lvl>
   </w:abstractNum>
-  <w:abstractNum w:abstractNumId="39" w15:restartNumberingAfterBreak="0">
+  <w:abstractNum w:abstractNumId="42" w15:restartNumberingAfterBreak="0">
     <w:nsid w:val="6175108E"/>
     <w:multiLevelType w:val="hybridMultilevel"/>
     <w:tmpl w:val="72C6AE1E"/>
@@ -44422,7 +45760,7 @@
       </w:rPr>
     </w:lvl>
   </w:abstractNum>
-  <w:abstractNum w:abstractNumId="40" w15:restartNumberingAfterBreak="0">
+  <w:abstractNum w:abstractNumId="43" w15:restartNumberingAfterBreak="0">
     <w:nsid w:val="61C17587"/>
     <w:multiLevelType w:val="hybridMultilevel"/>
     <w:tmpl w:val="102477D0"/>
@@ -44535,7 +45873,120 @@
       </w:rPr>
     </w:lvl>
   </w:abstractNum>
-  <w:abstractNum w:abstractNumId="41" w15:restartNumberingAfterBreak="0">
+  <w:abstractNum w:abstractNumId="44" w15:restartNumberingAfterBreak="0">
+    <w:nsid w:val="670D2E7F"/>
+    <w:multiLevelType w:val="hybridMultilevel"/>
+    <w:tmpl w:val="0A5CC968"/>
+    <w:lvl w:ilvl="0" w:tplc="2C0C000D">
+      <w:start w:val="1"/>
+      <w:numFmt w:val="bullet"/>
+      <w:lvlText w:val=""/>
+      <w:lvlJc w:val="left"/>
+      <w:pPr>
+        <w:ind w:left="720" w:hanging="360"/>
+      </w:pPr>
+      <w:rPr>
+        <w:rFonts w:ascii="Wingdings" w:hAnsi="Wingdings" w:hint="default"/>
+      </w:rPr>
+    </w:lvl>
+    <w:lvl w:ilvl="1" w:tplc="2C0C0003" w:tentative="1">
+      <w:start w:val="1"/>
+      <w:numFmt w:val="bullet"/>
+      <w:lvlText w:val="o"/>
+      <w:lvlJc w:val="left"/>
+      <w:pPr>
+        <w:ind w:left="1440" w:hanging="360"/>
+      </w:pPr>
+      <w:rPr>
+        <w:rFonts w:ascii="Courier New" w:hAnsi="Courier New" w:cs="Courier New" w:hint="default"/>
+      </w:rPr>
+    </w:lvl>
+    <w:lvl w:ilvl="2" w:tplc="2C0C0005" w:tentative="1">
+      <w:start w:val="1"/>
+      <w:numFmt w:val="bullet"/>
+      <w:lvlText w:val=""/>
+      <w:lvlJc w:val="left"/>
+      <w:pPr>
+        <w:ind w:left="2160" w:hanging="360"/>
+      </w:pPr>
+      <w:rPr>
+        <w:rFonts w:ascii="Wingdings" w:hAnsi="Wingdings" w:hint="default"/>
+      </w:rPr>
+    </w:lvl>
+    <w:lvl w:ilvl="3" w:tplc="2C0C0001" w:tentative="1">
+      <w:start w:val="1"/>
+      <w:numFmt w:val="bullet"/>
+      <w:lvlText w:val=""/>
+      <w:lvlJc w:val="left"/>
+      <w:pPr>
+        <w:ind w:left="2880" w:hanging="360"/>
+      </w:pPr>
+      <w:rPr>
+        <w:rFonts w:ascii="Symbol" w:hAnsi="Symbol" w:hint="default"/>
+      </w:rPr>
+    </w:lvl>
+    <w:lvl w:ilvl="4" w:tplc="2C0C0003" w:tentative="1">
+      <w:start w:val="1"/>
+      <w:numFmt w:val="bullet"/>
+      <w:lvlText w:val="o"/>
+      <w:lvlJc w:val="left"/>
+      <w:pPr>
+        <w:ind w:left="3600" w:hanging="360"/>
+      </w:pPr>
+      <w:rPr>
+        <w:rFonts w:ascii="Courier New" w:hAnsi="Courier New" w:cs="Courier New" w:hint="default"/>
+      </w:rPr>
+    </w:lvl>
+    <w:lvl w:ilvl="5" w:tplc="2C0C0005" w:tentative="1">
+      <w:start w:val="1"/>
+      <w:numFmt w:val="bullet"/>
+      <w:lvlText w:val=""/>
+      <w:lvlJc w:val="left"/>
+      <w:pPr>
+        <w:ind w:left="4320" w:hanging="360"/>
+      </w:pPr>
+      <w:rPr>
+        <w:rFonts w:ascii="Wingdings" w:hAnsi="Wingdings" w:hint="default"/>
+      </w:rPr>
+    </w:lvl>
+    <w:lvl w:ilvl="6" w:tplc="2C0C0001" w:tentative="1">
+      <w:start w:val="1"/>
+      <w:numFmt w:val="bullet"/>
+      <w:lvlText w:val=""/>
+      <w:lvlJc w:val="left"/>
+      <w:pPr>
+        <w:ind w:left="5040" w:hanging="360"/>
+      </w:pPr>
+      <w:rPr>
+        <w:rFonts w:ascii="Symbol" w:hAnsi="Symbol" w:hint="default"/>
+      </w:rPr>
+    </w:lvl>
+    <w:lvl w:ilvl="7" w:tplc="2C0C0003" w:tentative="1">
+      <w:start w:val="1"/>
+      <w:numFmt w:val="bullet"/>
+      <w:lvlText w:val="o"/>
+      <w:lvlJc w:val="left"/>
+      <w:pPr>
+        <w:ind w:left="5760" w:hanging="360"/>
+      </w:pPr>
+      <w:rPr>
+        <w:rFonts w:ascii="Courier New" w:hAnsi="Courier New" w:cs="Courier New" w:hint="default"/>
+      </w:rPr>
+    </w:lvl>
+    <w:lvl w:ilvl="8" w:tplc="2C0C0005" w:tentative="1">
+      <w:start w:val="1"/>
+      <w:numFmt w:val="bullet"/>
+      <w:lvlText w:val=""/>
+      <w:lvlJc w:val="left"/>
+      <w:pPr>
+        <w:ind w:left="6480" w:hanging="360"/>
+      </w:pPr>
+      <w:rPr>
+        <w:rFonts w:ascii="Wingdings" w:hAnsi="Wingdings" w:hint="default"/>
+      </w:rPr>
+    </w:lvl>
+  </w:abstractNum>
+  <w:abstractNum w:abstractNumId="45" w15:restartNumberingAfterBreak="0">
     <w:nsid w:val="6879285D"/>
     <w:multiLevelType w:val="hybridMultilevel"/>
     <w:tmpl w:val="40D6CC5A"/>
@@ -44648,7 +46099,7 @@
       </w:rPr>
     </w:lvl>
   </w:abstractNum>
-  <w:abstractNum w:abstractNumId="42" w15:restartNumberingAfterBreak="0">
+  <w:abstractNum w:abstractNumId="46" w15:restartNumberingAfterBreak="0">
     <w:nsid w:val="6D157EE3"/>
     <w:multiLevelType w:val="hybridMultilevel"/>
     <w:tmpl w:val="72188922"/>
@@ -44737,7 +46188,7 @@
       </w:pPr>
     </w:lvl>
   </w:abstractNum>
-  <w:abstractNum w:abstractNumId="43" w15:restartNumberingAfterBreak="0">
+  <w:abstractNum w:abstractNumId="47" w15:restartNumberingAfterBreak="0">
     <w:nsid w:val="702C1217"/>
     <w:multiLevelType w:val="hybridMultilevel"/>
     <w:tmpl w:val="27D2EDDC"/>
@@ -44826,7 +46277,7 @@
       </w:pPr>
     </w:lvl>
   </w:abstractNum>
-  <w:abstractNum w:abstractNumId="44" w15:restartNumberingAfterBreak="0">
+  <w:abstractNum w:abstractNumId="48" w15:restartNumberingAfterBreak="0">
     <w:nsid w:val="739A3475"/>
     <w:multiLevelType w:val="hybridMultilevel"/>
     <w:tmpl w:val="7160FB4A"/>
@@ -44915,7 +46366,319 @@
       </w:pPr>
     </w:lvl>
   </w:abstractNum>
-  <w:abstractNum w:abstractNumId="45" w15:restartNumberingAfterBreak="0">
+  <w:abstractNum w:abstractNumId="49" w15:restartNumberingAfterBreak="0">
+    <w:nsid w:val="76CB1CCE"/>
+    <w:multiLevelType w:val="hybridMultilevel"/>
+    <w:tmpl w:val="8152C382"/>
+    <w:lvl w:ilvl="0" w:tplc="2C0C0001">
+      <w:start w:val="1"/>
+      <w:numFmt w:val="bullet"/>
+      <w:lvlText w:val=""/>
+      <w:lvlJc w:val="left"/>
+      <w:pPr>
+        <w:ind w:left="360" w:hanging="360"/>
+      </w:pPr>
+      <w:rPr>
+        <w:rFonts w:ascii="Symbol" w:hAnsi="Symbol" w:hint="default"/>
+      </w:rPr>
+    </w:lvl>
+    <w:lvl w:ilvl="1" w:tplc="2C0C0003" w:tentative="1">
+      <w:start w:val="1"/>
+      <w:numFmt w:val="bullet"/>
+      <w:lvlText w:val="o"/>
+      <w:lvlJc w:val="left"/>
+      <w:pPr>
+        <w:ind w:left="1080" w:hanging="360"/>
+      </w:pPr>
+      <w:rPr>
+        <w:rFonts w:ascii="Courier New" w:hAnsi="Courier New" w:cs="Courier New" w:hint="default"/>
+      </w:rPr>
+    </w:lvl>
+    <w:lvl w:ilvl="2" w:tplc="2C0C0005" w:tentative="1">
+      <w:start w:val="1"/>
+      <w:numFmt w:val="bullet"/>
+      <w:lvlText w:val=""/>
+      <w:lvlJc w:val="left"/>
+      <w:pPr>
+        <w:ind w:left="1800" w:hanging="360"/>
+      </w:pPr>
+      <w:rPr>
+        <w:rFonts w:ascii="Wingdings" w:hAnsi="Wingdings" w:hint="default"/>
+      </w:rPr>
+    </w:lvl>
+    <w:lvl w:ilvl="3" w:tplc="2C0C0001" w:tentative="1">
+      <w:start w:val="1"/>
+      <w:numFmt w:val="bullet"/>
+      <w:lvlText w:val=""/>
+      <w:lvlJc w:val="left"/>
+      <w:pPr>
+        <w:ind w:left="2520" w:hanging="360"/>
+      </w:pPr>
+      <w:rPr>
+        <w:rFonts w:ascii="Symbol" w:hAnsi="Symbol" w:hint="default"/>
+      </w:rPr>
+    </w:lvl>
+    <w:lvl w:ilvl="4" w:tplc="2C0C0003" w:tentative="1">
+      <w:start w:val="1"/>
+      <w:numFmt w:val="bullet"/>
+      <w:lvlText w:val="o"/>
+      <w:lvlJc w:val="left"/>
+      <w:pPr>
+        <w:ind w:left="3240" w:hanging="360"/>
+      </w:pPr>
+      <w:rPr>
+        <w:rFonts w:ascii="Courier New" w:hAnsi="Courier New" w:cs="Courier New" w:hint="default"/>
+      </w:rPr>
+    </w:lvl>
+    <w:lvl w:ilvl="5" w:tplc="2C0C0005" w:tentative="1">
+      <w:start w:val="1"/>
+      <w:numFmt w:val="bullet"/>
+      <w:lvlText w:val=""/>
+      <w:lvlJc w:val="left"/>
+      <w:pPr>
+        <w:ind w:left="3960" w:hanging="360"/>
+      </w:pPr>
+      <w:rPr>
+        <w:rFonts w:ascii="Wingdings" w:hAnsi="Wingdings" w:hint="default"/>
+      </w:rPr>
+    </w:lvl>
+    <w:lvl w:ilvl="6" w:tplc="2C0C0001" w:tentative="1">
+      <w:start w:val="1"/>
+      <w:numFmt w:val="bullet"/>
+      <w:lvlText w:val=""/>
+      <w:lvlJc w:val="left"/>
+      <w:pPr>
+        <w:ind w:left="4680" w:hanging="360"/>
+      </w:pPr>
+      <w:rPr>
+        <w:rFonts w:ascii="Symbol" w:hAnsi="Symbol" w:hint="default"/>
+      </w:rPr>
+    </w:lvl>
+    <w:lvl w:ilvl="7" w:tplc="2C0C0003" w:tentative="1">
+      <w:start w:val="1"/>
+      <w:numFmt w:val="bullet"/>
+      <w:lvlText w:val="o"/>
+      <w:lvlJc w:val="left"/>
+      <w:pPr>
+        <w:ind w:left="5400" w:hanging="360"/>
+      </w:pPr>
+      <w:rPr>
+        <w:rFonts w:ascii="Courier New" w:hAnsi="Courier New" w:cs="Courier New" w:hint="default"/>
+      </w:rPr>
+    </w:lvl>
+    <w:lvl w:ilvl="8" w:tplc="2C0C0005" w:tentative="1">
+      <w:start w:val="1"/>
+      <w:numFmt w:val="bullet"/>
+      <w:lvlText w:val=""/>
+      <w:lvlJc w:val="left"/>
+      <w:pPr>
+        <w:ind w:left="6120" w:hanging="360"/>
+      </w:pPr>
+      <w:rPr>
+        <w:rFonts w:ascii="Wingdings" w:hAnsi="Wingdings" w:hint="default"/>
+      </w:rPr>
+    </w:lvl>
+  </w:abstractNum>
+  <w:abstractNum w:abstractNumId="50" w15:restartNumberingAfterBreak="0">
+    <w:nsid w:val="77AA156A"/>
+    <w:multiLevelType w:val="hybridMultilevel"/>
+    <w:tmpl w:val="701C74C0"/>
+    <w:lvl w:ilvl="0" w:tplc="2C0C0001">
+      <w:start w:val="1"/>
+      <w:numFmt w:val="bullet"/>
+      <w:lvlText w:val=""/>
+      <w:lvlJc w:val="left"/>
+      <w:pPr>
+        <w:ind w:left="3600" w:hanging="360"/>
+      </w:pPr>
+      <w:rPr>
+        <w:rFonts w:ascii="Symbol" w:hAnsi="Symbol" w:hint="default"/>
+      </w:rPr>
+    </w:lvl>
+    <w:lvl w:ilvl="1" w:tplc="2C0C0003" w:tentative="1">
+      <w:start w:val="1"/>
+      <w:numFmt w:val="bullet"/>
+      <w:lvlText w:val="o"/>
+      <w:lvlJc w:val="left"/>
+      <w:pPr>
+        <w:ind w:left="4320" w:hanging="360"/>
+      </w:pPr>
+      <w:rPr>
+        <w:rFonts w:ascii="Courier New" w:hAnsi="Courier New" w:cs="Courier New" w:hint="default"/>
+      </w:rPr>
+    </w:lvl>
+    <w:lvl w:ilvl="2" w:tplc="2C0C0005" w:tentative="1">
+      <w:start w:val="1"/>
+      <w:numFmt w:val="bullet"/>
+      <w:lvlText w:val=""/>
+      <w:lvlJc w:val="left"/>
+      <w:pPr>
+        <w:ind w:left="5040" w:hanging="360"/>
+      </w:pPr>
+      <w:rPr>
+        <w:rFonts w:ascii="Wingdings" w:hAnsi="Wingdings" w:hint="default"/>
+      </w:rPr>
+    </w:lvl>
+    <w:lvl w:ilvl="3" w:tplc="2C0C0001" w:tentative="1">
+      <w:start w:val="1"/>
+      <w:numFmt w:val="bullet"/>
+      <w:lvlText w:val=""/>
+      <w:lvlJc w:val="left"/>
+      <w:pPr>
+        <w:ind w:left="5760" w:hanging="360"/>
+      </w:pPr>
+      <w:rPr>
+        <w:rFonts w:ascii="Symbol" w:hAnsi="Symbol" w:hint="default"/>
+      </w:rPr>
+    </w:lvl>
+    <w:lvl w:ilvl="4" w:tplc="2C0C0003" w:tentative="1">
+      <w:start w:val="1"/>
+      <w:numFmt w:val="bullet"/>
+      <w:lvlText w:val="o"/>
+      <w:lvlJc w:val="left"/>
+      <w:pPr>
+        <w:ind w:left="6480" w:hanging="360"/>
+      </w:pPr>
+      <w:rPr>
+        <w:rFonts w:ascii="Courier New" w:hAnsi="Courier New" w:cs="Courier New" w:hint="default"/>
+      </w:rPr>
+    </w:lvl>
+    <w:lvl w:ilvl="5" w:tplc="2C0C0005" w:tentative="1">
+      <w:start w:val="1"/>
+      <w:numFmt w:val="bullet"/>
+      <w:lvlText w:val=""/>
+      <w:lvlJc w:val="left"/>
+      <w:pPr>
+        <w:ind w:left="7200" w:hanging="360"/>
+      </w:pPr>
+      <w:rPr>
+        <w:rFonts w:ascii="Wingdings" w:hAnsi="Wingdings" w:hint="default"/>
+      </w:rPr>
+    </w:lvl>
+    <w:lvl w:ilvl="6" w:tplc="2C0C0001" w:tentative="1">
+      <w:start w:val="1"/>
+      <w:numFmt w:val="bullet"/>
+      <w:lvlText w:val=""/>
+      <w:lvlJc w:val="left"/>
+      <w:pPr>
+        <w:ind w:left="7920" w:hanging="360"/>
+      </w:pPr>
+      <w:rPr>
+        <w:rFonts w:ascii="Symbol" w:hAnsi="Symbol" w:hint="default"/>
+      </w:rPr>
+    </w:lvl>
+    <w:lvl w:ilvl="7" w:tplc="2C0C0003" w:tentative="1">
+      <w:start w:val="1"/>
+      <w:numFmt w:val="bullet"/>
+      <w:lvlText w:val="o"/>
+      <w:lvlJc w:val="left"/>
+      <w:pPr>
+        <w:ind w:left="8640" w:hanging="360"/>
+      </w:pPr>
+      <w:rPr>
+        <w:rFonts w:ascii="Courier New" w:hAnsi="Courier New" w:cs="Courier New" w:hint="default"/>
+      </w:rPr>
+    </w:lvl>
+    <w:lvl w:ilvl="8" w:tplc="2C0C0005" w:tentative="1">
+      <w:start w:val="1"/>
+      <w:numFmt w:val="bullet"/>
+      <w:lvlText w:val=""/>
+      <w:lvlJc w:val="left"/>
+      <w:pPr>
+        <w:ind w:left="9360" w:hanging="360"/>
+      </w:pPr>
+      <w:rPr>
+        <w:rFonts w:ascii="Wingdings" w:hAnsi="Wingdings" w:hint="default"/>
+      </w:rPr>
+    </w:lvl>
+  </w:abstractNum>
+  <w:abstractNum w:abstractNumId="51" w15:restartNumberingAfterBreak="0">
+    <w:nsid w:val="78C45A2D"/>
+    <w:multiLevelType w:val="hybridMultilevel"/>
+    <w:tmpl w:val="6F628CAC"/>
+    <w:lvl w:ilvl="0" w:tplc="2C0C0019">
+      <w:start w:val="1"/>
+      <w:numFmt w:val="lowerLetter"/>
+      <w:lvlText w:val="%1."/>
+      <w:lvlJc w:val="left"/>
+      <w:pPr>
+        <w:ind w:left="2868" w:hanging="360"/>
+      </w:pPr>
+    </w:lvl>
+    <w:lvl w:ilvl="1" w:tplc="2C0C0019" w:tentative="1">
+      <w:start w:val="1"/>
+      <w:numFmt w:val="lowerLetter"/>
+      <w:lvlText w:val="%2."/>
+      <w:lvlJc w:val="left"/>
+      <w:pPr>
+        <w:ind w:left="3588" w:hanging="360"/>
+      </w:pPr>
+    </w:lvl>
+    <w:lvl w:ilvl="2" w:tplc="2C0C001B" w:tentative="1">
+      <w:start w:val="1"/>
+      <w:numFmt w:val="lowerRoman"/>
+      <w:lvlText w:val="%3."/>
+      <w:lvlJc w:val="right"/>
+      <w:pPr>
+        <w:ind w:left="4308" w:hanging="180"/>
+      </w:pPr>
+    </w:lvl>
+    <w:lvl w:ilvl="3" w:tplc="2C0C000F" w:tentative="1">
+      <w:start w:val="1"/>
+      <w:numFmt w:val="decimal"/>
+      <w:lvlText w:val="%4."/>
+      <w:lvlJc w:val="left"/>
+      <w:pPr>
+        <w:ind w:left="5028" w:hanging="360"/>
+      </w:pPr>
+    </w:lvl>
+    <w:lvl w:ilvl="4" w:tplc="2C0C0019" w:tentative="1">
+      <w:start w:val="1"/>
+      <w:numFmt w:val="lowerLetter"/>
+      <w:lvlText w:val="%5."/>
+      <w:lvlJc w:val="left"/>
+      <w:pPr>
+        <w:ind w:left="5748" w:hanging="360"/>
+      </w:pPr>
+    </w:lvl>
+    <w:lvl w:ilvl="5" w:tplc="2C0C001B" w:tentative="1">
+      <w:start w:val="1"/>
+      <w:numFmt w:val="lowerRoman"/>
+      <w:lvlText w:val="%6."/>
+      <w:lvlJc w:val="right"/>
+      <w:pPr>
+        <w:ind w:left="6468" w:hanging="180"/>
+      </w:pPr>
+    </w:lvl>
+    <w:lvl w:ilvl="6" w:tplc="2C0C000F" w:tentative="1">
+      <w:start w:val="1"/>
+      <w:numFmt w:val="decimal"/>
+      <w:lvlText w:val="%7."/>
+      <w:lvlJc w:val="left"/>
+      <w:pPr>
+        <w:ind w:left="7188" w:hanging="360"/>
+      </w:pPr>
+    </w:lvl>
+    <w:lvl w:ilvl="7" w:tplc="2C0C0019" w:tentative="1">
+      <w:start w:val="1"/>
+      <w:numFmt w:val="lowerLetter"/>
+      <w:lvlText w:val="%8."/>
+      <w:lvlJc w:val="left"/>
+      <w:pPr>
+        <w:ind w:left="7908" w:hanging="360"/>
+      </w:pPr>
+    </w:lvl>
+    <w:lvl w:ilvl="8" w:tplc="2C0C001B" w:tentative="1">
+      <w:start w:val="1"/>
+      <w:numFmt w:val="lowerRoman"/>
+      <w:lvlText w:val="%9."/>
+      <w:lvlJc w:val="right"/>
+      <w:pPr>
+        <w:ind w:left="8628" w:hanging="180"/>
+      </w:pPr>
+    </w:lvl>
+  </w:abstractNum>
+  <w:abstractNum w:abstractNumId="52" w15:restartNumberingAfterBreak="0">
     <w:nsid w:val="7A486E3D"/>
     <w:multiLevelType w:val="hybridMultilevel"/>
     <w:tmpl w:val="C598FA90"/>
@@ -45028,7 +46791,7 @@
       </w:rPr>
     </w:lvl>
   </w:abstractNum>
-  <w:abstractNum w:abstractNumId="46" w15:restartNumberingAfterBreak="0">
+  <w:abstractNum w:abstractNumId="53" w15:restartNumberingAfterBreak="0">
     <w:nsid w:val="7B5362A0"/>
     <w:multiLevelType w:val="hybridMultilevel"/>
     <w:tmpl w:val="DA44F6DC"/>
@@ -45240,7 +47003,7 @@
       </w:rPr>
     </w:lvl>
   </w:abstractNum>
-  <w:abstractNum w:abstractNumId="47" w15:restartNumberingAfterBreak="0">
+  <w:abstractNum w:abstractNumId="54" w15:restartNumberingAfterBreak="0">
     <w:nsid w:val="7B64006D"/>
     <w:multiLevelType w:val="hybridMultilevel"/>
     <w:tmpl w:val="ECC602E0"/>
@@ -45364,7 +47127,7 @@
       </w:rPr>
     </w:lvl>
   </w:abstractNum>
-  <w:abstractNum w:abstractNumId="48" w15:restartNumberingAfterBreak="0">
+  <w:abstractNum w:abstractNumId="55" w15:restartNumberingAfterBreak="0">
     <w:nsid w:val="7D3B08FF"/>
     <w:multiLevelType w:val="hybridMultilevel"/>
     <w:tmpl w:val="C4DCDB7C"/>
@@ -45477,7 +47240,7 @@
       </w:rPr>
     </w:lvl>
   </w:abstractNum>
-  <w:abstractNum w:abstractNumId="49" w15:restartNumberingAfterBreak="0">
+  <w:abstractNum w:abstractNumId="56" w15:restartNumberingAfterBreak="0">
     <w:nsid w:val="7FD73222"/>
     <w:multiLevelType w:val="hybridMultilevel"/>
     <w:tmpl w:val="D5141878"/>
@@ -45566,174 +47329,195 @@
       </w:pPr>
     </w:lvl>
   </w:abstractNum>
-  <w:num w:numId="1">
-    <w:abstractNumId w:val="22"/>
+  <w:num w:numId="1" w16cid:durableId="305400396">
+    <w:abstractNumId w:val="25"/>
   </w:num>
-  <w:num w:numId="2">
+  <w:num w:numId="2" w16cid:durableId="55861252">
+    <w:abstractNumId w:val="15"/>
+  </w:num>
+  <w:num w:numId="3" w16cid:durableId="1665164488">
+    <w:abstractNumId w:val="42"/>
+  </w:num>
+  <w:num w:numId="4" w16cid:durableId="167527310">
+    <w:abstractNumId w:val="14"/>
+  </w:num>
+  <w:num w:numId="5" w16cid:durableId="1804806664">
+    <w:abstractNumId w:val="48"/>
+  </w:num>
+  <w:num w:numId="6" w16cid:durableId="1925721206">
+    <w:abstractNumId w:val="11"/>
+  </w:num>
+  <w:num w:numId="7" w16cid:durableId="401680709">
+    <w:abstractNumId w:val="39"/>
+  </w:num>
+  <w:num w:numId="8" w16cid:durableId="321280955">
+    <w:abstractNumId w:val="35"/>
+  </w:num>
+  <w:num w:numId="9" w16cid:durableId="550968123">
+    <w:abstractNumId w:val="56"/>
+  </w:num>
+  <w:num w:numId="10" w16cid:durableId="469832651">
+    <w:abstractNumId w:val="28"/>
+  </w:num>
+  <w:num w:numId="11" w16cid:durableId="348676890">
+    <w:abstractNumId w:val="47"/>
+  </w:num>
+  <w:num w:numId="12" w16cid:durableId="1523470585">
+    <w:abstractNumId w:val="1"/>
+  </w:num>
+  <w:num w:numId="13" w16cid:durableId="1143544589">
+    <w:abstractNumId w:val="52"/>
+  </w:num>
+  <w:num w:numId="14" w16cid:durableId="240792122">
+    <w:abstractNumId w:val="9"/>
+  </w:num>
+  <w:num w:numId="15" w16cid:durableId="1366714600">
+    <w:abstractNumId w:val="30"/>
+  </w:num>
+  <w:num w:numId="16" w16cid:durableId="92288413">
+    <w:abstractNumId w:val="55"/>
+  </w:num>
+  <w:num w:numId="17" w16cid:durableId="1836720207">
+    <w:abstractNumId w:val="23"/>
+  </w:num>
+  <w:num w:numId="18" w16cid:durableId="327486878">
+    <w:abstractNumId w:val="37"/>
+  </w:num>
+  <w:num w:numId="19" w16cid:durableId="1928684906">
+    <w:abstractNumId w:val="43"/>
+  </w:num>
+  <w:num w:numId="20" w16cid:durableId="1316687515">
+    <w:abstractNumId w:val="54"/>
+  </w:num>
+  <w:num w:numId="21" w16cid:durableId="321548168">
+    <w:abstractNumId w:val="31"/>
+  </w:num>
+  <w:num w:numId="22" w16cid:durableId="341468085">
+    <w:abstractNumId w:val="53"/>
+  </w:num>
+  <w:num w:numId="23" w16cid:durableId="740755550">
+    <w:abstractNumId w:val="6"/>
+  </w:num>
+  <w:num w:numId="24" w16cid:durableId="967513717">
+    <w:abstractNumId w:val="36"/>
+  </w:num>
+  <w:num w:numId="25" w16cid:durableId="178590288">
+    <w:abstractNumId w:val="29"/>
+  </w:num>
+  <w:num w:numId="26" w16cid:durableId="1241519871">
+    <w:abstractNumId w:val="3"/>
+  </w:num>
+  <w:num w:numId="27" w16cid:durableId="486750902">
+    <w:abstractNumId w:val="4"/>
+  </w:num>
+  <w:num w:numId="28" w16cid:durableId="515508392">
+    <w:abstractNumId w:val="27"/>
+  </w:num>
+  <w:num w:numId="29" w16cid:durableId="2084256446">
+    <w:abstractNumId w:val="18"/>
+  </w:num>
+  <w:num w:numId="30" w16cid:durableId="1147745581">
+    <w:abstractNumId w:val="38"/>
+  </w:num>
+  <w:num w:numId="31" w16cid:durableId="1375235333">
     <w:abstractNumId w:val="13"/>
   </w:num>
-  <w:num w:numId="3">
-    <w:abstractNumId w:val="39"/>
+  <w:num w:numId="32" w16cid:durableId="703408886">
+    <w:abstractNumId w:val="26"/>
   </w:num>
-  <w:num w:numId="4">
-    <w:abstractNumId w:val="12"/>
+  <w:num w:numId="33" w16cid:durableId="1177311230">
+    <w:abstractNumId w:val="16"/>
   </w:num>
-  <w:num w:numId="5">
-    <w:abstractNumId w:val="44"/>
+  <w:num w:numId="34" w16cid:durableId="1101610662">
+    <w:abstractNumId w:val="33"/>
   </w:num>
-  <w:num w:numId="6">
-    <w:abstractNumId w:val="9"/>
+  <w:num w:numId="35" w16cid:durableId="1919242775">
+    <w:abstractNumId w:val="8"/>
   </w:num>
-  <w:num w:numId="7">
-    <w:abstractNumId w:val="36"/>
+  <w:num w:numId="36" w16cid:durableId="1420251305">
+    <w:abstractNumId w:val="46"/>
   </w:num>
-  <w:num w:numId="8">
+  <w:num w:numId="37" w16cid:durableId="12195005">
     <w:abstractNumId w:val="32"/>
   </w:num>
-  <w:num w:numId="9">
-    <w:abstractNumId w:val="49"/>
-  </w:num>
-  <w:num w:numId="10">
-    <w:abstractNumId w:val="25"/>
-  </w:num>
-  <w:num w:numId="11">
-    <w:abstractNumId w:val="43"/>
-  </w:num>
-  <w:num w:numId="12">
-    <w:abstractNumId w:val="0"/>
-  </w:num>
-  <w:num w:numId="13">
-    <w:abstractNumId w:val="45"/>
-  </w:num>
-  <w:num w:numId="14">
-    <w:abstractNumId w:val="7"/>
-  </w:num>
-  <w:num w:numId="15">
-    <w:abstractNumId w:val="27"/>
-  </w:num>
-  <w:num w:numId="16">
-    <w:abstractNumId w:val="48"/>
-  </w:num>
-  <w:num w:numId="17">
-    <w:abstractNumId w:val="20"/>
-  </w:num>
-  <w:num w:numId="18">
+  <w:num w:numId="38" w16cid:durableId="212236266">
     <w:abstractNumId w:val="34"/>
   </w:num>
-  <w:num w:numId="19">
+  <w:num w:numId="39" w16cid:durableId="1871642706">
     <w:abstractNumId w:val="40"/>
   </w:num>
-  <w:num w:numId="20">
-    <w:abstractNumId w:val="47"/>
-  </w:num>
-  <w:num w:numId="21">
-    <w:abstractNumId w:val="28"/>
-  </w:num>
-  <w:num w:numId="22">
-    <w:abstractNumId w:val="46"/>
-  </w:num>
-  <w:num w:numId="23">
-    <w:abstractNumId w:val="4"/>
-  </w:num>
-  <w:num w:numId="24">
-    <w:abstractNumId w:val="33"/>
-  </w:num>
-  <w:num w:numId="25">
-    <w:abstractNumId w:val="26"/>
-  </w:num>
-  <w:num w:numId="26">
-    <w:abstractNumId w:val="1"/>
-  </w:num>
-  <w:num w:numId="27">
-    <w:abstractNumId w:val="2"/>
-  </w:num>
-  <w:num w:numId="28">
-    <w:abstractNumId w:val="24"/>
-  </w:num>
-  <w:num w:numId="29">
-    <w:abstractNumId w:val="15"/>
-  </w:num>
-  <w:num w:numId="30">
-    <w:abstractNumId w:val="35"/>
-  </w:num>
-  <w:num w:numId="31">
-    <w:abstractNumId w:val="11"/>
-  </w:num>
-  <w:num w:numId="32">
-    <w:abstractNumId w:val="23"/>
-  </w:num>
-  <w:num w:numId="33">
-    <w:abstractNumId w:val="14"/>
-  </w:num>
-  <w:num w:numId="34">
-    <w:abstractNumId w:val="30"/>
-  </w:num>
-  <w:num w:numId="35">
+  <w:num w:numId="40" w16cid:durableId="670565567">
     <w:abstractNumId w:val="6"/>
-  </w:num>
-  <w:num w:numId="36">
-    <w:abstractNumId w:val="42"/>
-  </w:num>
-  <w:num w:numId="37">
-    <w:abstractNumId w:val="29"/>
-  </w:num>
-  <w:num w:numId="38">
-    <w:abstractNumId w:val="31"/>
-  </w:num>
-  <w:num w:numId="39">
-    <w:abstractNumId w:val="37"/>
-  </w:num>
-  <w:num w:numId="40">
-    <w:abstractNumId w:val="4"/>
     <w:lvlOverride w:ilvl="0">
       <w:startOverride w:val="1"/>
     </w:lvlOverride>
   </w:num>
-  <w:num w:numId="41">
+  <w:num w:numId="41" w16cid:durableId="1946114137">
+    <w:abstractNumId w:val="7"/>
+  </w:num>
+  <w:num w:numId="42" w16cid:durableId="1893496741">
+    <w:abstractNumId w:val="21"/>
+  </w:num>
+  <w:num w:numId="43" w16cid:durableId="1417633507">
+    <w:abstractNumId w:val="12"/>
+  </w:num>
+  <w:num w:numId="44" w16cid:durableId="112285786">
+    <w:abstractNumId w:val="24"/>
+  </w:num>
+  <w:num w:numId="45" w16cid:durableId="993878234">
+    <w:abstractNumId w:val="19"/>
+  </w:num>
+  <w:num w:numId="46" w16cid:durableId="758599946">
+    <w:abstractNumId w:val="10"/>
+  </w:num>
+  <w:num w:numId="47" w16cid:durableId="1146238912">
+    <w:abstractNumId w:val="20"/>
+  </w:num>
+  <w:num w:numId="48" w16cid:durableId="1117872264">
+    <w:abstractNumId w:val="22"/>
+  </w:num>
+  <w:num w:numId="49" w16cid:durableId="478230844">
     <w:abstractNumId w:val="5"/>
   </w:num>
-  <w:num w:numId="42">
-    <w:abstractNumId w:val="18"/>
-  </w:num>
-  <w:num w:numId="43">
-    <w:abstractNumId w:val="10"/>
-  </w:num>
-  <w:num w:numId="44">
-    <w:abstractNumId w:val="21"/>
-  </w:num>
-  <w:num w:numId="45">
-    <w:abstractNumId w:val="16"/>
-  </w:num>
-  <w:num w:numId="46">
-    <w:abstractNumId w:val="8"/>
-  </w:num>
-  <w:num w:numId="47">
-    <w:abstractNumId w:val="17"/>
-  </w:num>
-  <w:num w:numId="48">
-    <w:abstractNumId w:val="19"/>
-  </w:num>
-  <w:num w:numId="49">
-    <w:abstractNumId w:val="3"/>
-  </w:num>
-  <w:num w:numId="50">
-    <w:abstractNumId w:val="3"/>
+  <w:num w:numId="50" w16cid:durableId="1013415573">
+    <w:abstractNumId w:val="5"/>
     <w:lvlOverride w:ilvl="0">
       <w:startOverride w:val="1"/>
     </w:lvlOverride>
   </w:num>
-  <w:num w:numId="51">
-    <w:abstractNumId w:val="38"/>
+  <w:num w:numId="51" w16cid:durableId="2086953299">
+    <w:abstractNumId w:val="41"/>
   </w:num>
-  <w:num w:numId="52">
-    <w:abstractNumId w:val="41"/>
+  <w:num w:numId="52" w16cid:durableId="1412968876">
+    <w:abstractNumId w:val="45"/>
+  </w:num>
+  <w:num w:numId="53" w16cid:durableId="1737122663">
+    <w:abstractNumId w:val="51"/>
+  </w:num>
+  <w:num w:numId="54" w16cid:durableId="9840149">
+    <w:abstractNumId w:val="17"/>
+  </w:num>
+  <w:num w:numId="55" w16cid:durableId="1619139666">
+    <w:abstractNumId w:val="50"/>
+  </w:num>
+  <w:num w:numId="56" w16cid:durableId="1014385013">
+    <w:abstractNumId w:val="49"/>
+  </w:num>
+  <w:num w:numId="57" w16cid:durableId="605969121">
+    <w:abstractNumId w:val="2"/>
+  </w:num>
+  <w:num w:numId="58" w16cid:durableId="1718775564">
+    <w:abstractNumId w:val="44"/>
+  </w:num>
+  <w:num w:numId="59" w16cid:durableId="288242304">
+    <w:abstractNumId w:val="0"/>
   </w:num>
   <w:numIdMacAtCleanup w:val="50"/>
 </w:numbering>
 </file>
 
 <file path=word/styles.xml><?xml version="1.0" encoding="utf-8"?>
-<w:styles xmlns:mc="http://schemas.openxmlformats.org/markup-compatibility/2006" xmlns:r="http://schemas.openxmlformats.org/officeDocument/2006/relationships" xmlns:w="http://schemas.openxmlformats.org/wordprocessingml/2006/main" xmlns:w14="http://schemas.microsoft.com/office/word/2010/wordml" xmlns:w15="http://schemas.microsoft.com/office/word/2012/wordml" xmlns:w16cex="http://schemas.microsoft.com/office/word/2018/wordml/cex" xmlns:w16cid="http://schemas.microsoft.com/office/word/2016/wordml/cid" xmlns:w16="http://schemas.microsoft.com/office/word/2018/wordml" xmlns:w16sdtdh="http://schemas.microsoft.com/office/word/2020/wordml/sdtdatahash" xmlns:w16se="http://schemas.microsoft.com/office/word/2015/wordml/symex" mc:Ignorable="w14 w15 w16se w16cid w16 w16cex w16sdtdh">
+<w:styles xmlns:mc="http://schemas.openxmlformats.org/markup-compatibility/2006" xmlns:r="http://schemas.openxmlformats.org/officeDocument/2006/relationships" xmlns:w="http://schemas.openxmlformats.org/wordprocessingml/2006/main" xmlns:w14="http://schemas.microsoft.com/office/word/2010/wordml" xmlns:w15="http://schemas.microsoft.com/office/word/2012/wordml" xmlns:w16cex="http://schemas.microsoft.com/office/word/2018/wordml/cex" xmlns:w16cid="http://schemas.microsoft.com/office/word/2016/wordml/cid" xmlns:w16="http://schemas.microsoft.com/office/word/2018/wordml" xmlns:w16du="http://schemas.microsoft.com/office/word/2023/wordml/word16du" xmlns:w16sdtdh="http://schemas.microsoft.com/office/word/2020/wordml/sdtdatahash" xmlns:w16sdtfl="http://schemas.microsoft.com/office/word/2024/wordml/sdtformatlock" xmlns:w16se="http://schemas.microsoft.com/office/word/2015/wordml/symex" mc:Ignorable="w14 w15 w16se w16cid w16 w16cex w16sdtdh w16sdtfl w16du">
   <w:docDefaults>
     <w:rPrDefault>
       <w:rPr>
@@ -46200,7 +47984,7 @@
     <w:uiPriority w:val="9"/>
     <w:unhideWhenUsed/>
     <w:qFormat/>
-    <w:rsid w:val="00285C8E"/>
+    <w:rsid w:val="00506A42"/>
     <w:pPr>
       <w:keepNext/>
       <w:keepLines/>
@@ -46210,7 +47994,7 @@
     <w:rPr>
       <w:rFonts w:eastAsiaTheme="majorEastAsia" w:cstheme="majorBidi"/>
       <w:b/>
-      <w:color w:val="1F4E79" w:themeColor="accent5" w:themeShade="80"/>
+      <w:color w:val="FFC000" w:themeColor="accent4"/>
       <w:sz w:val="36"/>
       <w:szCs w:val="36"/>
     </w:rPr>
@@ -46366,7 +48150,6 @@
   <w:style w:type="character" w:default="1" w:styleId="DefaultParagraphFont">
     <w:name w:val="Default Paragraph Font"/>
     <w:uiPriority w:val="1"/>
-    <w:semiHidden/>
     <w:unhideWhenUsed/>
   </w:style>
   <w:style w:type="table" w:default="1" w:styleId="TableNormal">
@@ -46423,11 +48206,11 @@
     <w:basedOn w:val="DefaultParagraphFont"/>
     <w:link w:val="Heading3"/>
     <w:uiPriority w:val="9"/>
-    <w:rsid w:val="00285C8E"/>
+    <w:rsid w:val="00506A42"/>
     <w:rPr>
       <w:rFonts w:ascii="Times New Roman" w:eastAsiaTheme="majorEastAsia" w:hAnsi="Times New Roman" w:cstheme="majorBidi"/>
       <w:b/>
-      <w:color w:val="1F4E79" w:themeColor="accent5" w:themeShade="80"/>
+      <w:color w:val="FFC000" w:themeColor="accent4"/>
       <w:sz w:val="36"/>
       <w:szCs w:val="36"/>
     </w:rPr>
@@ -47388,6 +49171,292 @@
       <w:tblPr/>
       <w:tcPr>
         <w:shd w:val="clear" w:color="auto" w:fill="FFE599" w:themeFill="accent4" w:themeFillTint="66"/>
+      </w:tcPr>
+    </w:tblStylePr>
+  </w:style>
+  <w:style w:type="table" w:styleId="GridTable4-Accent4">
+    <w:name w:val="Grid Table 4 Accent 4"/>
+    <w:basedOn w:val="TableNormal"/>
+    <w:uiPriority w:val="49"/>
+    <w:rsid w:val="000D6EAD"/>
+    <w:pPr>
+      <w:spacing w:after="0" w:line="240" w:lineRule="auto"/>
+    </w:pPr>
+    <w:tblPr>
+      <w:tblStyleRowBandSize w:val="1"/>
+      <w:tblStyleColBandSize w:val="1"/>
+      <w:tblBorders>
+        <w:top w:val="single" w:sz="4" w:space="0" w:color="FFD966" w:themeColor="accent4" w:themeTint="99"/>
+        <w:left w:val="single" w:sz="4" w:space="0" w:color="FFD966" w:themeColor="accent4" w:themeTint="99"/>
+        <w:bottom w:val="single" w:sz="4" w:space="0" w:color="FFD966" w:themeColor="accent4" w:themeTint="99"/>
+        <w:right w:val="single" w:sz="4" w:space="0" w:color="FFD966" w:themeColor="accent4" w:themeTint="99"/>
+        <w:insideH w:val="single" w:sz="4" w:space="0" w:color="FFD966" w:themeColor="accent4" w:themeTint="99"/>
+        <w:insideV w:val="single" w:sz="4" w:space="0" w:color="FFD966" w:themeColor="accent4" w:themeTint="99"/>
+      </w:tblBorders>
+    </w:tblPr>
+    <w:tblStylePr w:type="firstRow">
+      <w:rPr>
+        <w:b/>
+        <w:bCs/>
+        <w:color w:val="FFFFFF" w:themeColor="background1"/>
+      </w:rPr>
+      <w:tblPr/>
+      <w:tcPr>
+        <w:tcBorders>
+          <w:top w:val="single" w:sz="4" w:space="0" w:color="FFC000" w:themeColor="accent4"/>
+          <w:left w:val="single" w:sz="4" w:space="0" w:color="FFC000" w:themeColor="accent4"/>
+          <w:bottom w:val="single" w:sz="4" w:space="0" w:color="FFC000" w:themeColor="accent4"/>
+          <w:right w:val="single" w:sz="4" w:space="0" w:color="FFC000" w:themeColor="accent4"/>
+          <w:insideH w:val="nil"/>
+          <w:insideV w:val="nil"/>
+        </w:tcBorders>
+        <w:shd w:val="clear" w:color="auto" w:fill="FFC000" w:themeFill="accent4"/>
+      </w:tcPr>
+    </w:tblStylePr>
+    <w:tblStylePr w:type="lastRow">
+      <w:rPr>
+        <w:b/>
+        <w:bCs/>
+      </w:rPr>
+      <w:tblPr/>
+      <w:tcPr>
+        <w:tcBorders>
+          <w:top w:val="double" w:sz="4" w:space="0" w:color="FFC000" w:themeColor="accent4"/>
+        </w:tcBorders>
+      </w:tcPr>
+    </w:tblStylePr>
+    <w:tblStylePr w:type="firstCol">
+      <w:rPr>
+        <w:b/>
+        <w:bCs/>
+      </w:rPr>
+    </w:tblStylePr>
+    <w:tblStylePr w:type="lastCol">
+      <w:rPr>
+        <w:b/>
+        <w:bCs/>
+      </w:rPr>
+    </w:tblStylePr>
+    <w:tblStylePr w:type="band1Vert">
+      <w:tblPr/>
+      <w:tcPr>
+        <w:shd w:val="clear" w:color="auto" w:fill="FFF2CC" w:themeFill="accent4" w:themeFillTint="33"/>
+      </w:tcPr>
+    </w:tblStylePr>
+    <w:tblStylePr w:type="band1Horz">
+      <w:tblPr/>
+      <w:tcPr>
+        <w:shd w:val="clear" w:color="auto" w:fill="FFF2CC" w:themeFill="accent4" w:themeFillTint="33"/>
+      </w:tcPr>
+    </w:tblStylePr>
+  </w:style>
+  <w:style w:type="table" w:styleId="ListTable4-Accent4">
+    <w:name w:val="List Table 4 Accent 4"/>
+    <w:basedOn w:val="TableNormal"/>
+    <w:uiPriority w:val="49"/>
+    <w:rsid w:val="000D6EAD"/>
+    <w:pPr>
+      <w:spacing w:after="0" w:line="240" w:lineRule="auto"/>
+    </w:pPr>
+    <w:tblPr>
+      <w:tblStyleRowBandSize w:val="1"/>
+      <w:tblStyleColBandSize w:val="1"/>
+      <w:tblBorders>
+        <w:top w:val="single" w:sz="4" w:space="0" w:color="FFD966" w:themeColor="accent4" w:themeTint="99"/>
+        <w:left w:val="single" w:sz="4" w:space="0" w:color="FFD966" w:themeColor="accent4" w:themeTint="99"/>
+        <w:bottom w:val="single" w:sz="4" w:space="0" w:color="FFD966" w:themeColor="accent4" w:themeTint="99"/>
+        <w:right w:val="single" w:sz="4" w:space="0" w:color="FFD966" w:themeColor="accent4" w:themeTint="99"/>
+        <w:insideH w:val="single" w:sz="4" w:space="0" w:color="FFD966" w:themeColor="accent4" w:themeTint="99"/>
+      </w:tblBorders>
+    </w:tblPr>
+    <w:tblStylePr w:type="firstRow">
+      <w:rPr>
+        <w:b/>
+        <w:bCs/>
+        <w:color w:val="FFFFFF" w:themeColor="background1"/>
+      </w:rPr>
+      <w:tblPr/>
+      <w:tcPr>
+        <w:tcBorders>
+          <w:top w:val="single" w:sz="4" w:space="0" w:color="FFC000" w:themeColor="accent4"/>
+          <w:left w:val="single" w:sz="4" w:space="0" w:color="FFC000" w:themeColor="accent4"/>
+          <w:bottom w:val="single" w:sz="4" w:space="0" w:color="FFC000" w:themeColor="accent4"/>
+          <w:right w:val="single" w:sz="4" w:space="0" w:color="FFC000" w:themeColor="accent4"/>
+          <w:insideH w:val="nil"/>
+        </w:tcBorders>
+        <w:shd w:val="clear" w:color="auto" w:fill="FFC000" w:themeFill="accent4"/>
+      </w:tcPr>
+    </w:tblStylePr>
+    <w:tblStylePr w:type="lastRow">
+      <w:rPr>
+        <w:b/>
+        <w:bCs/>
+      </w:rPr>
+      <w:tblPr/>
+      <w:tcPr>
+        <w:tcBorders>
+          <w:top w:val="double" w:sz="4" w:space="0" w:color="FFD966" w:themeColor="accent4" w:themeTint="99"/>
+        </w:tcBorders>
+      </w:tcPr>
+    </w:tblStylePr>
+    <w:tblStylePr w:type="firstCol">
+      <w:rPr>
+        <w:b/>
+        <w:bCs/>
+      </w:rPr>
+    </w:tblStylePr>
+    <w:tblStylePr w:type="lastCol">
+      <w:rPr>
+        <w:b/>
+        <w:bCs/>
+      </w:rPr>
+    </w:tblStylePr>
+    <w:tblStylePr w:type="band1Vert">
+      <w:tblPr/>
+      <w:tcPr>
+        <w:shd w:val="clear" w:color="auto" w:fill="FFF2CC" w:themeFill="accent4" w:themeFillTint="33"/>
+      </w:tcPr>
+    </w:tblStylePr>
+    <w:tblStylePr w:type="band1Horz">
+      <w:tblPr/>
+      <w:tcPr>
+        <w:shd w:val="clear" w:color="auto" w:fill="FFF2CC" w:themeFill="accent4" w:themeFillTint="33"/>
+      </w:tcPr>
+    </w:tblStylePr>
+  </w:style>
+  <w:style w:type="table" w:styleId="GridTable3-Accent4">
+    <w:name w:val="Grid Table 3 Accent 4"/>
+    <w:basedOn w:val="TableNormal"/>
+    <w:uiPriority w:val="48"/>
+    <w:rsid w:val="000D6EAD"/>
+    <w:pPr>
+      <w:spacing w:after="0" w:line="240" w:lineRule="auto"/>
+    </w:pPr>
+    <w:tblPr>
+      <w:tblStyleRowBandSize w:val="1"/>
+      <w:tblStyleColBandSize w:val="1"/>
+      <w:tblBorders>
+        <w:top w:val="single" w:sz="4" w:space="0" w:color="FFD966" w:themeColor="accent4" w:themeTint="99"/>
+        <w:left w:val="single" w:sz="4" w:space="0" w:color="FFD966" w:themeColor="accent4" w:themeTint="99"/>
+        <w:bottom w:val="single" w:sz="4" w:space="0" w:color="FFD966" w:themeColor="accent4" w:themeTint="99"/>
+        <w:right w:val="single" w:sz="4" w:space="0" w:color="FFD966" w:themeColor="accent4" w:themeTint="99"/>
+        <w:insideH w:val="single" w:sz="4" w:space="0" w:color="FFD966" w:themeColor="accent4" w:themeTint="99"/>
+        <w:insideV w:val="single" w:sz="4" w:space="0" w:color="FFD966" w:themeColor="accent4" w:themeTint="99"/>
+      </w:tblBorders>
+    </w:tblPr>
+    <w:tblStylePr w:type="firstRow">
+      <w:rPr>
+        <w:b/>
+        <w:bCs/>
+      </w:rPr>
+      <w:tblPr/>
+      <w:tcPr>
+        <w:tcBorders>
+          <w:top w:val="nil"/>
+          <w:left w:val="nil"/>
+          <w:right w:val="nil"/>
+          <w:insideH w:val="nil"/>
+          <w:insideV w:val="nil"/>
+        </w:tcBorders>
+        <w:shd w:val="clear" w:color="auto" w:fill="FFFFFF" w:themeFill="background1"/>
+      </w:tcPr>
+    </w:tblStylePr>
+    <w:tblStylePr w:type="lastRow">
+      <w:rPr>
+        <w:b/>
+        <w:bCs/>
+      </w:rPr>
+      <w:tblPr/>
+      <w:tcPr>
+        <w:tcBorders>
+          <w:left w:val="nil"/>
+          <w:bottom w:val="nil"/>
+          <w:right w:val="nil"/>
+          <w:insideH w:val="nil"/>
+          <w:insideV w:val="nil"/>
+        </w:tcBorders>
+        <w:shd w:val="clear" w:color="auto" w:fill="FFFFFF" w:themeFill="background1"/>
+      </w:tcPr>
+    </w:tblStylePr>
+    <w:tblStylePr w:type="firstCol">
+      <w:pPr>
+        <w:jc w:val="right"/>
+      </w:pPr>
+      <w:rPr>
+        <w:i/>
+        <w:iCs/>
+      </w:rPr>
+      <w:tblPr/>
+      <w:tcPr>
+        <w:tcBorders>
+          <w:top w:val="nil"/>
+          <w:left w:val="nil"/>
+          <w:bottom w:val="nil"/>
+          <w:insideH w:val="nil"/>
+          <w:insideV w:val="nil"/>
+        </w:tcBorders>
+        <w:shd w:val="clear" w:color="auto" w:fill="FFFFFF" w:themeFill="background1"/>
+      </w:tcPr>
+    </w:tblStylePr>
+    <w:tblStylePr w:type="lastCol">
+      <w:rPr>
+        <w:i/>
+        <w:iCs/>
+      </w:rPr>
+      <w:tblPr/>
+      <w:tcPr>
+        <w:tcBorders>
+          <w:top w:val="nil"/>
+          <w:bottom w:val="nil"/>
+          <w:right w:val="nil"/>
+          <w:insideH w:val="nil"/>
+          <w:insideV w:val="nil"/>
+        </w:tcBorders>
+        <w:shd w:val="clear" w:color="auto" w:fill="FFFFFF" w:themeFill="background1"/>
+      </w:tcPr>
+    </w:tblStylePr>
+    <w:tblStylePr w:type="band1Vert">
+      <w:tblPr/>
+      <w:tcPr>
+        <w:shd w:val="clear" w:color="auto" w:fill="FFF2CC" w:themeFill="accent4" w:themeFillTint="33"/>
+      </w:tcPr>
+    </w:tblStylePr>
+    <w:tblStylePr w:type="band1Horz">
+      <w:tblPr/>
+      <w:tcPr>
+        <w:shd w:val="clear" w:color="auto" w:fill="FFF2CC" w:themeFill="accent4" w:themeFillTint="33"/>
+      </w:tcPr>
+    </w:tblStylePr>
+    <w:tblStylePr w:type="neCell">
+      <w:tblPr/>
+      <w:tcPr>
+        <w:tcBorders>
+          <w:bottom w:val="single" w:sz="4" w:space="0" w:color="FFD966" w:themeColor="accent4" w:themeTint="99"/>
+        </w:tcBorders>
+      </w:tcPr>
+    </w:tblStylePr>
+    <w:tblStylePr w:type="nwCell">
+      <w:tblPr/>
+      <w:tcPr>
+        <w:tcBorders>
+          <w:bottom w:val="single" w:sz="4" w:space="0" w:color="FFD966" w:themeColor="accent4" w:themeTint="99"/>
+        </w:tcBorders>
+      </w:tcPr>
+    </w:tblStylePr>
+    <w:tblStylePr w:type="seCell">
+      <w:tblPr/>
+      <w:tcPr>
+        <w:tcBorders>
+          <w:top w:val="single" w:sz="4" w:space="0" w:color="FFD966" w:themeColor="accent4" w:themeTint="99"/>
+        </w:tcBorders>
+      </w:tcPr>
+    </w:tblStylePr>
+    <w:tblStylePr w:type="swCell">
+      <w:tblPr/>
+      <w:tcPr>
+        <w:tcBorders>
+          <w:top w:val="single" w:sz="4" w:space="0" w:color="FFD966" w:themeColor="accent4" w:themeTint="99"/>
+        </w:tcBorders>
       </w:tcPr>
     </w:tblStylePr>
   </w:style>
